--- a/DiplomatervSablon (1) másolata.docx
+++ b/DiplomatervSablon (1) másolata.docx
@@ -1,6 +1,6 @@
 
 <file path=word/document.xml><?xml version="1.0" encoding="utf-8"?>
-<w:document xmlns:wpc="http://schemas.microsoft.com/office/word/2010/wordprocessingCanvas" xmlns:cx="http://schemas.microsoft.com/office/drawing/2014/chartex" xmlns:cx1="http://schemas.microsoft.com/office/drawing/2015/9/8/chartex" xmlns:cx2="http://schemas.microsoft.com/office/drawing/2015/10/21/chartex" xmlns:cx3="http://schemas.microsoft.com/office/drawing/2016/5/9/chartex" xmlns:cx4="http://schemas.microsoft.com/office/drawing/2016/5/10/chartex" xmlns:cx5="http://schemas.microsoft.com/office/drawing/2016/5/11/chartex" xmlns:cx6="http://schemas.microsoft.com/office/drawing/2016/5/12/chartex" xmlns:cx7="http://schemas.microsoft.com/office/drawing/2016/5/13/chartex" xmlns:cx8="http://schemas.microsoft.com/office/drawing/2016/5/14/chartex" xmlns:mc="http://schemas.openxmlformats.org/markup-compatibility/2006" xmlns:aink="http://schemas.microsoft.com/office/drawing/2016/ink" xmlns:am3d="http://schemas.microsoft.com/office/drawing/2017/model3d" xmlns:o="urn:schemas-microsoft-com:office:office" xmlns:oel="http://schemas.microsoft.com/office/2019/extlst" xmlns:r="http://schemas.openxmlformats.org/officeDocument/2006/relationships" xmlns:m="http://schemas.openxmlformats.org/officeDocument/2006/math" xmlns:v="urn:schemas-microsoft-com:vml" xmlns:wp14="http://schemas.microsoft.com/office/word/2010/wordprocessingDrawing" xmlns:wp="http://schemas.openxmlformats.org/drawingml/2006/wordprocessingDrawing" xmlns:w10="urn:schemas-microsoft-com:office:word" xmlns:w="http://schemas.openxmlformats.org/wordprocessingml/2006/main" xmlns:w14="http://schemas.microsoft.com/office/word/2010/wordml" xmlns:w15="http://schemas.microsoft.com/office/word/2012/wordml" xmlns:w16cex="http://schemas.microsoft.com/office/word/2018/wordml/cex" xmlns:w16cid="http://schemas.microsoft.com/office/word/2016/wordml/cid" xmlns:w16="http://schemas.microsoft.com/office/word/2018/wordml" xmlns:w16du="http://schemas.microsoft.com/office/word/2023/wordml/word16du" xmlns:w16sdtdh="http://schemas.microsoft.com/office/word/2020/wordml/sdtdatahash" xmlns:w16sdtfl="http://schemas.microsoft.com/office/word/2024/wordml/sdtformatlock" xmlns:w16se="http://schemas.microsoft.com/office/word/2015/wordml/symex" xmlns:wpg="http://schemas.microsoft.com/office/word/2010/wordprocessingGroup" xmlns:wpi="http://schemas.microsoft.com/office/word/2010/wordprocessingInk" xmlns:wne="http://schemas.microsoft.com/office/word/2006/wordml" xmlns:wps="http://schemas.microsoft.com/office/word/2010/wordprocessingShape" mc:Ignorable="w14 w15 w16se w16cid w16 w16cex w16sdtdh w16sdtfl w16du wp14">
+<w:document xmlns:wpc="http://schemas.microsoft.com/office/word/2010/wordprocessingCanvas" xmlns:cx="http://schemas.microsoft.com/office/drawing/2014/chartex" xmlns:mc="http://schemas.openxmlformats.org/markup-compatibility/2006" xmlns:o="urn:schemas-microsoft-com:office:office" xmlns:r="http://schemas.openxmlformats.org/officeDocument/2006/relationships" xmlns:m="http://schemas.openxmlformats.org/officeDocument/2006/math" xmlns:v="urn:schemas-microsoft-com:vml" xmlns:wp14="http://schemas.microsoft.com/office/word/2010/wordprocessingDrawing" xmlns:wp="http://schemas.openxmlformats.org/drawingml/2006/wordprocessingDrawing" xmlns:w10="urn:schemas-microsoft-com:office:word" xmlns:w="http://schemas.openxmlformats.org/wordprocessingml/2006/main" xmlns:w14="http://schemas.microsoft.com/office/word/2010/wordml" xmlns:w15="http://schemas.microsoft.com/office/word/2012/wordml" xmlns:w16se="http://schemas.microsoft.com/office/word/2015/wordml/symex" xmlns:wpg="http://schemas.microsoft.com/office/word/2010/wordprocessingGroup" xmlns:wpi="http://schemas.microsoft.com/office/word/2010/wordprocessingInk" xmlns:wne="http://schemas.microsoft.com/office/word/2006/wordml" xmlns:wps="http://schemas.microsoft.com/office/word/2010/wordprocessingShape" mc:Ignorable="w14 w15 w16se wp14">
   <w:body>
     <w:p>
       <w:pPr>
@@ -382,6 +382,7 @@
         <w:pStyle w:val="Fejezetcmtartalomjegyzknlkl"/>
       </w:pPr>
       <w:commentRangeStart w:id="4"/>
+      <w:commentRangeStart w:id="5"/>
       <w:r>
         <w:lastRenderedPageBreak/>
         <w:t>Tartalomjegyzék</w:t>
@@ -398,6 +399,18 @@
         </w:rPr>
         <w:commentReference w:id="4"/>
       </w:r>
+      <w:commentRangeEnd w:id="5"/>
+      <w:r>
+        <w:rPr>
+          <w:rStyle w:val="Jegyzethivatkozs"/>
+          <w:rFonts w:cs="Times New Roman"/>
+          <w:b w:val="0"/>
+          <w:bCs w:val="0"/>
+          <w:noProof w:val="0"/>
+          <w:kern w:val="0"/>
+        </w:rPr>
+        <w:commentReference w:id="5"/>
+      </w:r>
     </w:p>
     <w:p>
       <w:pPr>
@@ -4742,7 +4755,7 @@
       <w:r>
         <w:t xml:space="preserve">Alulírott </w:t>
       </w:r>
-      <w:commentRangeStart w:id="5"/>
+      <w:commentRangeStart w:id="6"/>
       <w:r>
         <w:rPr>
           <w:b/>
@@ -4750,29 +4763,29 @@
         </w:rPr>
         <w:t>Kővári Bence</w:t>
       </w:r>
-      <w:commentRangeEnd w:id="5"/>
+      <w:commentRangeEnd w:id="6"/>
       <w:r>
         <w:rPr>
           <w:rStyle w:val="Jegyzethivatkozs"/>
         </w:rPr>
-        <w:commentReference w:id="5"/>
+        <w:commentReference w:id="6"/>
       </w:r>
       <w:r>
         <w:t xml:space="preserve">, szigorló hallgató kijelentem, hogy ezt a </w:t>
       </w:r>
-      <w:commentRangeStart w:id="6"/>
+      <w:commentRangeStart w:id="7"/>
       <w:r>
         <w:t xml:space="preserve">szakdolgozatot/ </w:t>
       </w:r>
       <w:r>
         <w:t>diplomatervet</w:t>
       </w:r>
-      <w:commentRangeEnd w:id="6"/>
+      <w:commentRangeEnd w:id="7"/>
       <w:r>
         <w:rPr>
           <w:rStyle w:val="Jegyzethivatkozs"/>
         </w:rPr>
-        <w:commentReference w:id="6"/>
+        <w:commentReference w:id="7"/>
       </w:r>
       <w:r>
         <w:t xml:space="preserve"> meg nem engedett segítség nélkül, saját magam készítettem, csak a megadott forrásokat (szakirodalom, eszközök stb.) használtam fel. Minden olyan részt, melyet szó szerint, vagy azonos értelemben</w:t>
@@ -4795,29 +4808,13 @@
         <w:t>en munkám alapadatait (szerző</w:t>
       </w:r>
       <w:r>
-        <w:t>, cím, angol és magyar nyelvű tartalmi kivonat, készítés éve, konzulens(</w:t>
-      </w:r>
-      <w:proofErr w:type="spellStart"/>
-      <w:r>
-        <w:t>ek</w:t>
-      </w:r>
-      <w:proofErr w:type="spellEnd"/>
-      <w:r>
-        <w:t xml:space="preserve">) neve) a BME VIK nyilvánosan hozzáférhető elektronikus formában, a munka teljes szövegét pedig az egyetem belső hálózatán keresztül (vagy </w:t>
+        <w:t xml:space="preserve">, cím, angol és magyar nyelvű tartalmi kivonat, készítés éve, konzulens(ek) neve) a BME VIK nyilvánosan hozzáférhető elektronikus formában, a munka teljes szövegét pedig az egyetem belső hálózatán keresztül (vagy </w:t>
       </w:r>
       <w:r>
         <w:t>hitelesített</w:t>
       </w:r>
       <w:r>
-        <w:t xml:space="preserve"> felhasználók számára) </w:t>
-      </w:r>
-      <w:proofErr w:type="spellStart"/>
-      <w:r>
-        <w:t>közzétegye</w:t>
-      </w:r>
-      <w:proofErr w:type="spellEnd"/>
-      <w:r>
-        <w:t>. Kijelentem, hogy a benyújtott munka és annak elektronikus verziója megegyezik.</w:t>
+        <w:t xml:space="preserve"> felhasználók számára) közzétegye. Kijelentem, hogy a benyújtott munka és annak elektronikus verziója megegyezik.</w:t>
       </w:r>
       <w:r>
         <w:t xml:space="preserve"> Dékáni engedéllyel titkosított diplomatervek esetén a dolgozat szövege csak 3 év </w:t>
@@ -4836,7 +4833,7 @@
       <w:r>
         <w:t xml:space="preserve">Kelt: Budapest, </w:t>
       </w:r>
-      <w:commentRangeStart w:id="7"/>
+      <w:commentRangeStart w:id="8"/>
       <w:r>
         <w:t>20</w:t>
       </w:r>
@@ -4846,12 +4843,12 @@
       <w:r>
         <w:t>5. 10. 19</w:t>
       </w:r>
-      <w:commentRangeEnd w:id="7"/>
+      <w:commentRangeEnd w:id="8"/>
       <w:r>
         <w:rPr>
           <w:rStyle w:val="Jegyzethivatkozs"/>
         </w:rPr>
-        <w:commentReference w:id="7"/>
+        <w:commentReference w:id="8"/>
       </w:r>
     </w:p>
     <w:p>
@@ -4873,17 +4870,17 @@
         <w:pStyle w:val="Nyilatkozatalrs"/>
         <w:ind w:firstLine="634"/>
       </w:pPr>
-      <w:commentRangeStart w:id="8"/>
+      <w:commentRangeStart w:id="9"/>
       <w:r>
         <w:t xml:space="preserve">                         Kővári Bence</w:t>
       </w:r>
-      <w:commentRangeEnd w:id="8"/>
+      <w:commentRangeEnd w:id="9"/>
       <w:r>
         <w:rPr>
           <w:rStyle w:val="Jegyzethivatkozs"/>
           <w:noProof w:val="0"/>
         </w:rPr>
-        <w:commentReference w:id="8"/>
+        <w:commentReference w:id="9"/>
       </w:r>
     </w:p>
     <w:p>
@@ -4894,7 +4891,7 @@
     <w:p>
       <w:pPr>
         <w:sectPr>
-          <w:footerReference w:type="default" r:id="rId13"/>
+          <w:footerReference w:type="default" r:id="rId11"/>
           <w:type w:val="continuous"/>
           <w:pgSz w:w="11907" w:h="16840" w:code="9"/>
           <w:pgMar w:top="1418" w:right="1418" w:bottom="1418" w:left="1418" w:header="708" w:footer="708" w:gutter="567"/>
@@ -4908,98 +4905,96 @@
       <w:pPr>
         <w:pStyle w:val="Fejezetcimszmozsnlkl"/>
       </w:pPr>
-      <w:bookmarkStart w:id="9" w:name="_Toc206593386"/>
+      <w:bookmarkStart w:id="10" w:name="_Toc206593386"/>
       <w:r>
         <w:lastRenderedPageBreak/>
         <w:t>Összefoglaló</w:t>
       </w:r>
-      <w:bookmarkEnd w:id="9"/>
-    </w:p>
-    <w:p>
-      <w:commentRangeStart w:id="10"/>
+      <w:bookmarkEnd w:id="10"/>
+    </w:p>
+    <w:p>
+      <w:commentRangeStart w:id="11"/>
       <w:r>
         <w:t xml:space="preserve">A szakdolgozat, vagy diplomaterv elkészítése minden egyetemi hallgató életében egy fontos mérföldkő. Lehetőséget ad arra, hogy az egyetemi évei során megtanultakat kamatoztassa és eredményeit szélesebb közönség előtt bemutassa, s mérnöki rátermettségét bizonyítsa. </w:t>
       </w:r>
       <w:r>
         <w:t>Fontos azonban, hogy a dolgozat elkészítésének folyamata számos csapdát is rejt magában</w:t>
       </w:r>
-      <w:commentRangeEnd w:id="10"/>
+      <w:commentRangeEnd w:id="11"/>
       <w:r>
         <w:rPr>
           <w:rStyle w:val="Jegyzethivatkozs"/>
         </w:rPr>
-        <w:commentReference w:id="10"/>
+        <w:commentReference w:id="11"/>
       </w:r>
       <w:r>
         <w:t xml:space="preserve">. </w:t>
       </w:r>
-      <w:commentRangeStart w:id="11"/>
+      <w:commentRangeStart w:id="12"/>
       <w:r>
         <w:t xml:space="preserve">Rossz időgazdálkodás, hiányos szövegszerkesztési ismeretek, illetve a dolgozat készítéséhez nélkülözhetetlen „műfaji” szabályok ismeretének hiánya könnyen oda vezethetnek, hogy egy egyébként jelentős időbefektetéssel készült kiemelkedő szoftver is csak gyengébb minősítést kapjon a gyenge minőségű dolgozat miatt. </w:t>
       </w:r>
-      <w:commentRangeEnd w:id="11"/>
+      <w:commentRangeEnd w:id="12"/>
       <w:r>
         <w:rPr>
           <w:rStyle w:val="Jegyzethivatkozs"/>
         </w:rPr>
-        <w:commentReference w:id="11"/>
-      </w:r>
-    </w:p>
-    <w:p>
-      <w:commentRangeStart w:id="12"/>
+        <w:commentReference w:id="12"/>
+      </w:r>
+    </w:p>
+    <w:p>
+      <w:commentRangeStart w:id="13"/>
       <w:r>
         <w:t xml:space="preserve">E dokumentum – amellett, hogy egy általános szerkesztési keretet ad a dolgozatodnak – összefoglalja a szakdolgozat/diplomaterv írás írott és íratlan szabályait. Összeszedjük a Word kezelésének legfontosabb részeit (címsorok, ábrák, irodalomjegyzék stb.), a dolgozat felépítésének általános tartalmi és szerkezeti irányelveit. </w:t>
       </w:r>
       <w:r>
         <w:t>Bár mindenkire igazítható sablon természetesen nem létezik, megadjuk azokat az általános arányokat, oldalszámokat</w:t>
       </w:r>
-      <w:commentRangeEnd w:id="12"/>
+      <w:commentRangeEnd w:id="13"/>
       <w:r>
         <w:rPr>
           <w:rStyle w:val="Jegyzethivatkozs"/>
         </w:rPr>
-        <w:commentReference w:id="12"/>
+        <w:commentReference w:id="13"/>
       </w:r>
       <w:r>
         <w:t>,</w:t>
       </w:r>
-      <w:commentRangeStart w:id="13"/>
+      <w:commentRangeStart w:id="14"/>
       <w:r>
         <w:t xml:space="preserve"> amelyek betartásával jó eséllyel készíthetsz egy színvonalas dolgozatot. A részletes és pontokba szedett elvárás-lista nem csupán a dolgozat írásakor, de akár más dolgozatok értékelésekor is kiváló támpontként szolgálhat.</w:t>
       </w:r>
-      <w:commentRangeEnd w:id="13"/>
+      <w:commentRangeEnd w:id="14"/>
       <w:r>
         <w:rPr>
           <w:rStyle w:val="Jegyzethivatkozs"/>
         </w:rPr>
-        <w:commentReference w:id="13"/>
-      </w:r>
-    </w:p>
-    <w:p>
-      <w:commentRangeStart w:id="14"/>
+        <w:commentReference w:id="14"/>
+      </w:r>
+    </w:p>
+    <w:p>
+      <w:commentRangeStart w:id="15"/>
       <w:r>
         <w:t>Az itt átadott ismeretek és szemléletmód nem csupán az aktuális feladatod leküzdésében segíthet, de hosszútávon is számos praktikus fogással bővítheti a szövegszerkesztési és dokumentumkészítési eszköztáradat.</w:t>
       </w:r>
-      <w:commentRangeEnd w:id="14"/>
+      <w:commentRangeEnd w:id="15"/>
       <w:r>
         <w:rPr>
           <w:rStyle w:val="Jegyzethivatkozs"/>
         </w:rPr>
-        <w:commentReference w:id="14"/>
+        <w:commentReference w:id="15"/>
       </w:r>
     </w:p>
     <w:p>
       <w:pPr>
         <w:pStyle w:val="Fejezetcimszmozsnlkl"/>
       </w:pPr>
-      <w:bookmarkStart w:id="15" w:name="_Toc206593387"/>
-      <w:proofErr w:type="spellStart"/>
+      <w:bookmarkStart w:id="16" w:name="_Toc206593387"/>
       <w:r>
         <w:lastRenderedPageBreak/>
         <w:t>Abstract</w:t>
       </w:r>
-      <w:bookmarkEnd w:id="15"/>
-      <w:proofErr w:type="spellEnd"/>
+      <w:bookmarkEnd w:id="16"/>
     </w:p>
     <w:p>
       <w:r>
@@ -5034,14 +5029,14 @@
       <w:pPr>
         <w:pStyle w:val="Cmsor1"/>
       </w:pPr>
-      <w:bookmarkStart w:id="16" w:name="_Toc332797397"/>
-      <w:bookmarkStart w:id="17" w:name="_Toc206593388"/>
+      <w:bookmarkStart w:id="17" w:name="_Toc332797397"/>
+      <w:bookmarkStart w:id="18" w:name="_Toc206593388"/>
       <w:r>
         <w:lastRenderedPageBreak/>
         <w:t>Bevezetés</w:t>
       </w:r>
-      <w:bookmarkEnd w:id="16"/>
       <w:bookmarkEnd w:id="17"/>
+      <w:bookmarkEnd w:id="18"/>
     </w:p>
     <w:p>
       <w:r>
@@ -5105,17 +5100,17 @@
       <w:pPr>
         <w:pStyle w:val="Cmsor2"/>
       </w:pPr>
-      <w:bookmarkStart w:id="18" w:name="_Toc206593389"/>
+      <w:bookmarkStart w:id="19" w:name="_Toc206593389"/>
       <w:r>
         <w:t>Frissítsd a dokumentumot</w:t>
       </w:r>
-      <w:bookmarkEnd w:id="18"/>
+      <w:bookmarkEnd w:id="19"/>
     </w:p>
     <w:p>
       <w:r>
         <w:t xml:space="preserve">Ha ezt a dokumentumot nem a </w:t>
       </w:r>
-      <w:hyperlink r:id="rId14" w:history="1">
+      <w:hyperlink r:id="rId12" w:history="1">
         <w:r>
           <w:rPr>
             <w:rStyle w:val="Hiperhivatkozs"/>
@@ -5127,46 +5122,22 @@
         <w:t xml:space="preserve"> </w:t>
       </w:r>
       <w:r>
-        <w:t xml:space="preserve">címről töltötted le, elképzelhető, hogy nem a legfrissebb változat van nálad. Mielőtt továbbmész, érdemes </w:t>
-      </w:r>
-      <w:proofErr w:type="spellStart"/>
-      <w:r>
-        <w:t>letöltened</w:t>
-      </w:r>
-      <w:proofErr w:type="spellEnd"/>
-      <w:r>
-        <w:t xml:space="preserve"> a legfrissebb verziót.</w:t>
+        <w:t>címről töltötted le, elképzelhető, hogy nem a legfrissebb változat van nálad. Mielőtt továbbmész, érdemes letöltened a legfrissebb verziót.</w:t>
       </w:r>
     </w:p>
     <w:p>
       <w:pPr>
         <w:pStyle w:val="Cmsor2"/>
       </w:pPr>
-      <w:bookmarkStart w:id="19" w:name="_Toc206593390"/>
+      <w:bookmarkStart w:id="20" w:name="_Toc206593390"/>
       <w:r>
         <w:t>Szakdolgozat, vagy diplomaterv</w:t>
       </w:r>
-      <w:bookmarkEnd w:id="19"/>
-    </w:p>
-    <w:p>
-      <w:r>
-        <w:t xml:space="preserve">Bizonyára észrevetted, hogy oktatóid és társaid felváltva használják a diplomaterv és a szakdolgozat kifejezéseket. Ennek magyarázata egyszerű. A </w:t>
-      </w:r>
-      <w:proofErr w:type="spellStart"/>
-      <w:r>
-        <w:t>BSc</w:t>
-      </w:r>
-      <w:proofErr w:type="spellEnd"/>
-      <w:r>
-        <w:t xml:space="preserve"> képzés végén leadandó doksit szakdolgozatnak, az </w:t>
-      </w:r>
-      <w:proofErr w:type="spellStart"/>
-      <w:r>
-        <w:t>MSc</w:t>
-      </w:r>
-      <w:proofErr w:type="spellEnd"/>
-      <w:r>
-        <w:t xml:space="preserve"> képzés végén leadandót diplomatervnek hívják. Míg a szakdolgozat elkészítésére egy, addig a diplomaterv elkészítésére 2 félév áll rendelkezésedre, ezért a diplomaterv általában mélyebb/átfogóbb, és kb. 30%-kal hosszabb mű, de ezt leszámítva</w:t>
+      <w:bookmarkEnd w:id="20"/>
+    </w:p>
+    <w:p>
+      <w:r>
+        <w:t>Bizonyára észrevetted, hogy oktatóid és társaid felváltva használják a diplomaterv és a szakdolgozat kifejezéseket. Ennek magyarázata egyszerű. A BSc képzés végén leadandó doksit szakdolgozatnak, az MSc képzés végén leadandót diplomatervnek hívják. Míg a szakdolgozat elkészítésére egy, addig a diplomaterv elkészítésére 2 félév áll rendelkezésedre, ezért a diplomaterv általában mélyebb/átfogóbb, és kb. 30%-kal hosszabb mű, de ezt leszámítva</w:t>
       </w:r>
       <w:r>
         <w:t xml:space="preserve"> formai</w:t>
@@ -5179,32 +5150,24 @@
       <w:pPr>
         <w:pStyle w:val="Cmsor2"/>
       </w:pPr>
-      <w:bookmarkStart w:id="20" w:name="_Toc206593391"/>
+      <w:bookmarkStart w:id="21" w:name="_Toc206593391"/>
       <w:r>
         <w:t>Témaválasztás</w:t>
       </w:r>
-      <w:bookmarkEnd w:id="20"/>
+      <w:bookmarkEnd w:id="21"/>
     </w:p>
     <w:p>
       <w:r>
         <w:t>A szakdolgozat/diplomaterv alapvetően arról szól, hogy választasz magadnak egy informatikai kihívást (tanszékünkön tipikusan egy szoftver megvalósítását)</w:t>
       </w:r>
       <w:r>
-        <w:t xml:space="preserve">, ezzel konzulensed segítségével </w:t>
-      </w:r>
-      <w:proofErr w:type="spellStart"/>
-      <w:r>
-        <w:t>meg</w:t>
+        <w:t>, ezzel konzulensed segítségével meg</w:t>
       </w:r>
       <w:r>
         <w:t>kü</w:t>
       </w:r>
       <w:r>
-        <w:t>zdesz</w:t>
-      </w:r>
-      <w:proofErr w:type="spellEnd"/>
-      <w:r>
-        <w:t>, s az eredményeidet, illetve az azokhoz vezető folyamatot leírod egy 50-70 oldalas dokumentumba.</w:t>
+        <w:t>zdesz, s az eredményeidet, illetve az azokhoz vezető folyamatot leírod egy 50-70 oldalas dokumentumba.</w:t>
       </w:r>
     </w:p>
     <w:p>
@@ -5235,14 +5198,14 @@
       <w:pPr>
         <w:pStyle w:val="Cmsor1"/>
       </w:pPr>
-      <w:bookmarkStart w:id="21" w:name="_Ref433098505"/>
-      <w:bookmarkStart w:id="22" w:name="_Toc332797398"/>
+      <w:bookmarkStart w:id="22" w:name="_Ref433098505"/>
       <w:bookmarkStart w:id="23" w:name="_Toc206593392"/>
+      <w:bookmarkStart w:id="24" w:name="_Toc332797398"/>
       <w:r>
         <w:lastRenderedPageBreak/>
         <w:t>A dolgozat szerkezete</w:t>
       </w:r>
-      <w:bookmarkEnd w:id="21"/>
+      <w:bookmarkEnd w:id="22"/>
       <w:bookmarkEnd w:id="23"/>
     </w:p>
     <w:p>
@@ -5254,11 +5217,11 @@
       <w:pPr>
         <w:pStyle w:val="Cmsor2"/>
       </w:pPr>
-      <w:bookmarkStart w:id="24" w:name="_Toc206593393"/>
+      <w:bookmarkStart w:id="25" w:name="_Toc206593393"/>
       <w:r>
         <w:t>Fejezetek</w:t>
       </w:r>
-      <w:bookmarkEnd w:id="24"/>
+      <w:bookmarkEnd w:id="25"/>
     </w:p>
     <w:p>
       <w:r>
@@ -5279,7 +5242,7 @@
       <w:r>
         <w:t xml:space="preserve"> A </w:t>
       </w:r>
-      <w:hyperlink r:id="rId15" w:history="1">
+      <w:hyperlink r:id="rId13" w:history="1">
         <w:r>
           <w:rPr>
             <w:rStyle w:val="Hiperhivatkozs"/>
@@ -5300,11 +5263,11 @@
       <w:pPr>
         <w:pStyle w:val="Cmsor3"/>
       </w:pPr>
-      <w:bookmarkStart w:id="25" w:name="_Toc206593394"/>
+      <w:bookmarkStart w:id="26" w:name="_Toc206593394"/>
       <w:r>
         <w:t>Feladatkiírás</w:t>
       </w:r>
-      <w:bookmarkEnd w:id="25"/>
+      <w:bookmarkEnd w:id="26"/>
     </w:p>
     <w:p>
       <w:r>
@@ -5315,11 +5278,11 @@
       <w:pPr>
         <w:pStyle w:val="Cmsor3"/>
       </w:pPr>
-      <w:bookmarkStart w:id="26" w:name="_Toc206593395"/>
+      <w:bookmarkStart w:id="27" w:name="_Toc206593395"/>
       <w:r>
         <w:t>Címoldal</w:t>
       </w:r>
-      <w:bookmarkEnd w:id="26"/>
+      <w:bookmarkEnd w:id="27"/>
     </w:p>
     <w:p>
       <w:r>
@@ -5330,12 +5293,12 @@
       <w:pPr>
         <w:pStyle w:val="Cmsor3"/>
       </w:pPr>
-      <w:bookmarkStart w:id="27" w:name="_Toc206593396"/>
+      <w:bookmarkStart w:id="28" w:name="_Toc206593396"/>
       <w:r>
         <w:lastRenderedPageBreak/>
         <w:t>Tartalomjegyzék</w:t>
       </w:r>
-      <w:bookmarkEnd w:id="27"/>
+      <w:bookmarkEnd w:id="28"/>
     </w:p>
     <w:p>
       <w:r>
@@ -5349,11 +5312,11 @@
       <w:pPr>
         <w:pStyle w:val="Cmsor3"/>
       </w:pPr>
-      <w:bookmarkStart w:id="28" w:name="_Toc206593397"/>
+      <w:bookmarkStart w:id="29" w:name="_Toc206593397"/>
       <w:r>
         <w:t>Nyilatkozat</w:t>
       </w:r>
-      <w:bookmarkEnd w:id="28"/>
+      <w:bookmarkEnd w:id="29"/>
     </w:p>
     <w:p>
       <w:r>
@@ -5367,23 +5330,15 @@
       <w:pPr>
         <w:pStyle w:val="Cmsor3"/>
       </w:pPr>
-      <w:bookmarkStart w:id="29" w:name="_Toc206593398"/>
+      <w:bookmarkStart w:id="30" w:name="_Toc206593398"/>
       <w:r>
         <w:t>Tartalmi összefoglaló</w:t>
       </w:r>
-      <w:bookmarkEnd w:id="29"/>
-    </w:p>
-    <w:p>
-      <w:r>
-        <w:t>A dolgozat következő eleme egy legfeljebb 1 oldalas magyar nyelvű „Összefoglaló”, illetve az ennek angol fordítását tartalmazó „</w:t>
-      </w:r>
-      <w:proofErr w:type="spellStart"/>
-      <w:r>
-        <w:t>Abstract</w:t>
-      </w:r>
-      <w:proofErr w:type="spellEnd"/>
-      <w:r>
-        <w:t>”.</w:t>
+      <w:bookmarkEnd w:id="30"/>
+    </w:p>
+    <w:p>
+      <w:r>
+        <w:t>A dolgozat következő eleme egy legfeljebb 1 oldalas magyar nyelvű „Összefoglaló”, illetve az ennek angol fordítását tartalmazó „Abstract”.</w:t>
       </w:r>
     </w:p>
     <w:p>
@@ -5395,7 +5350,6 @@
           <w:id w:val="1548875691"/>
           <w:citation/>
         </w:sdtPr>
-        <w:sdtEndPr/>
         <w:sdtContent>
           <w:r>
             <w:fldChar w:fldCharType="begin"/>
@@ -5447,11 +5401,11 @@
       <w:pPr>
         <w:pStyle w:val="Cmsor3"/>
       </w:pPr>
-      <w:bookmarkStart w:id="30" w:name="_Toc206593399"/>
+      <w:bookmarkStart w:id="31" w:name="_Toc206593399"/>
       <w:r>
         <w:t>Bevezetés</w:t>
       </w:r>
-      <w:bookmarkEnd w:id="30"/>
+      <w:bookmarkEnd w:id="31"/>
     </w:p>
     <w:p>
       <w:r>
@@ -5534,11 +5488,11 @@
       <w:pPr>
         <w:pStyle w:val="Cmsor3"/>
       </w:pPr>
-      <w:bookmarkStart w:id="31" w:name="_Toc206593400"/>
+      <w:bookmarkStart w:id="32" w:name="_Toc206593400"/>
       <w:r>
         <w:t>Irodalomkutatás, technológiák, hasonló alkotások bemutatása</w:t>
       </w:r>
-      <w:bookmarkEnd w:id="31"/>
+      <w:bookmarkEnd w:id="32"/>
     </w:p>
     <w:p>
       <w:r>
@@ -5578,15 +5532,7 @@
         <w:t>ge</w:t>
       </w:r>
       <w:r>
-        <w:t xml:space="preserve">, hogy bemutassa azt az alapot, amire a munkádat építetted. Ha tudományosabb munkát végzel, itt bemutathatod a szakirodalmat, mások munkáját, eredményeit, amikhez képest a sajátodat majd később meg tudod határozni. Egy tipikus szoftverfejlesztés esetében pedig itt van lehetőséged arra, hogy röviden bemutasd azokat a technológiákat, amikre a munkád során építettél. Fontos, hogy mindig, a témád szempontjából releváns részekről írj, ha például egy webshopot készítesz .NET-ben, teljesen felesleges a reflexióról írnod, annál fontosabbak lehet viszont megemlíteni pl. a </w:t>
-      </w:r>
-      <w:proofErr w:type="spellStart"/>
-      <w:r>
-        <w:t>jQuery</w:t>
-      </w:r>
-      <w:proofErr w:type="spellEnd"/>
-      <w:r>
-        <w:t xml:space="preserve"> technológiát.</w:t>
+        <w:t>, hogy bemutassa azt az alapot, amire a munkádat építetted. Ha tudományosabb munkát végzel, itt bemutathatod a szakirodalmat, mások munkáját, eredményeit, amikhez képest a sajátodat majd később meg tudod határozni. Egy tipikus szoftverfejlesztés esetében pedig itt van lehetőséged arra, hogy röviden bemutasd azokat a technológiákat, amikre a munkád során építettél. Fontos, hogy mindig, a témád szempontjából releváns részekről írj, ha például egy webshopot készítesz .NET-ben, teljesen felesleges a reflexióról írnod, annál fontosabbak lehet viszont megemlíteni pl. a jQuery technológiát.</w:t>
       </w:r>
       <w:r>
         <w:t xml:space="preserve"> </w:t>
@@ -5607,23 +5553,20 @@
       <w:pPr>
         <w:pStyle w:val="Cmsor3"/>
       </w:pPr>
-      <w:bookmarkStart w:id="32" w:name="_Toc206593401"/>
+      <w:bookmarkStart w:id="33" w:name="_Toc206593401"/>
       <w:r>
         <w:t>A feladatkiírás pontosítása és részletes elemzése</w:t>
       </w:r>
-      <w:bookmarkEnd w:id="32"/>
-    </w:p>
-    <w:p>
-      <w:r>
-        <w:t xml:space="preserve">Tipikus fejezetcím lehet </w:t>
-      </w:r>
+      <w:bookmarkEnd w:id="33"/>
+    </w:p>
+    <w:p>
       <w:proofErr w:type="gramStart"/>
       <w:r>
-        <w:t>az „Architektúra”,</w:t>
+        <w:t>Tipikus</w:t>
       </w:r>
       <w:proofErr w:type="gramEnd"/>
       <w:r>
-        <w:t xml:space="preserve"> vagy „Tervezés”, a terjedelme 3-5 oldal szakdolgozat és diplomaterv esetén is. A feladat itt már egyáltalán nem mesélgetés, hanem egy objektív elemzés</w:t>
+        <w:t xml:space="preserve"> fejezetcím lehet az „Architektúra”, vagy „Tervezés”, a terjedelme 3-5 oldal szakdolgozat és diplomaterv esetén is. A feladat itt már egyáltalán nem mesélgetés, hanem egy objektív elemzés</w:t>
       </w:r>
       <w:r>
         <w:t xml:space="preserve"> </w:t>
@@ -5644,23 +5587,7 @@
         <w:t xml:space="preserve"> amit </w:t>
       </w:r>
       <w:r>
-        <w:t xml:space="preserve">terveztél, milyen használati esetek (nem </w:t>
-      </w:r>
-      <w:proofErr w:type="spellStart"/>
-      <w:r>
-        <w:t>use</w:t>
-      </w:r>
-      <w:proofErr w:type="spellEnd"/>
-      <w:r>
-        <w:t>-</w:t>
-      </w:r>
-      <w:proofErr w:type="spellStart"/>
-      <w:r>
-        <w:t>case</w:t>
-      </w:r>
-      <w:proofErr w:type="spellEnd"/>
-      <w:r>
-        <w:t xml:space="preserve">-ek, lásd. </w:t>
+        <w:t xml:space="preserve">terveztél, milyen használati esetek (nem use-case-ek, lásd. </w:t>
       </w:r>
       <w:r>
         <w:fldChar w:fldCharType="begin"/>
@@ -5689,15 +5616,7 @@
         <w:t>követtél/követtetek</w:t>
       </w:r>
       <w:r>
-        <w:t xml:space="preserve"> a fejlesztés során (csapatban </w:t>
-      </w:r>
-      <w:proofErr w:type="spellStart"/>
-      <w:r>
-        <w:t>agile</w:t>
-      </w:r>
-      <w:proofErr w:type="spellEnd"/>
-      <w:r>
-        <w:t xml:space="preserve">, TDD, vagy valami hasonló), azt is érdemes itt megemlíteni. Ha </w:t>
+        <w:t xml:space="preserve"> a fejlesztés során (csapatban agile, TDD, vagy valami hasonló), azt is érdemes itt megemlíteni. Ha </w:t>
       </w:r>
       <w:r>
         <w:t xml:space="preserve">a szokásostól eltér, akkor érdemes lehet megemlíteni 1-2 mondatban a fejlesztőkörnyezetet és a verziókezelést is, sokkal többet viszont nem érdemes rászánni. </w:t>
@@ -5707,11 +5626,11 @@
       <w:pPr>
         <w:pStyle w:val="Cmsor3"/>
       </w:pPr>
-      <w:bookmarkStart w:id="33" w:name="_Toc206593402"/>
+      <w:bookmarkStart w:id="34" w:name="_Toc206593402"/>
       <w:r>
         <w:t>Önálló munka bemutatása</w:t>
       </w:r>
-      <w:bookmarkEnd w:id="33"/>
+      <w:bookmarkEnd w:id="34"/>
     </w:p>
     <w:p>
       <w:r>
@@ -5790,21 +5709,7 @@
         <w:rPr>
           <w:i/>
         </w:rPr>
-        <w:t xml:space="preserve">A </w:t>
-      </w:r>
-      <w:proofErr w:type="spellStart"/>
-      <w:r>
-        <w:rPr>
-          <w:i/>
-        </w:rPr>
-        <w:t>WordProcessor</w:t>
-      </w:r>
-      <w:proofErr w:type="spellEnd"/>
-      <w:r>
-        <w:rPr>
-          <w:i/>
-        </w:rPr>
-        <w:t xml:space="preserve"> osztály a következő funkciókat valósítja meg:</w:t>
+        <w:t>A WordProcessor osztály a következő funkciókat valósítja meg:</w:t>
       </w:r>
     </w:p>
     <w:p>
@@ -5818,7 +5723,6 @@
           <w:i/>
         </w:rPr>
       </w:pPr>
-      <w:proofErr w:type="spellStart"/>
       <w:r>
         <w:rPr>
           <w:b/>
@@ -5826,7 +5730,6 @@
         </w:rPr>
         <w:t>AddWord</w:t>
       </w:r>
-      <w:proofErr w:type="spellEnd"/>
       <w:r>
         <w:rPr>
           <w:i/>
@@ -5845,7 +5748,6 @@
           <w:i/>
         </w:rPr>
       </w:pPr>
-      <w:proofErr w:type="spellStart"/>
       <w:r>
         <w:rPr>
           <w:b/>
@@ -5853,7 +5755,6 @@
         </w:rPr>
         <w:t>RemoveWord</w:t>
       </w:r>
-      <w:proofErr w:type="spellEnd"/>
       <w:r>
         <w:rPr>
           <w:i/>
@@ -5872,7 +5773,6 @@
           <w:i/>
         </w:rPr>
       </w:pPr>
-      <w:proofErr w:type="spellStart"/>
       <w:r>
         <w:rPr>
           <w:b/>
@@ -5880,7 +5780,6 @@
         </w:rPr>
         <w:t>ChangeWord</w:t>
       </w:r>
-      <w:proofErr w:type="spellEnd"/>
       <w:r>
         <w:rPr>
           <w:i/>
@@ -5899,7 +5798,6 @@
           <w:i/>
         </w:rPr>
       </w:pPr>
-      <w:proofErr w:type="spellStart"/>
       <w:r>
         <w:rPr>
           <w:b/>
@@ -5907,7 +5805,6 @@
         </w:rPr>
         <w:t>CreateDocument</w:t>
       </w:r>
-      <w:proofErr w:type="spellEnd"/>
       <w:r>
         <w:rPr>
           <w:i/>
@@ -5933,28 +5830,24 @@
         <w:lastRenderedPageBreak/>
         <w:t xml:space="preserve">Megoldásomban a szavak kezelését a </w:t>
       </w:r>
-      <w:proofErr w:type="spellStart"/>
       <w:r>
         <w:rPr>
           <w:rFonts w:asciiTheme="minorHAnsi" w:hAnsiTheme="minorHAnsi"/>
         </w:rPr>
         <w:t>WordProcessor</w:t>
       </w:r>
-      <w:proofErr w:type="spellEnd"/>
       <w:r>
         <w:rPr>
           <w:i/>
         </w:rPr>
         <w:t xml:space="preserve"> osztály végzi. Első használatkor a </w:t>
       </w:r>
-      <w:proofErr w:type="spellStart"/>
       <w:r>
         <w:rPr>
           <w:rFonts w:asciiTheme="minorHAnsi" w:hAnsiTheme="minorHAnsi"/>
         </w:rPr>
         <w:t>CreateDocument</w:t>
       </w:r>
-      <w:proofErr w:type="spellEnd"/>
       <w:r>
         <w:rPr>
           <w:i/>
@@ -5971,7 +5864,7 @@
       <w:pPr>
         <w:pStyle w:val="Cmsor3"/>
       </w:pPr>
-      <w:bookmarkStart w:id="34" w:name="_Toc206593403"/>
+      <w:bookmarkStart w:id="35" w:name="_Toc206593403"/>
       <w:r>
         <w:t>Önálló munka értékelése, mérések</w:t>
       </w:r>
@@ -5981,7 +5874,7 @@
       <w:r>
         <w:t>, eredmények bemutatása</w:t>
       </w:r>
-      <w:bookmarkEnd w:id="34"/>
+      <w:bookmarkEnd w:id="35"/>
     </w:p>
     <w:p>
       <w:r>
@@ -6003,26 +5896,18 @@
         <w:t>, esetleg végeztetek felhasználói tesztelést</w:t>
       </w:r>
       <w:r>
-        <w:t xml:space="preserve">, akkor azokat itt bemutathatod. Itt írhatsz a szoftver utóéletéről, pl. kikerült-e a </w:t>
-      </w:r>
-      <w:proofErr w:type="spellStart"/>
-      <w:r>
-        <w:t>Store-ba</w:t>
-      </w:r>
-      <w:proofErr w:type="spellEnd"/>
-      <w:r>
-        <w:t>, elkezdték-e élesben használni, mik vele a tapasztalatok? Előfordulhat az is, hogy nincs külön mondanivalód ezekről, vagy ezeket logikusabb elmondani az előző fejezetben. Ilyen esetekben ez és az előző fejezet összevonható és összemosható egymással.</w:t>
+        <w:t>, akkor azokat itt bemutathatod. Itt írhatsz a szoftver utóéletéről, pl. kikerült-e a Store-ba, elkezdték-e élesben használni, mik vele a tapasztalatok? Előfordulhat az is, hogy nincs külön mondanivalód ezekről, vagy ezeket logikusabb elmondani az előző fejezetben. Ilyen esetekben ez és az előző fejezet összevonható és összemosható egymással.</w:t>
       </w:r>
     </w:p>
     <w:p>
       <w:pPr>
         <w:pStyle w:val="Cmsor3"/>
       </w:pPr>
-      <w:bookmarkStart w:id="35" w:name="_Toc206593404"/>
+      <w:bookmarkStart w:id="36" w:name="_Toc206593404"/>
       <w:r>
         <w:t>Összefoglaló</w:t>
       </w:r>
-      <w:bookmarkEnd w:id="35"/>
+      <w:bookmarkEnd w:id="36"/>
     </w:p>
     <w:p>
       <w:r>
@@ -6031,15 +5916,7 @@
     </w:p>
     <w:p>
       <w:r>
-        <w:t xml:space="preserve">Itt kaphatnak helyet további </w:t>
-      </w:r>
-      <w:proofErr w:type="spellStart"/>
-      <w:r>
-        <w:t>max</w:t>
-      </w:r>
-      <w:proofErr w:type="spellEnd"/>
-      <w:r>
-        <w:t xml:space="preserve"> 1 oldalban a továbbfejlesztési lehetőségek. Milyen hiányosságait látod a rendszernek, illetve milyen lehetőségeket látsz a továbbfejlesztésére?</w:t>
+        <w:t>Itt kaphatnak helyet további max 1 oldalban a továbbfejlesztési lehetőségek. Milyen hiányosságait látod a rendszernek, illetve milyen lehetőségeket látsz a továbbfejlesztésére?</w:t>
       </w:r>
     </w:p>
     <w:p>
@@ -6057,12 +5934,12 @@
       <w:pPr>
         <w:pStyle w:val="Cmsor3"/>
       </w:pPr>
-      <w:bookmarkStart w:id="36" w:name="_Toc206593405"/>
+      <w:bookmarkStart w:id="37" w:name="_Toc206593405"/>
       <w:r>
         <w:lastRenderedPageBreak/>
         <w:t>Köszönetnyilvánítások</w:t>
       </w:r>
-      <w:bookmarkEnd w:id="36"/>
+      <w:bookmarkEnd w:id="37"/>
     </w:p>
     <w:p>
       <w:r>
@@ -6072,34 +5949,18 @@
         <w:t xml:space="preserve"> legtöbb esetben felesleges blokk, pusztán a konzulensednek megköszönni a segítségét nem szükséges. Neki az a dolga, hogy segítsen. Akkor érdemes ezzel foglalkozni, ha például valamilyen harmadik fél (külső cég, külső konzulens, családod stb.) is említésre méltóan segítette a munkádat és úgy érzed, fontos lenne ebben a formában is kinyilvánítani a háládat. </w:t>
       </w:r>
       <w:r>
-        <w:t xml:space="preserve">Tehát a „Köszönöm a családomnak, és a kiskutyámnak, hogy végig mögöttem álltak”, helyett a „Köszönöm </w:t>
-      </w:r>
-      <w:proofErr w:type="spellStart"/>
-      <w:r>
-        <w:t>XY-nak</w:t>
-      </w:r>
-      <w:proofErr w:type="spellEnd"/>
-      <w:r>
-        <w:t xml:space="preserve"> a JavaScript-ek hibakeresésében nyújtott segítségét és ZX-</w:t>
-      </w:r>
-      <w:proofErr w:type="spellStart"/>
-      <w:r>
-        <w:t>nek</w:t>
-      </w:r>
-      <w:proofErr w:type="spellEnd"/>
-      <w:r>
-        <w:t xml:space="preserve"> az alkalmazás megjelenéséhez adott értékes tanácsait” típusú köszönetnyilvánításoknak van értelme.</w:t>
+        <w:t>Tehát a „Köszönöm a családomnak, és a kiskutyámnak, hogy végig mögöttem álltak”, helyett a „Köszönöm XY-nak a JavaScript-ek hibakeresésében nyújtott segítségét és ZX-nek az alkalmazás megjelenéséhez adott értékes tanácsait” típusú köszönetnyilvánításoknak van értelme.</w:t>
       </w:r>
     </w:p>
     <w:p>
       <w:pPr>
         <w:pStyle w:val="Cmsor3"/>
       </w:pPr>
-      <w:bookmarkStart w:id="37" w:name="_Toc206593406"/>
+      <w:bookmarkStart w:id="38" w:name="_Toc206593406"/>
       <w:r>
         <w:t>Részletes és pontos irodalomjegyzék</w:t>
       </w:r>
-      <w:bookmarkEnd w:id="37"/>
+      <w:bookmarkEnd w:id="38"/>
     </w:p>
     <w:p>
       <w:r>
@@ -6128,11 +5989,11 @@
       <w:pPr>
         <w:pStyle w:val="Cmsor3"/>
       </w:pPr>
-      <w:bookmarkStart w:id="38" w:name="_Toc206593407"/>
+      <w:bookmarkStart w:id="39" w:name="_Toc206593407"/>
       <w:r>
         <w:t>Ábrajegyzék, táblázatjegyzék</w:t>
       </w:r>
-      <w:bookmarkEnd w:id="38"/>
+      <w:bookmarkEnd w:id="39"/>
     </w:p>
     <w:p>
       <w:r>
@@ -6143,11 +6004,11 @@
       <w:pPr>
         <w:pStyle w:val="Cmsor3"/>
       </w:pPr>
-      <w:bookmarkStart w:id="39" w:name="_Toc206593408"/>
+      <w:bookmarkStart w:id="40" w:name="_Toc206593408"/>
       <w:r>
         <w:t>Függelék</w:t>
       </w:r>
-      <w:bookmarkEnd w:id="39"/>
+      <w:bookmarkEnd w:id="40"/>
     </w:p>
     <w:p>
       <w:r>
@@ -6161,21 +6022,21 @@
       <w:pPr>
         <w:pStyle w:val="Cmsor2"/>
       </w:pPr>
-      <w:bookmarkStart w:id="40" w:name="_Toc206593409"/>
+      <w:bookmarkStart w:id="41" w:name="_Toc206593409"/>
       <w:r>
         <w:t>Egyéb tartalmi elemek</w:t>
       </w:r>
-      <w:bookmarkEnd w:id="40"/>
+      <w:bookmarkEnd w:id="41"/>
     </w:p>
     <w:p>
       <w:pPr>
         <w:pStyle w:val="Cmsor3"/>
       </w:pPr>
-      <w:bookmarkStart w:id="41" w:name="_Toc206593410"/>
+      <w:bookmarkStart w:id="42" w:name="_Toc206593410"/>
       <w:r>
         <w:t>Stílus</w:t>
       </w:r>
-      <w:bookmarkEnd w:id="41"/>
+      <w:bookmarkEnd w:id="42"/>
     </w:p>
     <w:p>
       <w:r>
@@ -6198,12 +6059,12 @@
       <w:pPr>
         <w:pStyle w:val="Cmsor3"/>
       </w:pPr>
-      <w:bookmarkStart w:id="42" w:name="_Toc206593411"/>
+      <w:bookmarkStart w:id="43" w:name="_Toc206593411"/>
       <w:r>
         <w:lastRenderedPageBreak/>
         <w:t>E/1</w:t>
       </w:r>
-      <w:bookmarkEnd w:id="42"/>
+      <w:bookmarkEnd w:id="43"/>
     </w:p>
     <w:p>
       <w:r>
@@ -6250,11 +6111,11 @@
       <w:pPr>
         <w:pStyle w:val="Cmsor3"/>
       </w:pPr>
-      <w:bookmarkStart w:id="43" w:name="_Toc206593412"/>
+      <w:bookmarkStart w:id="44" w:name="_Toc206593412"/>
       <w:r>
         <w:t>Rövidítések</w:t>
       </w:r>
-      <w:bookmarkEnd w:id="43"/>
+      <w:bookmarkEnd w:id="44"/>
     </w:p>
     <w:p>
       <w:r>
@@ -6282,38 +6143,13 @@
     </w:p>
     <w:p>
       <w:r>
-        <w:t xml:space="preserve">Jó: A weboldal leírására </w:t>
-      </w:r>
-      <w:proofErr w:type="spellStart"/>
-      <w:r>
-        <w:t>HyperText</w:t>
-      </w:r>
-      <w:proofErr w:type="spellEnd"/>
-      <w:r>
-        <w:t xml:space="preserve"> </w:t>
-      </w:r>
-      <w:proofErr w:type="spellStart"/>
-      <w:r>
-        <w:t>Markup</w:t>
-      </w:r>
-      <w:proofErr w:type="spellEnd"/>
-      <w:r>
-        <w:t xml:space="preserve"> </w:t>
-      </w:r>
-      <w:proofErr w:type="spellStart"/>
-      <w:r>
-        <w:t>Language</w:t>
-      </w:r>
-      <w:proofErr w:type="spellEnd"/>
-      <w:r>
-        <w:t xml:space="preserve">-t (HTML) használtam </w:t>
+        <w:t xml:space="preserve">Jó: A weboldal leírására HyperText Markup Language-t (HTML) használtam </w:t>
       </w:r>
       <w:sdt>
         <w:sdtPr>
           <w:id w:val="397634055"/>
           <w:citation/>
         </w:sdtPr>
-        <w:sdtEndPr/>
         <w:sdtContent>
           <w:r>
             <w:fldChar w:fldCharType="begin"/>
@@ -6343,13 +6179,13 @@
       <w:pPr>
         <w:pStyle w:val="Cmsor3"/>
       </w:pPr>
-      <w:bookmarkStart w:id="44" w:name="_Ref433103059"/>
-      <w:bookmarkStart w:id="45" w:name="_Toc206593413"/>
+      <w:bookmarkStart w:id="45" w:name="_Ref433103059"/>
+      <w:bookmarkStart w:id="46" w:name="_Toc206593413"/>
       <w:r>
         <w:t>Technológia megválasztása</w:t>
       </w:r>
-      <w:bookmarkEnd w:id="44"/>
       <w:bookmarkEnd w:id="45"/>
+      <w:bookmarkEnd w:id="46"/>
     </w:p>
     <w:p>
       <w:r>
@@ -6358,15 +6194,7 @@
     </w:p>
     <w:p>
       <w:r>
-        <w:t xml:space="preserve">Ha egyébként a feladatkiírás nem tett a technológiai választásra utalást, akkor sincs gond, amennyiben valamely </w:t>
-      </w:r>
-      <w:proofErr w:type="spellStart"/>
-      <w:r>
-        <w:t>mainstream</w:t>
-      </w:r>
-      <w:proofErr w:type="spellEnd"/>
-      <w:r>
-        <w:t xml:space="preserve"> technológiára esik a választásod, valószínűleg nincs szükség magyarázkodásra</w:t>
+        <w:t>Ha egyébként a feladatkiírás nem tett a technológiai választásra utalást, akkor sincs gond, amennyiben valamely mainstream technológiára esik a választásod, valószínűleg nincs szükség magyarázkodásra</w:t>
       </w:r>
       <w:r>
         <w:t xml:space="preserve"> (a .NET VS Java példa ebbe a kategóriába esik)</w:t>
@@ -6382,79 +6210,62 @@
       <w:r>
         <w:t xml:space="preserve"> (pl. </w:t>
       </w:r>
-      <w:proofErr w:type="spellStart"/>
       <w:r>
         <w:t>WinUI</w:t>
       </w:r>
-      <w:proofErr w:type="spellEnd"/>
-      <w:r>
-        <w:t xml:space="preserve"> VS WPF) és nem a nyilvánvalóan korszerűbbet választod (pl. </w:t>
-      </w:r>
-      <w:proofErr w:type="spellStart"/>
-      <w:r>
-        <w:t>WinForms</w:t>
-      </w:r>
-      <w:proofErr w:type="spellEnd"/>
-      <w:r>
-        <w:t xml:space="preserve">-ban akarsz megoldani egy feladatot) akkor mindenképpen szükséges, hogy ezt indokold is (pl. a banki </w:t>
-      </w:r>
-      <w:proofErr w:type="gramStart"/>
-      <w:r>
-        <w:t>környezetben</w:t>
-      </w:r>
-      <w:proofErr w:type="gramEnd"/>
-      <w:r>
-        <w:t xml:space="preserve"> ahol dolgozom ez jelenleg a támogatott fejlesztési nyelv).</w:t>
+      <w:r>
+        <w:t xml:space="preserve"> VS WPF) és nem a nyilvánvalóan korszerűbbet választod (pl. WinForms-ban akarsz megoldani egy feladatot) akkor mindenképpen szükséges, hogy ezt indokold is (pl. a banki környezetben ahol dolgozom ez jelenleg a támogatott fejlesztési nyelv).</w:t>
       </w:r>
     </w:p>
     <w:p>
       <w:r>
         <w:lastRenderedPageBreak/>
-        <w:t xml:space="preserve">Mindenképp kerüld viszont el </w:t>
-      </w:r>
-      <w:proofErr w:type="spellStart"/>
-      <w:r>
-        <w:t>a</w:t>
+        <w:t>Mindenképp kerüld viszont el a</w:t>
       </w:r>
       <w:r>
         <w:t>v</w:t>
       </w:r>
       <w:r>
-        <w:t>magyarázkodást</w:t>
-      </w:r>
-      <w:proofErr w:type="spellEnd"/>
-      <w:r>
-        <w:t xml:space="preserve"> és a szubjektív érvelést: „Azért választottam az iOS platformot, mert sokkal jobbnak tartom az Androidnál” – az ilyen mondatokat előszeretettel szedik cafatokra a bírálók. Inkább kezeld tényként a technológia választást: „Megoldásomat iOS platformon valósítottam meg”.</w:t>
+        <w:t>magyarázkodást és a szubjektív érvelést: „Azért választottam az iOS platformot, mert sokkal jobbnak tartom az Androidnál” – az ilyen mondatokat előszeretettel szedik cafatokra a bírálók. Inkább kezeld tényként a technológia választást: „Megoldásomat iOS platformon valósítottam meg”.</w:t>
       </w:r>
     </w:p>
     <w:p>
       <w:pPr>
         <w:pStyle w:val="Cmsor2"/>
       </w:pPr>
-      <w:bookmarkStart w:id="46" w:name="_Toc206593414"/>
+      <w:bookmarkStart w:id="47" w:name="_Toc206593414"/>
       <w:r>
         <w:t>Mesterséges intelligencia és generatív MI eszközök</w:t>
       </w:r>
-      <w:bookmarkEnd w:id="46"/>
-    </w:p>
-    <w:p>
-      <w:r>
-        <w:t>A Kar támogatja mind az oktatókat, mind a hallgatókat a generatív mesterséges intelligencia (MI) használatában. A generatív MI az utóbbi évtized legnagyobb hatású informatikai innovációja, mely hatékonyabbá teszi a mérnöki munkát. Fontos, hogy mind a hallgatók, mind az oktatók ennek a technológiának a szakértői legyenek: képesek legyenek készségszintű használatára, megismerkedjenek erősségeivel és a használatából fakadó problémákkal. A Kar minden polgárát arra biztatjuk, hogy minél jobban használják ki a generatív MI képességeit a tanulás és az oktatás hatékonyabbá tétele érdekében, az etikus alkalmazás keretein belül.</w:t>
-      </w:r>
-      <w:r>
-        <w:t xml:space="preserve"> Az eszközök használat</w:t>
+      <w:bookmarkEnd w:id="47"/>
+    </w:p>
+    <w:p>
+      <w:r>
+        <w:t>A Kar támogatja mind az oktatókat, mind a hallgatókat a generatív mesterséges intelligencia (MI) használatában. A generatív MI az utóbbi évtized legnagyobb hatású informatikai innovációja, mely hatékonyabbá teszi a mérnöki munkát. Fontos, hogy mind a hallgatók, mind az oktatók ennek a technológiának a szakértői legyenek: képesek legyenek készségszintű használatára, megismerkedjenek erősségeivel és a használatából fakadó problémákkal. A Kar minden polgárát arra biztatjuk, hogy minél jobban használják ki a generatív MI képességeit a tanulás és az oktatás hatékonyabbá tétele érdekében, az etikus alkalmazás keretein belül. Az eszközök használat</w:t>
       </w:r>
       <w:r>
         <w:t>akor ugyanakkor fontos, hogy tartsuk magunkat a kari iránymutatáshoz, kérlek, ezeket figyelmesen tanulmányozd át:</w:t>
       </w:r>
     </w:p>
     <w:p>
-      <w:hyperlink r:id="rId16" w:history="1">
+      <w:hyperlink r:id="rId14" w:history="1">
         <w:r>
           <w:rPr>
             <w:rStyle w:val="Hiperhivatkozs"/>
           </w:rPr>
-          <w:t>https://vik.bme.hu/hallgatoknak/altalanos/mi-hasznalat-ajanlasok</w:t>
+          <w:t>https://vik.bme.hu/hallgatoknak/altalan</w:t>
+        </w:r>
+        <w:r>
+          <w:rPr>
+            <w:rStyle w:val="Hiperhivatkozs"/>
+          </w:rPr>
+          <w:t>o</w:t>
+        </w:r>
+        <w:r>
+          <w:rPr>
+            <w:rStyle w:val="Hiperhivatkozs"/>
+          </w:rPr>
+          <w:t>s/mi-hasznalat-ajanlasok</w:t>
         </w:r>
       </w:hyperlink>
     </w:p>
@@ -6465,15 +6276,15 @@
       <w:pPr>
         <w:pStyle w:val="Cmsor1"/>
       </w:pPr>
-      <w:bookmarkStart w:id="47" w:name="_Ref433098485"/>
-      <w:bookmarkStart w:id="48" w:name="_Toc206593415"/>
+      <w:bookmarkStart w:id="48" w:name="_Ref433098485"/>
+      <w:bookmarkStart w:id="49" w:name="_Toc206593415"/>
       <w:r>
         <w:lastRenderedPageBreak/>
         <w:t>Formázási tudnivalók</w:t>
       </w:r>
-      <w:bookmarkEnd w:id="22"/>
-      <w:bookmarkEnd w:id="47"/>
+      <w:bookmarkEnd w:id="24"/>
       <w:bookmarkEnd w:id="48"/>
+      <w:bookmarkEnd w:id="49"/>
     </w:p>
     <w:p>
       <w:r>
@@ -6484,11 +6295,11 @@
       <w:pPr>
         <w:pStyle w:val="Cmsor2"/>
       </w:pPr>
-      <w:bookmarkStart w:id="49" w:name="_Toc206593416"/>
+      <w:bookmarkStart w:id="50" w:name="_Toc206593416"/>
       <w:r>
         <w:t>Általános tudnivalók</w:t>
       </w:r>
-      <w:bookmarkEnd w:id="49"/>
+      <w:bookmarkEnd w:id="50"/>
     </w:p>
     <w:p>
       <w:r>
@@ -6506,10 +6317,7 @@
     </w:p>
     <w:p>
       <w:r>
-        <w:t xml:space="preserve">Minden oldalon - az első négy szerkezeti elem kivételével </w:t>
-      </w:r>
-      <w:r>
-        <w:t>- szerepelnie kell az oldalszámnak.</w:t>
+        <w:t>Minden oldalon - az első négy szerkezeti elem kivételével - szerepelnie kell az oldalszámnak.</w:t>
       </w:r>
     </w:p>
     <w:p>
@@ -6519,18 +6327,7 @@
     </w:p>
     <w:p>
       <w:r>
-        <w:t xml:space="preserve">Az irodalomjegyzék szövegközi hivatkozása történhet a Harvard-rendszerben (a szerző és az évszám megadásával) vagy </w:t>
-      </w:r>
-      <w:proofErr w:type="spellStart"/>
-      <w:r>
-        <w:t>sorszámozva</w:t>
-      </w:r>
-      <w:proofErr w:type="spellEnd"/>
-      <w:r>
-        <w:t xml:space="preserve">. A teljes lista névsor szerinti sorrendben a szöveg végén szerepeljen (sorszámozott irodalmi hivatkozások esetén hivatkozási sorrendben). A szakirodalmi források címeit azonban mindig az eredeti nyelven kell megadni, esetleg zárójelben a fordítással. A listában szereplő valamennyi </w:t>
-      </w:r>
-      <w:r>
-        <w:t xml:space="preserve">publikációra hivatkozni kell a szövegben. </w:t>
+        <w:t xml:space="preserve">Az irodalomjegyzék szövegközi hivatkozása történhet a Harvard-rendszerben (a szerző és az évszám megadásával) vagy sorszámozva. A teljes lista névsor szerinti sorrendben a szöveg végén szerepeljen (sorszámozott irodalmi hivatkozások esetén hivatkozási sorrendben). A szakirodalmi források címeit azonban mindig az eredeti nyelven kell megadni, esetleg zárójelben a fordítással. A listában szereplő valamennyi publikációra hivatkozni kell a szövegben. </w:t>
       </w:r>
     </w:p>
     <w:p>
@@ -6562,11 +6359,11 @@
       <w:pPr>
         <w:pStyle w:val="Cmsor2"/>
       </w:pPr>
-      <w:bookmarkStart w:id="50" w:name="_Toc206593417"/>
+      <w:bookmarkStart w:id="51" w:name="_Toc206593417"/>
       <w:r>
         <w:t>Stílusok</w:t>
       </w:r>
-      <w:bookmarkEnd w:id="50"/>
+      <w:bookmarkEnd w:id="51"/>
     </w:p>
     <w:p>
       <w:r>
@@ -6601,7 +6398,7 @@
                     </pic:cNvPicPr>
                   </pic:nvPicPr>
                   <pic:blipFill>
-                    <a:blip r:embed="rId17" cstate="print">
+                    <a:blip r:embed="rId15" cstate="print">
                       <a:extLst>
                         <a:ext uri="{28A0092B-C50C-407E-A947-70E740481C1C}">
                           <a14:useLocalDpi xmlns:a14="http://schemas.microsoft.com/office/drawing/2010/main" val="0"/>
@@ -6643,27 +6440,14 @@
       <w:pPr>
         <w:pStyle w:val="Kpalrs"/>
       </w:pPr>
-      <w:r>
-        <w:fldChar w:fldCharType="begin"/>
-      </w:r>
-      <w:r>
-        <w:instrText xml:space="preserve"> SEQ ábra \* ARABIC </w:instrText>
-      </w:r>
-      <w:r>
-        <w:fldChar w:fldCharType="separate"/>
-      </w:r>
-      <w:r>
-        <w:rPr>
-          <w:noProof/>
-        </w:rPr>
-        <w:t>1</w:t>
-      </w:r>
-      <w:r>
-        <w:rPr>
-          <w:noProof/>
-        </w:rPr>
-        <w:fldChar w:fldCharType="end"/>
-      </w:r>
+      <w:fldSimple w:instr=" SEQ ábra \* ARABIC ">
+        <w:r>
+          <w:rPr>
+            <w:noProof/>
+          </w:rPr>
+          <w:t>1</w:t>
+        </w:r>
+      </w:fldSimple>
       <w:r>
         <w:t>. ábra</w:t>
       </w:r>
@@ -6678,13 +6462,13 @@
       <w:pPr>
         <w:pStyle w:val="Cmsor2"/>
       </w:pPr>
-      <w:bookmarkStart w:id="51" w:name="_Toc332797399"/>
-      <w:bookmarkStart w:id="52" w:name="_Toc206593418"/>
+      <w:bookmarkStart w:id="52" w:name="_Toc332797399"/>
+      <w:bookmarkStart w:id="53" w:name="_Toc206593418"/>
       <w:r>
         <w:t>Címsorok</w:t>
       </w:r>
-      <w:bookmarkEnd w:id="51"/>
       <w:bookmarkEnd w:id="52"/>
+      <w:bookmarkEnd w:id="53"/>
     </w:p>
     <w:p>
       <w:r>
@@ -6722,38 +6506,22 @@
         <w:t xml:space="preserve">A fejezetcímek </w:t>
       </w:r>
       <w:r>
-        <w:t xml:space="preserve">aktuális szintjét gyorsan módosíthatod az </w:t>
-      </w:r>
-      <w:proofErr w:type="spellStart"/>
-      <w:r>
-        <w:t>alt+shift</w:t>
-      </w:r>
-      <w:proofErr w:type="spellEnd"/>
-      <w:r>
-        <w:t xml:space="preserve">+[bal/jobb] billentyűkombinációkkal. </w:t>
+        <w:t xml:space="preserve">aktuális szintjét gyorsan módosíthatod az alt+shift+[bal/jobb] billentyűkombinációkkal. </w:t>
       </w:r>
     </w:p>
     <w:p>
       <w:pPr>
         <w:pStyle w:val="Cmsor2"/>
       </w:pPr>
-      <w:bookmarkStart w:id="53" w:name="_Toc206593419"/>
+      <w:bookmarkStart w:id="54" w:name="_Toc206593419"/>
       <w:r>
         <w:t>Másolás, beillesztés</w:t>
       </w:r>
-      <w:bookmarkEnd w:id="53"/>
-    </w:p>
-    <w:p>
-      <w:r>
-        <w:t xml:space="preserve">A </w:t>
-      </w:r>
-      <w:proofErr w:type="spellStart"/>
-      <w:r>
-        <w:t>copy-paste</w:t>
-      </w:r>
-      <w:proofErr w:type="spellEnd"/>
-      <w:r>
-        <w:t xml:space="preserve"> a szép formázás legnagyobb gyilkosa. Amennyiben a dolgozatodon belül helyezel át részleteket, és a stílusokat szépen következetesen használtad, nem nagyon ronthatsz el semmit. Ha viszont külső forrásból másolsz be szöveget, érdemes minden esetben a beillesztést formázások nélkül végezni. </w:t>
+      <w:bookmarkEnd w:id="54"/>
+    </w:p>
+    <w:p>
+      <w:r>
+        <w:t xml:space="preserve">A copy-paste a szép formázás legnagyobb gyilkosa. Amennyiben a dolgozatodon belül helyezel át részleteket, és a stílusokat szépen következetesen használtad, nem nagyon ronthatsz el semmit. Ha viszont külső forrásból másolsz be szöveget, érdemes minden esetben a beillesztést formázások nélkül végezni. </w:t>
       </w:r>
       <w:r>
         <w:t>Ezt az opciót a Word mindig felkínálja, a beillesztést követően.</w:t>
@@ -6786,7 +6554,7 @@
                     </pic:cNvPicPr>
                   </pic:nvPicPr>
                   <pic:blipFill>
-                    <a:blip r:embed="rId18">
+                    <a:blip r:embed="rId16">
                       <a:extLst>
                         <a:ext uri="{28A0092B-C50C-407E-A947-70E740481C1C}">
                           <a14:useLocalDpi xmlns:a14="http://schemas.microsoft.com/office/drawing/2010/main" val="0"/>
@@ -6822,27 +6590,14 @@
       <w:pPr>
         <w:pStyle w:val="Kpalrs"/>
       </w:pPr>
-      <w:r>
-        <w:fldChar w:fldCharType="begin"/>
-      </w:r>
-      <w:r>
-        <w:instrText xml:space="preserve"> SEQ ábra \* ARABIC </w:instrText>
-      </w:r>
-      <w:r>
-        <w:fldChar w:fldCharType="separate"/>
-      </w:r>
-      <w:r>
-        <w:rPr>
-          <w:noProof/>
-        </w:rPr>
-        <w:t>2</w:t>
-      </w:r>
-      <w:r>
-        <w:rPr>
-          <w:noProof/>
-        </w:rPr>
-        <w:fldChar w:fldCharType="end"/>
-      </w:r>
+      <w:fldSimple w:instr=" SEQ ábra \* ARABIC ">
+        <w:r>
+          <w:rPr>
+            <w:noProof/>
+          </w:rPr>
+          <w:t>2</w:t>
+        </w:r>
+      </w:fldSimple>
       <w:r>
         <w:t>. ábra</w:t>
       </w:r>
@@ -6862,35 +6617,32 @@
       <w:pPr>
         <w:pStyle w:val="Cmsor2"/>
       </w:pPr>
-      <w:bookmarkStart w:id="54" w:name="_Toc206593420"/>
+      <w:bookmarkStart w:id="55" w:name="_Toc206593420"/>
       <w:r>
         <w:lastRenderedPageBreak/>
         <w:t>Mezőfrissítés</w:t>
       </w:r>
-      <w:bookmarkEnd w:id="54"/>
-    </w:p>
-    <w:p>
-      <w:r>
-        <w:t>A dolgozatodban számos automatikusan kalkulált mező szerepel (ábra sorszámok, irodalomhivatkozások, tartalomjegyzék stb. Ezeket a Word nem tartja automatikusan karban. A mezők értékét érdemes rendszeresen (de a beadás/nyomtatás/pdf generálás előtt feltétlenül) frissíteni. Ehhez jelöld ki a teljes dokumentumot (</w:t>
-      </w:r>
-      <w:proofErr w:type="spellStart"/>
-      <w:r>
-        <w:t>ctrl+A</w:t>
-      </w:r>
-      <w:proofErr w:type="spellEnd"/>
-      <w:r>
-        <w:t>), majd az előugró menüből válaszd a „mezőfrissítés” opciót.</w:t>
+      <w:bookmarkEnd w:id="55"/>
+    </w:p>
+    <w:p>
+      <w:r>
+        <w:t>A dolgozatodban számos automatikusan kalkulált mező szerepel (ábra sorszámok, irodalomhivatkozások, tartalomjegyzék stb. Ezeket a Word nem tartja automatikusan karban. A mezők értékét érdemes rendszeresen (de a beadás/nyomtatás/pdf generálás előtt feltétlenül) frissíteni. Ehhez jelöld ki a teljes dokumentumot (ctrl+A), majd az előugró menüből válaszd a „mezőfrissítés” opciót.</w:t>
       </w:r>
     </w:p>
     <w:p>
       <w:pPr>
         <w:pStyle w:val="Cmsor2"/>
       </w:pPr>
-      <w:bookmarkStart w:id="55" w:name="_Toc206593421"/>
-      <w:r>
-        <w:t>Helyesírás</w:t>
-      </w:r>
-      <w:bookmarkEnd w:id="55"/>
+      <w:bookmarkStart w:id="56" w:name="_Toc206593421"/>
+      <w:bookmarkStart w:id="57" w:name="_GoBack"/>
+      <w:r>
+        <w:t>Helyes</w:t>
+      </w:r>
+      <w:bookmarkEnd w:id="57"/>
+      <w:r>
+        <w:t>írás</w:t>
+      </w:r>
+      <w:bookmarkEnd w:id="56"/>
     </w:p>
     <w:p>
       <w:r>
@@ -6907,11 +6659,11 @@
       <w:pPr>
         <w:pStyle w:val="Cmsor3"/>
       </w:pPr>
-      <w:bookmarkStart w:id="56" w:name="_Toc206593422"/>
+      <w:bookmarkStart w:id="58" w:name="_Toc206593422"/>
       <w:r>
         <w:t>Elgépelések</w:t>
       </w:r>
-      <w:bookmarkEnd w:id="56"/>
+      <w:bookmarkEnd w:id="58"/>
     </w:p>
     <w:p>
       <w:r>
@@ -6922,11 +6674,11 @@
       <w:pPr>
         <w:pStyle w:val="Cmsor3"/>
       </w:pPr>
-      <w:bookmarkStart w:id="57" w:name="_Toc206593423"/>
+      <w:bookmarkStart w:id="59" w:name="_Toc206593423"/>
       <w:r>
         <w:t>Egyeztetés hiánya</w:t>
       </w:r>
-      <w:bookmarkEnd w:id="57"/>
+      <w:bookmarkEnd w:id="59"/>
     </w:p>
     <w:p>
       <w:r>
@@ -6958,13 +6710,13 @@
       <w:pPr>
         <w:pStyle w:val="Cmsor3"/>
       </w:pPr>
-      <w:bookmarkStart w:id="58" w:name="_Ref433104042"/>
-      <w:bookmarkStart w:id="59" w:name="_Toc206593424"/>
+      <w:bookmarkStart w:id="60" w:name="_Ref433104042"/>
+      <w:bookmarkStart w:id="61" w:name="_Toc206593424"/>
       <w:r>
         <w:t>Külföldi szavak, kifejezések</w:t>
       </w:r>
-      <w:bookmarkEnd w:id="58"/>
-      <w:bookmarkEnd w:id="59"/>
+      <w:bookmarkEnd w:id="60"/>
+      <w:bookmarkEnd w:id="61"/>
     </w:p>
     <w:p>
       <w:r>
@@ -6991,23 +6743,7 @@
     </w:p>
     <w:p>
       <w:r>
-        <w:t>Ez sokszor nem intuitív szabály, hiszen a beszélt informatikai szlengben előszeretettel használunk olyan fordulatokat, mint „</w:t>
-      </w:r>
-      <w:proofErr w:type="spellStart"/>
-      <w:r>
-        <w:t>property</w:t>
-      </w:r>
-      <w:proofErr w:type="spellEnd"/>
-      <w:r>
-        <w:t>-vel”, „</w:t>
-      </w:r>
-      <w:proofErr w:type="spellStart"/>
-      <w:r>
-        <w:t>compile-olom</w:t>
-      </w:r>
-      <w:proofErr w:type="spellEnd"/>
-      <w:r>
-        <w:t>” stb.</w:t>
+        <w:t>Ez sokszor nem intuitív szabály, hiszen a beszélt informatikai szlengben előszeretettel használunk olyan fordulatokat, mint „property-vel”, „compile-olom” stb.</w:t>
       </w:r>
       <w:proofErr w:type="gramStart"/>
       <w:r>
@@ -7021,7 +6757,7 @@
         <w:lastRenderedPageBreak/>
         <w:t xml:space="preserve">nehezen </w:t>
       </w:r>
-      <w:del w:id="60" w:author="Csorba Kristóf" w:date="2016-01-31T13:47:00Z">
+      <w:del w:id="62" w:author="Csorba Kristóf" w:date="2016-01-31T13:47:00Z">
         <w:r>
           <w:delText>el</w:delText>
         </w:r>
@@ -7029,76 +6765,37 @@
       <w:r>
         <w:t xml:space="preserve">kerülhető </w:t>
       </w:r>
-      <w:ins w:id="61" w:author="Csorba Kristóf" w:date="2016-01-31T13:47:00Z">
+      <w:ins w:id="63" w:author="Csorba Kristóf" w:date="2016-01-31T13:47:00Z">
         <w:r>
           <w:t xml:space="preserve">el </w:t>
         </w:r>
       </w:ins>
       <w:r>
-        <w:t>a ragozás, de kis leleményességgel, ügyes fogalmazással itt is megoldható a probléma. Pl. „</w:t>
-      </w:r>
-      <w:proofErr w:type="spellStart"/>
-      <w:r>
-        <w:t>Apache</w:t>
-      </w:r>
-      <w:proofErr w:type="spellEnd"/>
-      <w:r>
-        <w:t>-csal” helyett írjuk azt, hogy „</w:t>
-      </w:r>
-      <w:proofErr w:type="spellStart"/>
-      <w:r>
-        <w:t>Apache</w:t>
-      </w:r>
-      <w:proofErr w:type="spellEnd"/>
-      <w:r>
-        <w:t xml:space="preserve"> webszerverrel”.</w:t>
-      </w:r>
-    </w:p>
-    <w:p>
-      <w:r>
-        <w:t xml:space="preserve">Néhány gyorstipp a szoftverfejlesztőknek: </w:t>
-      </w:r>
-      <w:proofErr w:type="spellStart"/>
-      <w:r>
-        <w:t>property</w:t>
-      </w:r>
-      <w:proofErr w:type="spellEnd"/>
+        <w:t>a ragozás, de kis leleményességgel, ügyes fogalmazással itt is megoldható a probléma. Pl. „Apache-csal” helyett írjuk azt, hogy „Apache webszerverrel”.</w:t>
+      </w:r>
+    </w:p>
+    <w:p>
+      <w:r>
+        <w:t>Néhány gyorstipp a szoftverfejlesztőknek: property</w:t>
+      </w:r>
       <w:r>
         <w:sym w:font="Wingdings" w:char="F0E8"/>
       </w:r>
       <w:r>
-        <w:t xml:space="preserve">tulajdonság, </w:t>
-      </w:r>
-      <w:proofErr w:type="spellStart"/>
-      <w:r>
-        <w:t>event</w:t>
-      </w:r>
-      <w:proofErr w:type="spellEnd"/>
+        <w:t>tulajdonság, event</w:t>
+      </w:r>
       <w:r>
         <w:sym w:font="Wingdings" w:char="F0E8"/>
       </w:r>
       <w:r>
-        <w:t xml:space="preserve">esemény, </w:t>
-      </w:r>
-      <w:proofErr w:type="spellStart"/>
-      <w:r>
-        <w:t>method</w:t>
-      </w:r>
-      <w:proofErr w:type="spellEnd"/>
-      <w:r>
-        <w:t xml:space="preserve"> </w:t>
+        <w:t xml:space="preserve">esemény, method </w:t>
       </w:r>
       <w:r>
         <w:sym w:font="Wingdings" w:char="F0E8"/>
       </w:r>
       <w:r>
-        <w:t xml:space="preserve">metódus/függvény, </w:t>
-      </w:r>
-      <w:proofErr w:type="spellStart"/>
-      <w:r>
-        <w:t>debug</w:t>
-      </w:r>
-      <w:proofErr w:type="spellEnd"/>
+        <w:t>metódus/függvény, debug</w:t>
+      </w:r>
       <w:r>
         <w:sym w:font="Wingdings" w:char="F0E8"/>
       </w:r>
@@ -7124,7 +6821,6 @@
           <w:id w:val="-29729602"/>
           <w:citation/>
         </w:sdtPr>
-        <w:sdtEndPr/>
         <w:sdtContent>
           <w:r>
             <w:fldChar w:fldCharType="begin"/>
@@ -7154,40 +6850,32 @@
       <w:pPr>
         <w:pStyle w:val="Cmsor3"/>
       </w:pPr>
-      <w:bookmarkStart w:id="62" w:name="_Toc206593425"/>
+      <w:bookmarkStart w:id="64" w:name="_Toc206593425"/>
       <w:r>
         <w:t>Stb</w:t>
       </w:r>
       <w:r>
         <w:t>.</w:t>
       </w:r>
-      <w:bookmarkEnd w:id="62"/>
+      <w:bookmarkEnd w:id="64"/>
     </w:p>
     <w:p>
       <w:r>
         <w:t xml:space="preserve">Az „stb.” rövidítés azt jelenti „és a többi”, mivel „és” előtt felsorolásoknál nem </w:t>
       </w:r>
       <w:r>
-        <w:t xml:space="preserve">teszünk </w:t>
-      </w:r>
-      <w:proofErr w:type="spellStart"/>
-      <w:r>
-        <w:t>veszőt</w:t>
-      </w:r>
-      <w:proofErr w:type="spellEnd"/>
-      <w:r>
-        <w:t>, az „stb.” elé sem teszünk soha. Pl.: asztal, szék, lámpa stb.</w:t>
+        <w:t>teszünk veszőt, az „stb.” elé sem teszünk soha. Pl.: asztal, szék, lámpa stb.</w:t>
       </w:r>
     </w:p>
     <w:p>
       <w:pPr>
         <w:pStyle w:val="Cmsor3"/>
       </w:pPr>
-      <w:bookmarkStart w:id="63" w:name="_Toc206593426"/>
+      <w:bookmarkStart w:id="65" w:name="_Toc206593426"/>
       <w:r>
         <w:t>Helyesírás ellenőrző</w:t>
       </w:r>
-      <w:bookmarkEnd w:id="63"/>
+      <w:bookmarkEnd w:id="65"/>
     </w:p>
     <w:p>
       <w:r>
@@ -7248,7 +6936,7 @@
                     </pic:cNvPicPr>
                   </pic:nvPicPr>
                   <pic:blipFill>
-                    <a:blip r:embed="rId19">
+                    <a:blip r:embed="rId17">
                       <a:extLst>
                         <a:ext uri="{28A0092B-C50C-407E-A947-70E740481C1C}">
                           <a14:useLocalDpi xmlns:a14="http://schemas.microsoft.com/office/drawing/2010/main" val="0"/>
@@ -7310,7 +6998,7 @@
                     </pic:cNvPicPr>
                   </pic:nvPicPr>
                   <pic:blipFill>
-                    <a:blip r:embed="rId20">
+                    <a:blip r:embed="rId18">
                       <a:extLst>
                         <a:ext uri="{28A0092B-C50C-407E-A947-70E740481C1C}">
                           <a14:useLocalDpi xmlns:a14="http://schemas.microsoft.com/office/drawing/2010/main" val="0"/>
@@ -7352,27 +7040,14 @@
       <w:pPr>
         <w:pStyle w:val="Kpalrs"/>
       </w:pPr>
-      <w:r>
-        <w:fldChar w:fldCharType="begin"/>
-      </w:r>
-      <w:r>
-        <w:instrText xml:space="preserve"> SEQ ábra \* ARABIC </w:instrText>
-      </w:r>
-      <w:r>
-        <w:fldChar w:fldCharType="separate"/>
-      </w:r>
-      <w:r>
-        <w:rPr>
-          <w:noProof/>
-        </w:rPr>
-        <w:t>3</w:t>
-      </w:r>
-      <w:r>
-        <w:rPr>
-          <w:noProof/>
-        </w:rPr>
-        <w:fldChar w:fldCharType="end"/>
-      </w:r>
+      <w:fldSimple w:instr=" SEQ ábra \* ARABIC ">
+        <w:r>
+          <w:rPr>
+            <w:noProof/>
+          </w:rPr>
+          <w:t>3</w:t>
+        </w:r>
+      </w:fldSimple>
       <w:r>
         <w:t>. ábra: ellenőrzés nyelvének a megadása</w:t>
       </w:r>
@@ -7381,14 +7056,14 @@
       <w:pPr>
         <w:pStyle w:val="Cmsor2"/>
       </w:pPr>
-      <w:bookmarkStart w:id="64" w:name="_Toc332797400"/>
-      <w:bookmarkStart w:id="65" w:name="_Toc206593427"/>
+      <w:bookmarkStart w:id="66" w:name="_Toc332797400"/>
+      <w:bookmarkStart w:id="67" w:name="_Toc206593427"/>
       <w:r>
         <w:lastRenderedPageBreak/>
         <w:t>Képek</w:t>
       </w:r>
-      <w:bookmarkEnd w:id="64"/>
-      <w:bookmarkEnd w:id="65"/>
+      <w:bookmarkEnd w:id="66"/>
+      <w:bookmarkEnd w:id="67"/>
     </w:p>
     <w:p>
       <w:r>
@@ -7399,11 +7074,11 @@
       <w:pPr>
         <w:pStyle w:val="Cmsor3"/>
       </w:pPr>
-      <w:bookmarkStart w:id="66" w:name="_Toc206593428"/>
+      <w:bookmarkStart w:id="68" w:name="_Toc206593428"/>
       <w:r>
         <w:t>Beszúrás, formázás</w:t>
       </w:r>
-      <w:bookmarkEnd w:id="66"/>
+      <w:bookmarkEnd w:id="68"/>
     </w:p>
     <w:p>
       <w:r>
@@ -7451,15 +7126,7 @@
         <w:t>Képaláírás</w:t>
       </w:r>
       <w:r>
-        <w:t xml:space="preserve"> (</w:t>
-      </w:r>
-      <w:proofErr w:type="spellStart"/>
-      <w:r>
-        <w:t>Caption</w:t>
-      </w:r>
-      <w:proofErr w:type="spellEnd"/>
-      <w:r>
-        <w:t>) stílusú lesz és kezeli a sorszámozást is.</w:t>
+        <w:t xml:space="preserve"> (Caption) stílusú lesz és kezeli a sorszámozást is.</w:t>
       </w:r>
     </w:p>
     <w:p>
@@ -7489,7 +7156,7 @@
                     </pic:cNvPicPr>
                   </pic:nvPicPr>
                   <pic:blipFill>
-                    <a:blip r:embed="rId21">
+                    <a:blip r:embed="rId19">
                       <a:extLst>
                         <a:ext uri="{28A0092B-C50C-407E-A947-70E740481C1C}">
                           <a14:useLocalDpi xmlns:a14="http://schemas.microsoft.com/office/drawing/2010/main" val="0"/>
@@ -7525,73 +7192,36 @@
       <w:pPr>
         <w:pStyle w:val="Kpalrs"/>
       </w:pPr>
-      <w:r>
-        <w:fldChar w:fldCharType="begin"/>
-      </w:r>
-      <w:r>
-        <w:instrText xml:space="preserve"> SEQ ábra \* ARABIC </w:instrText>
-      </w:r>
-      <w:r>
-        <w:fldChar w:fldCharType="separate"/>
-      </w:r>
-      <w:r>
-        <w:rPr>
-          <w:noProof/>
-        </w:rPr>
-        <w:t>4</w:t>
-      </w:r>
-      <w:r>
-        <w:rPr>
-          <w:noProof/>
-        </w:rPr>
-        <w:fldChar w:fldCharType="end"/>
-      </w:r>
+      <w:fldSimple w:instr=" SEQ ábra \* ARABIC ">
+        <w:r>
+          <w:rPr>
+            <w:noProof/>
+          </w:rPr>
+          <w:t>4</w:t>
+        </w:r>
+      </w:fldSimple>
       <w:r>
         <w:t>. ábra: Példa képaláírásra</w:t>
       </w:r>
     </w:p>
     <w:p>
       <w:r>
-        <w:t xml:space="preserve">Az ábra sorszáma mellé mindig érdemes rövid magyarázatot is fűzni. Érdemes tudni, hogy Wordben számos beállítási móddal lehet képet beszúrni. Tapasztalni fogod, hogy számodra a legpraktikusabb a „szöveggel egy sorba” elrendezés lesz, mivel így szépen együtt marad az ábra a szöveggel. </w:t>
-      </w:r>
-      <w:proofErr w:type="spellStart"/>
-      <w:r>
-        <w:t>Oldaltörésekkor</w:t>
-      </w:r>
-      <w:proofErr w:type="spellEnd"/>
-      <w:r>
-        <w:t xml:space="preserve"> az ábrák méretének módosításával tudod megoldani, hogy ne maradjanak nagy üres felületek a dolgozatodban.</w:t>
+        <w:t>Az ábra sorszáma mellé mindig érdemes rövid magyarázatot is fűzni. Érdemes tudni, hogy Wordben számos beállítási móddal lehet képet beszúrni. Tapasztalni fogod, hogy számodra a legpraktikusabb a „szöveggel egy sorba” elrendezés lesz, mivel így szépen együtt marad az ábra a szöveggel. Oldaltörésekkor az ábrák méretének módosításával tudod megoldani, hogy ne maradjanak nagy üres felületek a dolgozatodban.</w:t>
       </w:r>
     </w:p>
     <w:p>
       <w:pPr>
         <w:pStyle w:val="Cmsor3"/>
       </w:pPr>
-      <w:bookmarkStart w:id="67" w:name="_Toc206593429"/>
+      <w:bookmarkStart w:id="69" w:name="_Toc206593429"/>
       <w:r>
         <w:t>Képminőség</w:t>
       </w:r>
-      <w:bookmarkEnd w:id="67"/>
-    </w:p>
-    <w:p>
-      <w:r>
-        <w:t xml:space="preserve">A raszteres (tehát nem vektorgrafikus) képek használata különös körültekintést igényel. Ezek kiválóan néznek ki a 90 </w:t>
-      </w:r>
-      <w:proofErr w:type="spellStart"/>
-      <w:r>
-        <w:t>dpi</w:t>
-      </w:r>
-      <w:proofErr w:type="spellEnd"/>
-      <w:r>
-        <w:t xml:space="preserve">-s monitorodon, ám, a 600/1200 </w:t>
-      </w:r>
-      <w:proofErr w:type="spellStart"/>
-      <w:r>
-        <w:t>dpi</w:t>
-      </w:r>
-      <w:proofErr w:type="spellEnd"/>
-      <w:r>
-        <w:t xml:space="preserve">-s nyomtatókon kinyomtatva </w:t>
+      <w:bookmarkEnd w:id="69"/>
+    </w:p>
+    <w:p>
+      <w:r>
+        <w:t xml:space="preserve">A raszteres (tehát nem vektorgrafikus) képek használata különös körültekintést igényel. Ezek kiválóan néznek ki a 90 dpi-s monitorodon, ám, a 600/1200 dpi-s nyomtatókon kinyomtatva </w:t>
       </w:r>
       <w:r>
         <w:t>rendkívül bénák lesznek a szép, pixelmentes szövegek és vektorgrafikus ábrák mellett. Hogy lásd, mire számíthatsz, nézzük meg az előző ábrát 5-szörös nagyításban.</w:t>
@@ -7624,7 +7254,7 @@
                     </pic:cNvPicPr>
                   </pic:nvPicPr>
                   <pic:blipFill>
-                    <a:blip r:embed="rId22">
+                    <a:blip r:embed="rId20">
                       <a:extLst>
                         <a:ext uri="{28A0092B-C50C-407E-A947-70E740481C1C}">
                           <a14:useLocalDpi xmlns:a14="http://schemas.microsoft.com/office/drawing/2010/main" val="0"/>
@@ -7660,59 +7290,22 @@
       <w:pPr>
         <w:pStyle w:val="Kpalrs"/>
       </w:pPr>
-      <w:r>
-        <w:fldChar w:fldCharType="begin"/>
-      </w:r>
-      <w:r>
-        <w:instrText xml:space="preserve"> SEQ ábra \* ARABIC </w:instrText>
-      </w:r>
-      <w:r>
-        <w:fldChar w:fldCharType="separate"/>
-      </w:r>
-      <w:r>
-        <w:rPr>
-          <w:noProof/>
-        </w:rPr>
-        <w:t>5</w:t>
-      </w:r>
-      <w:r>
-        <w:rPr>
-          <w:noProof/>
-        </w:rPr>
-        <w:fldChar w:fldCharType="end"/>
-      </w:r>
-      <w:r>
-        <w:t xml:space="preserve">. ábra: a raszteres képek nyomtatásban </w:t>
-      </w:r>
-      <w:proofErr w:type="spellStart"/>
-      <w:r>
-        <w:t>csúúúúnyák</w:t>
-      </w:r>
-      <w:proofErr w:type="spellEnd"/>
-      <w:r>
-        <w:t xml:space="preserve"> lesznek</w:t>
+      <w:fldSimple w:instr=" SEQ ábra \* ARABIC ">
+        <w:r>
+          <w:rPr>
+            <w:noProof/>
+          </w:rPr>
+          <w:t>5</w:t>
+        </w:r>
+      </w:fldSimple>
+      <w:r>
+        <w:t>. ábra: a raszteres képek nyomtatásban csúúúúnyák lesznek</w:t>
       </w:r>
     </w:p>
     <w:p>
       <w:r>
         <w:lastRenderedPageBreak/>
-        <w:t xml:space="preserve">Ha tehát lehetséges, használjunk vektorgrafikus ábrákat, vagyis a diagramokat, forráskódot stb. ne </w:t>
-      </w:r>
-      <w:proofErr w:type="spellStart"/>
-      <w:r>
-        <w:t>képenyőképeken</w:t>
-      </w:r>
-      <w:proofErr w:type="spellEnd"/>
-      <w:r>
-        <w:t xml:space="preserve"> keresztül, hanem közvetlen </w:t>
-      </w:r>
-      <w:proofErr w:type="spellStart"/>
-      <w:r>
-        <w:t>copy-paste</w:t>
-      </w:r>
-      <w:proofErr w:type="spellEnd"/>
-      <w:r>
-        <w:t xml:space="preserve"> megoldással másoljuk át a dokumentumunkba.</w:t>
+        <w:t>Ha tehát lehetséges, használjunk vektorgrafikus ábrákat, vagyis a diagramokat, forráskódot stb. ne képenyőképeken keresztül, hanem közvetlen copy-paste megoldással másoljuk át a dokumentumunkba.</w:t>
       </w:r>
     </w:p>
     <w:p>
@@ -7774,7 +7367,7 @@
                     </pic:cNvPicPr>
                   </pic:nvPicPr>
                   <pic:blipFill>
-                    <a:blip r:embed="rId23" cstate="print">
+                    <a:blip r:embed="rId21" cstate="print">
                       <a:extLst>
                         <a:ext uri="{28A0092B-C50C-407E-A947-70E740481C1C}">
                           <a14:useLocalDpi xmlns:a14="http://schemas.microsoft.com/office/drawing/2010/main" val="0"/>
@@ -7806,7 +7399,7 @@
         </w:drawing>
       </w:r>
     </w:p>
-    <w:bookmarkStart w:id="68" w:name="_Ref433021632"/>
+    <w:bookmarkStart w:id="70" w:name="_Ref433021632"/>
     <w:p>
       <w:pPr>
         <w:pStyle w:val="Kpalrs"/>
@@ -7832,7 +7425,7 @@
       <w:r>
         <w:t>. ábra</w:t>
       </w:r>
-      <w:bookmarkEnd w:id="68"/>
+      <w:bookmarkEnd w:id="70"/>
       <w:r>
         <w:t>: ez az ábra 460*750 pixel felbontású</w:t>
       </w:r>
@@ -7852,11 +7445,11 @@
       <w:pPr>
         <w:pStyle w:val="Cmsor2"/>
       </w:pPr>
-      <w:bookmarkStart w:id="69" w:name="_Toc206593430"/>
+      <w:bookmarkStart w:id="71" w:name="_Toc206593430"/>
       <w:r>
         <w:t>Kereszthivatkozások</w:t>
       </w:r>
-      <w:bookmarkEnd w:id="69"/>
+      <w:bookmarkEnd w:id="71"/>
     </w:p>
     <w:p>
       <w:r>
@@ -7915,7 +7508,7 @@
                     </pic:cNvPicPr>
                   </pic:nvPicPr>
                   <pic:blipFill>
-                    <a:blip r:embed="rId24">
+                    <a:blip r:embed="rId22">
                       <a:extLst>
                         <a:ext uri="{28A0092B-C50C-407E-A947-70E740481C1C}">
                           <a14:useLocalDpi xmlns:a14="http://schemas.microsoft.com/office/drawing/2010/main" val="0"/>
@@ -7947,7 +7540,7 @@
         </w:drawing>
       </w:r>
     </w:p>
-    <w:bookmarkStart w:id="70" w:name="_Ref433023888"/>
+    <w:bookmarkStart w:id="72" w:name="_Ref433023888"/>
     <w:p>
       <w:pPr>
         <w:pStyle w:val="Kpalrs"/>
@@ -7973,7 +7566,7 @@
       <w:r>
         <w:t>. ábra</w:t>
       </w:r>
-      <w:bookmarkEnd w:id="70"/>
+      <w:bookmarkEnd w:id="72"/>
       <w:r>
         <w:t>: ábrahivatkozás beszúrása</w:t>
       </w:r>
@@ -7987,13 +7580,13 @@
       <w:pPr>
         <w:pStyle w:val="Cmsor2"/>
       </w:pPr>
-      <w:bookmarkStart w:id="71" w:name="_Ref433106519"/>
-      <w:bookmarkStart w:id="72" w:name="_Toc206593431"/>
+      <w:bookmarkStart w:id="73" w:name="_Ref433106519"/>
+      <w:bookmarkStart w:id="74" w:name="_Toc206593431"/>
       <w:r>
         <w:t>Irodalomhivatkozások</w:t>
       </w:r>
-      <w:bookmarkEnd w:id="71"/>
-      <w:bookmarkEnd w:id="72"/>
+      <w:bookmarkEnd w:id="73"/>
+      <w:bookmarkEnd w:id="74"/>
     </w:p>
     <w:p>
       <w:r>
@@ -8038,7 +7631,7 @@
                     </pic:cNvPicPr>
                   </pic:nvPicPr>
                   <pic:blipFill>
-                    <a:blip r:embed="rId25">
+                    <a:blip r:embed="rId23">
                       <a:extLst>
                         <a:ext uri="{28A0092B-C50C-407E-A947-70E740481C1C}">
                           <a14:useLocalDpi xmlns:a14="http://schemas.microsoft.com/office/drawing/2010/main" val="0"/>
@@ -8074,27 +7667,14 @@
       <w:pPr>
         <w:pStyle w:val="Kpalrs"/>
       </w:pPr>
-      <w:r>
-        <w:fldChar w:fldCharType="begin"/>
-      </w:r>
-      <w:r>
-        <w:instrText xml:space="preserve"> SEQ ábra \* ARABIC </w:instrText>
-      </w:r>
-      <w:r>
-        <w:fldChar w:fldCharType="separate"/>
-      </w:r>
-      <w:r>
-        <w:rPr>
-          <w:noProof/>
-        </w:rPr>
-        <w:t>8</w:t>
-      </w:r>
-      <w:r>
-        <w:rPr>
-          <w:noProof/>
-        </w:rPr>
-        <w:fldChar w:fldCharType="end"/>
-      </w:r>
+      <w:fldSimple w:instr=" SEQ ábra \* ARABIC ">
+        <w:r>
+          <w:rPr>
+            <w:noProof/>
+          </w:rPr>
+          <w:t>8</w:t>
+        </w:r>
+      </w:fldSimple>
       <w:r>
         <w:t>. ábra: idézetek és irodalomjegyzék</w:t>
       </w:r>
@@ -8103,12 +7683,12 @@
       <w:pPr>
         <w:pStyle w:val="Cmsor3"/>
       </w:pPr>
-      <w:bookmarkStart w:id="73" w:name="_Toc332797401"/>
-      <w:bookmarkStart w:id="74" w:name="_Toc206593432"/>
+      <w:bookmarkStart w:id="75" w:name="_Toc206593432"/>
+      <w:bookmarkStart w:id="76" w:name="_Toc332797401"/>
       <w:r>
         <w:t>Pozícionálás</w:t>
       </w:r>
-      <w:bookmarkEnd w:id="74"/>
+      <w:bookmarkEnd w:id="75"/>
     </w:p>
     <w:p>
       <w:r>
@@ -8132,11 +7712,11 @@
       <w:pPr>
         <w:pStyle w:val="Cmsor3"/>
       </w:pPr>
-      <w:bookmarkStart w:id="75" w:name="_Toc206593433"/>
+      <w:bookmarkStart w:id="77" w:name="_Toc206593433"/>
       <w:r>
         <w:t>Mikor kell hivatkoznom?</w:t>
       </w:r>
-      <w:bookmarkEnd w:id="75"/>
+      <w:bookmarkEnd w:id="77"/>
     </w:p>
     <w:p>
       <w:r>
@@ -8149,36 +7729,28 @@
         <w:t xml:space="preserve">szövegrésznél, olyan szövegeknél, melyek megfogalmazásához külső forrásokat használtál, illetve olyan állítások/technológiák/algoritmusok megemlítésénél, melyek nem feltétlenül egyértelműek </w:t>
       </w:r>
       <w:r>
-        <w:t xml:space="preserve">egy átlagos műveltségű olvasó számára. Nagyságrendileg egy szakdolgozatban átlagosan 10-20, egy diplomatervben átlagosan 20-30 külső forrást illik megemlíteni. A források megválasztásánál, ha lehet, törekedjél a nyomtatott források keresésére, ezek lehetnek folyóiratcikkek, könyvek, könyvfejezetek, útmutatók, egyetemi jegyzetek stb., s csak akkor hivatkozz weboldalakra, vagy Wikipediára, ha </w:t>
-      </w:r>
-      <w:proofErr w:type="gramStart"/>
-      <w:r>
-        <w:t>ilyent</w:t>
-      </w:r>
-      <w:proofErr w:type="gramEnd"/>
-      <w:r>
-        <w:t xml:space="preserve"> nem találtál.</w:t>
+        <w:t>egy átlagos műveltségű olvasó számára. Nagyságrendileg egy szakdolgozatban átlagosan 10-20, egy diplomatervben átlagosan 20-30 külső forrást illik megemlíteni. A források megválasztásánál, ha lehet, törekedjél a nyomtatott források keresésére, ezek lehetnek folyóiratcikkek, könyvek, könyvfejezetek, útmutatók, egyetemi jegyzetek stb., s csak akkor hivatkozz weboldalakra, vagy Wikipediára, ha ilyent nem találtál.</w:t>
       </w:r>
     </w:p>
     <w:p>
       <w:pPr>
         <w:pStyle w:val="Cmsor2"/>
       </w:pPr>
-      <w:bookmarkStart w:id="76" w:name="_Toc206593434"/>
+      <w:bookmarkStart w:id="78" w:name="_Toc206593434"/>
       <w:r>
         <w:t>Word tippek és trükkök</w:t>
       </w:r>
-      <w:bookmarkEnd w:id="76"/>
+      <w:bookmarkEnd w:id="78"/>
     </w:p>
     <w:p>
       <w:pPr>
         <w:pStyle w:val="Cmsor3"/>
       </w:pPr>
-      <w:bookmarkStart w:id="77" w:name="_Toc206593435"/>
+      <w:bookmarkStart w:id="79" w:name="_Toc206593435"/>
       <w:r>
         <w:t>Navigációs ablak</w:t>
       </w:r>
-      <w:bookmarkEnd w:id="77"/>
+      <w:bookmarkEnd w:id="79"/>
     </w:p>
     <w:p>
       <w:r>
@@ -8212,7 +7784,7 @@
                     </pic:cNvPicPr>
                   </pic:nvPicPr>
                   <pic:blipFill>
-                    <a:blip r:embed="rId26" cstate="print">
+                    <a:blip r:embed="rId24" cstate="print">
                       <a:extLst>
                         <a:ext uri="{28A0092B-C50C-407E-A947-70E740481C1C}">
                           <a14:useLocalDpi xmlns:a14="http://schemas.microsoft.com/office/drawing/2010/main" val="0"/>
@@ -8248,27 +7820,14 @@
       <w:pPr>
         <w:pStyle w:val="Kpalrs"/>
       </w:pPr>
-      <w:r>
-        <w:fldChar w:fldCharType="begin"/>
-      </w:r>
-      <w:r>
-        <w:instrText xml:space="preserve"> SEQ ábra \* ARABIC </w:instrText>
-      </w:r>
-      <w:r>
-        <w:fldChar w:fldCharType="separate"/>
-      </w:r>
-      <w:r>
-        <w:rPr>
-          <w:noProof/>
-        </w:rPr>
-        <w:t>9</w:t>
-      </w:r>
-      <w:r>
-        <w:rPr>
-          <w:noProof/>
-        </w:rPr>
-        <w:fldChar w:fldCharType="end"/>
-      </w:r>
+      <w:fldSimple w:instr=" SEQ ábra \* ARABIC ">
+        <w:r>
+          <w:rPr>
+            <w:noProof/>
+          </w:rPr>
+          <w:t>9</w:t>
+        </w:r>
+      </w:fldSimple>
       <w:r>
         <w:t>. ábra: Navigációs ablak</w:t>
       </w:r>
@@ -8277,11 +7836,11 @@
       <w:pPr>
         <w:pStyle w:val="Cmsor3"/>
       </w:pPr>
-      <w:bookmarkStart w:id="78" w:name="_Toc206593436"/>
+      <w:bookmarkStart w:id="80" w:name="_Toc206593436"/>
       <w:r>
         <w:t>Megjegyzések</w:t>
       </w:r>
-      <w:bookmarkEnd w:id="78"/>
+      <w:bookmarkEnd w:id="80"/>
     </w:p>
     <w:p>
       <w:r>
@@ -8296,11 +7855,11 @@
       <w:pPr>
         <w:pStyle w:val="Cmsor3"/>
       </w:pPr>
-      <w:bookmarkStart w:id="79" w:name="_Toc206593437"/>
+      <w:bookmarkStart w:id="81" w:name="_Toc206593437"/>
       <w:r>
         <w:t>Korrektúra</w:t>
       </w:r>
-      <w:bookmarkEnd w:id="79"/>
+      <w:bookmarkEnd w:id="81"/>
     </w:p>
     <w:p>
       <w:r>
@@ -8309,15 +7868,7 @@
     </w:p>
     <w:p>
       <w:r>
-        <w:t xml:space="preserve">Amikor korrektúrázott változatot kapsz vissza valakitől, használd a „Véleményezés </w:t>
-      </w:r>
-      <w:proofErr w:type="gramStart"/>
-      <w:r>
-        <w:t>ablak”-</w:t>
-      </w:r>
-      <w:proofErr w:type="gramEnd"/>
-      <w:r>
-        <w:t>ot, így egyetlen javítás sem kerülheti el a figyelmedet, s így mindegyiket elfogadhatod, vagy elvetheted, igény szerint.</w:t>
+        <w:t>Amikor korrektúrázott változatot kapsz vissza valakitől, használd a „Véleményezés ablak”-ot, így egyetlen javítás sem kerülheti el a figyelmedet, s így mindegyiket elfogadhatod, vagy elvetheted, igény szerint.</w:t>
       </w:r>
     </w:p>
     <w:p>
@@ -8347,7 +7898,7 @@
                     </pic:cNvPicPr>
                   </pic:nvPicPr>
                   <pic:blipFill>
-                    <a:blip r:embed="rId27">
+                    <a:blip r:embed="rId25">
                       <a:extLst>
                         <a:ext uri="{28A0092B-C50C-407E-A947-70E740481C1C}">
                           <a14:useLocalDpi xmlns:a14="http://schemas.microsoft.com/office/drawing/2010/main" val="0"/>
@@ -8383,27 +7934,14 @@
       <w:pPr>
         <w:pStyle w:val="Kpalrs"/>
       </w:pPr>
-      <w:r>
-        <w:fldChar w:fldCharType="begin"/>
-      </w:r>
-      <w:r>
-        <w:instrText xml:space="preserve"> SEQ ábra \* ARABIC </w:instrText>
-      </w:r>
-      <w:r>
-        <w:fldChar w:fldCharType="separate"/>
-      </w:r>
-      <w:r>
-        <w:rPr>
-          <w:noProof/>
-        </w:rPr>
-        <w:t>10</w:t>
-      </w:r>
-      <w:r>
-        <w:rPr>
-          <w:noProof/>
-        </w:rPr>
-        <w:fldChar w:fldCharType="end"/>
-      </w:r>
+      <w:fldSimple w:instr=" SEQ ábra \* ARABIC ">
+        <w:r>
+          <w:rPr>
+            <w:noProof/>
+          </w:rPr>
+          <w:t>10</w:t>
+        </w:r>
+      </w:fldSimple>
       <w:r>
         <w:t>. ábra: ellenőrizd, hogy minden bekarikázott funkciót ismersz-e!</w:t>
       </w:r>
@@ -8412,23 +7950,15 @@
       <w:pPr>
         <w:pStyle w:val="Cmsor3"/>
       </w:pPr>
-      <w:bookmarkStart w:id="80" w:name="_Toc206593438"/>
+      <w:bookmarkStart w:id="82" w:name="_Toc206593438"/>
       <w:r>
         <w:t>Gyorsbillentyűk</w:t>
       </w:r>
-      <w:bookmarkEnd w:id="80"/>
-    </w:p>
-    <w:p>
-      <w:r>
-        <w:t xml:space="preserve">A Word lehetőséget ad tetszőleges funkció gyorsbillentyűre kötésére. Használd a „billentyűparancsok </w:t>
-      </w:r>
-      <w:proofErr w:type="spellStart"/>
-      <w:r>
-        <w:t>testreszabása</w:t>
-      </w:r>
-      <w:proofErr w:type="spellEnd"/>
-      <w:r>
-        <w:t>” funkciót, hogy gyorsbillentyűt rendelj a leggyakrabban használt gombokhoz.</w:t>
+      <w:bookmarkEnd w:id="82"/>
+    </w:p>
+    <w:p>
+      <w:r>
+        <w:t>A Word lehetőséget ad tetszőleges funkció gyorsbillentyűre kötésére. Használd a „billentyűparancsok testreszabása” funkciót, hogy gyorsbillentyűt rendelj a leggyakrabban használt gombokhoz.</w:t>
       </w:r>
     </w:p>
     <w:p>
@@ -8436,27 +7966,19 @@
         <w:t>Érdemes továbbá gyorsbillentyűt rendelni az alapvető stílusokhoz is</w:t>
       </w:r>
       <w:r>
-        <w:t xml:space="preserve">. Bemelegítésként hozzárendeltük az </w:t>
-      </w:r>
-      <w:proofErr w:type="spellStart"/>
-      <w:r>
-        <w:t>alt+K</w:t>
-      </w:r>
-      <w:proofErr w:type="spellEnd"/>
-      <w:r>
-        <w:t xml:space="preserve"> kombinációt a „Kép” stílushoz.</w:t>
+        <w:t>. Bemelegítésként hozzárendeltük az alt+K kombinációt a „Kép” stílushoz.</w:t>
       </w:r>
     </w:p>
     <w:p>
       <w:pPr>
         <w:pStyle w:val="Cmsor2"/>
       </w:pPr>
-      <w:bookmarkStart w:id="81" w:name="_Toc206593439"/>
+      <w:bookmarkStart w:id="83" w:name="_Toc206593439"/>
       <w:r>
         <w:t>Kódrészletek</w:t>
       </w:r>
-      <w:bookmarkEnd w:id="73"/>
-      <w:bookmarkEnd w:id="81"/>
+      <w:bookmarkEnd w:id="76"/>
+      <w:bookmarkEnd w:id="83"/>
     </w:p>
     <w:p>
       <w:r>
@@ -8467,24 +7989,16 @@
       <w:pPr>
         <w:pStyle w:val="Cmsor3"/>
       </w:pPr>
-      <w:bookmarkStart w:id="82" w:name="_Toc206593440"/>
+      <w:bookmarkStart w:id="84" w:name="_Toc206593440"/>
       <w:r>
         <w:lastRenderedPageBreak/>
         <w:t>Formázás</w:t>
       </w:r>
-      <w:bookmarkEnd w:id="82"/>
-    </w:p>
-    <w:p>
-      <w:r>
-        <w:t xml:space="preserve">A kódrészletek formázásánál kerüljük a helypazarlást, illetve próbáljuk megelőzni az olvashatóságot rontó sortördelést, akár a forráskód módosításának árán is. Két praktikus tipp Visual </w:t>
-      </w:r>
-      <w:proofErr w:type="spellStart"/>
-      <w:r>
-        <w:t>Studio</w:t>
-      </w:r>
-      <w:proofErr w:type="spellEnd"/>
-      <w:r>
-        <w:t>-hoz:</w:t>
+      <w:bookmarkEnd w:id="84"/>
+    </w:p>
+    <w:p>
+      <w:r>
+        <w:t>A kódrészletek formázásánál kerüljük a helypazarlást, illetve próbáljuk megelőzni az olvashatóságot rontó sortördelést, akár a forráskód módosításának árán is. Két praktikus tipp Visual Studio-hoz:</w:t>
       </w:r>
     </w:p>
     <w:p>
@@ -8492,31 +8006,7 @@
         <w:t>M</w:t>
       </w:r>
       <w:r>
-        <w:t xml:space="preserve">ásolás előtt érdemes a behúzások mértékét 4-ről 2 karakterre csökkenteni, majd a másolandó kódrészletet </w:t>
-      </w:r>
-      <w:proofErr w:type="spellStart"/>
-      <w:r>
-        <w:t>újraformázni</w:t>
-      </w:r>
-      <w:proofErr w:type="spellEnd"/>
-      <w:r>
-        <w:t xml:space="preserve"> (</w:t>
-      </w:r>
-      <w:proofErr w:type="spellStart"/>
-      <w:r>
-        <w:t>ctrl+K</w:t>
-      </w:r>
-      <w:proofErr w:type="spellEnd"/>
-      <w:r>
-        <w:t xml:space="preserve">, </w:t>
-      </w:r>
-      <w:proofErr w:type="spellStart"/>
-      <w:r>
-        <w:t>ctrl</w:t>
-      </w:r>
-      <w:proofErr w:type="spellEnd"/>
-      <w:r>
-        <w:t xml:space="preserve"> +D)</w:t>
+        <w:t>ásolás előtt érdemes a behúzások mértékét 4-ről 2 karakterre csökkenteni, majd a másolandó kódrészletet újraformázni (ctrl+K, ctrl +D)</w:t>
       </w:r>
       <w:r>
         <w:t>, alternatívaként persze utólag is kitörölgethetjük a felesleges szóközöket a kódból.</w:t>
@@ -8549,7 +8039,7 @@
                     </pic:cNvPicPr>
                   </pic:nvPicPr>
                   <pic:blipFill>
-                    <a:blip r:embed="rId28">
+                    <a:blip r:embed="rId26">
                       <a:extLst>
                         <a:ext uri="{28A0092B-C50C-407E-A947-70E740481C1C}">
                           <a14:useLocalDpi xmlns:a14="http://schemas.microsoft.com/office/drawing/2010/main" val="0"/>
@@ -8585,35 +8075,20 @@
       <w:pPr>
         <w:pStyle w:val="Kpalrs"/>
       </w:pPr>
-      <w:r>
-        <w:fldChar w:fldCharType="begin"/>
-      </w:r>
-      <w:r>
-        <w:instrText xml:space="preserve"> SEQ ábra \* ARABIC </w:instrText>
-      </w:r>
-      <w:r>
-        <w:fldChar w:fldCharType="separate"/>
-      </w:r>
-      <w:r>
-        <w:rPr>
-          <w:noProof/>
-        </w:rPr>
-        <w:t>11</w:t>
-      </w:r>
-      <w:r>
-        <w:rPr>
-          <w:noProof/>
-        </w:rPr>
-        <w:fldChar w:fldCharType="end"/>
-      </w:r>
+      <w:fldSimple w:instr=" SEQ ábra \* ARABIC ">
+        <w:r>
+          <w:rPr>
+            <w:noProof/>
+          </w:rPr>
+          <w:t>11</w:t>
+        </w:r>
+      </w:fldSimple>
       <w:r>
         <w:t xml:space="preserve">. ábra: a behúzások mértékének csökkentése Visual </w:t>
       </w:r>
-      <w:proofErr w:type="spellStart"/>
       <w:r>
         <w:t>Studioban</w:t>
       </w:r>
-      <w:proofErr w:type="spellEnd"/>
     </w:p>
     <w:p>
       <w:pPr>
@@ -8650,7 +8125,7 @@
                     </pic:cNvPicPr>
                   </pic:nvPicPr>
                   <pic:blipFill>
-                    <a:blip r:embed="rId29">
+                    <a:blip r:embed="rId27">
                       <a:extLst>
                         <a:ext uri="{28A0092B-C50C-407E-A947-70E740481C1C}">
                           <a14:useLocalDpi xmlns:a14="http://schemas.microsoft.com/office/drawing/2010/main" val="0"/>
@@ -8686,37 +8161,16 @@
       <w:pPr>
         <w:pStyle w:val="Kpalrs"/>
       </w:pPr>
-      <w:r>
-        <w:fldChar w:fldCharType="begin"/>
-      </w:r>
-      <w:r>
-        <w:instrText xml:space="preserve"> SEQ ábra \* ARABIC </w:instrText>
-      </w:r>
-      <w:r>
-        <w:fldChar w:fldCharType="separate"/>
-      </w:r>
-      <w:r>
-        <w:rPr>
-          <w:noProof/>
-        </w:rPr>
-        <w:t>12</w:t>
-      </w:r>
-      <w:r>
-        <w:rPr>
-          <w:noProof/>
-        </w:rPr>
-        <w:fldChar w:fldCharType="end"/>
-      </w:r>
-      <w:r>
-        <w:t xml:space="preserve">. ábra: kódblokk kijelölése </w:t>
-      </w:r>
-      <w:proofErr w:type="spellStart"/>
-      <w:r>
-        <w:t>ALT+egérkurzor</w:t>
-      </w:r>
-      <w:proofErr w:type="spellEnd"/>
-      <w:r>
-        <w:t xml:space="preserve"> segítségével</w:t>
+      <w:fldSimple w:instr=" SEQ ábra \* ARABIC ">
+        <w:r>
+          <w:rPr>
+            <w:noProof/>
+          </w:rPr>
+          <w:t>12</w:t>
+        </w:r>
+      </w:fldSimple>
+      <w:r>
+        <w:t>. ábra: kódblokk kijelölése ALT+egérkurzor segítségével</w:t>
       </w:r>
     </w:p>
     <w:p>
@@ -8733,15 +8187,7 @@
         <w:t>.</w:t>
       </w:r>
       <w:r>
-        <w:t xml:space="preserve"> A Visual </w:t>
-      </w:r>
-      <w:proofErr w:type="spellStart"/>
-      <w:r>
-        <w:t>Studio-ból</w:t>
-      </w:r>
-      <w:proofErr w:type="spellEnd"/>
-      <w:r>
-        <w:t xml:space="preserve"> kimásolt kódok alapvetően jól néznek ki, további szépítésre </w:t>
+        <w:t xml:space="preserve"> A Visual Studio-ból kimásolt kódok alapvetően jól néznek ki, további szépítésre </w:t>
       </w:r>
       <w:r>
         <w:t xml:space="preserve">használjuk a </w:t>
@@ -8765,7 +8211,6 @@
           <w:lang w:eastAsia="hu-HU"/>
         </w:rPr>
       </w:pPr>
-      <w:proofErr w:type="spellStart"/>
       <w:r>
         <w:rPr>
           <w:highlight w:val="white"/>
@@ -8773,7 +8218,6 @@
         </w:rPr>
         <w:t>static</w:t>
       </w:r>
-      <w:proofErr w:type="spellEnd"/>
       <w:r>
         <w:rPr>
           <w:color w:val="000000"/>
@@ -8782,7 +8226,6 @@
         </w:rPr>
         <w:t xml:space="preserve"> </w:t>
       </w:r>
-      <w:proofErr w:type="spellStart"/>
       <w:r>
         <w:rPr>
           <w:highlight w:val="white"/>
@@ -8790,59 +8233,56 @@
         </w:rPr>
         <w:t>void</w:t>
       </w:r>
-      <w:proofErr w:type="spellEnd"/>
       <w:r>
         <w:rPr>
           <w:color w:val="000000"/>
           <w:highlight w:val="white"/>
           <w:lang w:eastAsia="hu-HU"/>
         </w:rPr>
-        <w:t xml:space="preserve"> Main(</w:t>
-      </w:r>
-      <w:proofErr w:type="spellStart"/>
+        <w:t xml:space="preserve"> </w:t>
+      </w:r>
       <w:proofErr w:type="gramStart"/>
-      <w:r>
-        <w:rPr>
-          <w:highlight w:val="white"/>
-          <w:lang w:eastAsia="hu-HU"/>
-        </w:rPr>
-        <w:t>string</w:t>
-      </w:r>
-      <w:proofErr w:type="spellEnd"/>
       <w:r>
         <w:rPr>
           <w:color w:val="000000"/>
           <w:highlight w:val="white"/>
           <w:lang w:eastAsia="hu-HU"/>
         </w:rPr>
-        <w:t>[</w:t>
+        <w:t>Main(</w:t>
       </w:r>
       <w:proofErr w:type="gramEnd"/>
+      <w:r>
+        <w:rPr>
+          <w:highlight w:val="white"/>
+          <w:lang w:eastAsia="hu-HU"/>
+        </w:rPr>
+        <w:t>string</w:t>
+      </w:r>
       <w:r>
         <w:rPr>
           <w:color w:val="000000"/>
           <w:highlight w:val="white"/>
           <w:lang w:eastAsia="hu-HU"/>
         </w:rPr>
-        <w:t xml:space="preserve">] </w:t>
-      </w:r>
-      <w:proofErr w:type="spellStart"/>
-      <w:r>
+        <w:t>[] args)</w:t>
+      </w:r>
+    </w:p>
+    <w:p>
+      <w:pPr>
+        <w:pStyle w:val="Kd"/>
         <w:rPr>
           <w:color w:val="000000"/>
           <w:highlight w:val="white"/>
           <w:lang w:eastAsia="hu-HU"/>
         </w:rPr>
-        <w:t>args</w:t>
-      </w:r>
-      <w:proofErr w:type="spellEnd"/>
+      </w:pPr>
       <w:r>
         <w:rPr>
           <w:color w:val="000000"/>
           <w:highlight w:val="white"/>
           <w:lang w:eastAsia="hu-HU"/>
         </w:rPr>
-        <w:t>)</w:t>
+        <w:t>{</w:t>
       </w:r>
     </w:p>
     <w:p>
@@ -8860,32 +8300,45 @@
           <w:highlight w:val="white"/>
           <w:lang w:eastAsia="hu-HU"/>
         </w:rPr>
-        <w:t>{</w:t>
-      </w:r>
-    </w:p>
-    <w:p>
-      <w:pPr>
-        <w:pStyle w:val="Kd"/>
+        <w:t xml:space="preserve">  </w:t>
+      </w:r>
+      <w:r>
+        <w:rPr>
+          <w:highlight w:val="white"/>
+          <w:lang w:eastAsia="hu-HU"/>
+        </w:rPr>
+        <w:t>var</w:t>
+      </w:r>
+      <w:r>
         <w:rPr>
           <w:color w:val="000000"/>
           <w:highlight w:val="white"/>
           <w:lang w:eastAsia="hu-HU"/>
         </w:rPr>
-      </w:pPr>
+        <w:t xml:space="preserve"> ci = </w:t>
+      </w:r>
+      <w:r>
+        <w:rPr>
+          <w:highlight w:val="white"/>
+          <w:lang w:eastAsia="hu-HU"/>
+        </w:rPr>
+        <w:t>new</w:t>
+      </w:r>
       <w:r>
         <w:rPr>
           <w:color w:val="000000"/>
           <w:highlight w:val="white"/>
           <w:lang w:eastAsia="hu-HU"/>
         </w:rPr>
-        <w:t xml:space="preserve">  </w:t>
-      </w:r>
-      <w:r>
-        <w:rPr>
+        <w:t xml:space="preserve"> </w:t>
+      </w:r>
+      <w:r>
+        <w:rPr>
+          <w:color w:val="2B91AF"/>
           <w:highlight w:val="white"/>
           <w:lang w:eastAsia="hu-HU"/>
         </w:rPr>
-        <w:t>var</w:t>
+        <w:t>CultureInfo</w:t>
       </w:r>
       <w:r>
         <w:rPr>
@@ -8893,42 +8346,188 @@
           <w:highlight w:val="white"/>
           <w:lang w:eastAsia="hu-HU"/>
         </w:rPr>
-        <w:t xml:space="preserve"> ci = </w:t>
-      </w:r>
-      <w:proofErr w:type="spellStart"/>
-      <w:r>
-        <w:rPr>
+        <w:t>(</w:t>
+      </w:r>
+      <w:r>
+        <w:rPr>
+          <w:color w:val="A31515"/>
           <w:highlight w:val="white"/>
           <w:lang w:eastAsia="hu-HU"/>
         </w:rPr>
-        <w:t>new</w:t>
-      </w:r>
-      <w:proofErr w:type="spellEnd"/>
+        <w:t>"en-us"</w:t>
+      </w:r>
       <w:r>
         <w:rPr>
           <w:color w:val="000000"/>
           <w:highlight w:val="white"/>
           <w:lang w:eastAsia="hu-HU"/>
         </w:rPr>
-        <w:t xml:space="preserve"> </w:t>
-      </w:r>
-      <w:proofErr w:type="spellStart"/>
+        <w:t>);</w:t>
+      </w:r>
+    </w:p>
+    <w:p>
+      <w:pPr>
+        <w:pStyle w:val="Kd"/>
+        <w:rPr>
+          <w:color w:val="000000"/>
+          <w:highlight w:val="white"/>
+          <w:lang w:eastAsia="hu-HU"/>
+        </w:rPr>
+      </w:pPr>
+      <w:r>
+        <w:rPr>
+          <w:color w:val="000000"/>
+          <w:highlight w:val="white"/>
+          <w:lang w:eastAsia="hu-HU"/>
+        </w:rPr>
+        <w:t xml:space="preserve">  ci</w:t>
+      </w:r>
+      <w:proofErr w:type="gramStart"/>
+      <w:r>
+        <w:rPr>
+          <w:color w:val="000000"/>
+          <w:highlight w:val="white"/>
+          <w:lang w:eastAsia="hu-HU"/>
+        </w:rPr>
+        <w:t>.NumberFormat</w:t>
+      </w:r>
+      <w:proofErr w:type="gramEnd"/>
+      <w:r>
+        <w:rPr>
+          <w:color w:val="000000"/>
+          <w:highlight w:val="white"/>
+          <w:lang w:eastAsia="hu-HU"/>
+        </w:rPr>
+        <w:t xml:space="preserve">.CurrencySymbol = </w:t>
+      </w:r>
+      <w:r>
+        <w:rPr>
+          <w:color w:val="A31515"/>
+          <w:highlight w:val="white"/>
+          <w:lang w:eastAsia="hu-HU"/>
+        </w:rPr>
+        <w:t>""</w:t>
+      </w:r>
+      <w:r>
+        <w:rPr>
+          <w:color w:val="000000"/>
+          <w:highlight w:val="white"/>
+          <w:lang w:eastAsia="hu-HU"/>
+        </w:rPr>
+        <w:t>;</w:t>
+      </w:r>
+    </w:p>
+    <w:p>
+      <w:pPr>
+        <w:pStyle w:val="Kd"/>
+        <w:rPr>
+          <w:color w:val="000000"/>
+          <w:highlight w:val="white"/>
+          <w:lang w:eastAsia="hu-HU"/>
+        </w:rPr>
+      </w:pPr>
+      <w:r>
+        <w:rPr>
+          <w:color w:val="000000"/>
+          <w:highlight w:val="white"/>
+          <w:lang w:eastAsia="hu-HU"/>
+        </w:rPr>
+        <w:t xml:space="preserve">  </w:t>
+      </w:r>
       <w:r>
         <w:rPr>
           <w:color w:val="2B91AF"/>
           <w:highlight w:val="white"/>
           <w:lang w:eastAsia="hu-HU"/>
         </w:rPr>
-        <w:t>CultureInfo</w:t>
-      </w:r>
-      <w:proofErr w:type="spellEnd"/>
+        <w:t>Thread</w:t>
+      </w:r>
+      <w:proofErr w:type="gramStart"/>
       <w:r>
         <w:rPr>
           <w:color w:val="000000"/>
           <w:highlight w:val="white"/>
           <w:lang w:eastAsia="hu-HU"/>
         </w:rPr>
-        <w:t>(</w:t>
+        <w:t>.CurrentThread</w:t>
+      </w:r>
+      <w:proofErr w:type="gramEnd"/>
+      <w:r>
+        <w:rPr>
+          <w:color w:val="000000"/>
+          <w:highlight w:val="white"/>
+          <w:lang w:eastAsia="hu-HU"/>
+        </w:rPr>
+        <w:t>.CurrentCulture = ci;</w:t>
+      </w:r>
+    </w:p>
+    <w:p>
+      <w:pPr>
+        <w:pStyle w:val="Kd"/>
+        <w:rPr>
+          <w:color w:val="000000"/>
+          <w:highlight w:val="white"/>
+          <w:lang w:eastAsia="hu-HU"/>
+        </w:rPr>
+      </w:pPr>
+      <w:r>
+        <w:rPr>
+          <w:color w:val="000000"/>
+          <w:highlight w:val="white"/>
+          <w:lang w:eastAsia="hu-HU"/>
+        </w:rPr>
+        <w:t xml:space="preserve">  </w:t>
+      </w:r>
+      <w:r>
+        <w:rPr>
+          <w:color w:val="2B91AF"/>
+          <w:highlight w:val="white"/>
+          <w:lang w:eastAsia="hu-HU"/>
+        </w:rPr>
+        <w:t>Console</w:t>
+      </w:r>
+      <w:r>
+        <w:rPr>
+          <w:color w:val="000000"/>
+          <w:highlight w:val="white"/>
+          <w:lang w:eastAsia="hu-HU"/>
+        </w:rPr>
+        <w:t>.WriteLine(ci);</w:t>
+      </w:r>
+    </w:p>
+    <w:p>
+      <w:pPr>
+        <w:pStyle w:val="Kd"/>
+        <w:rPr>
+          <w:color w:val="000000"/>
+          <w:highlight w:val="white"/>
+          <w:lang w:eastAsia="hu-HU"/>
+        </w:rPr>
+      </w:pPr>
+      <w:r>
+        <w:rPr>
+          <w:color w:val="000000"/>
+          <w:highlight w:val="white"/>
+          <w:lang w:eastAsia="hu-HU"/>
+        </w:rPr>
+        <w:lastRenderedPageBreak/>
+        <w:t xml:space="preserve">  </w:t>
+      </w:r>
+      <w:r>
+        <w:rPr>
+          <w:color w:val="2B91AF"/>
+          <w:highlight w:val="white"/>
+          <w:lang w:eastAsia="hu-HU"/>
+        </w:rPr>
+        <w:t>Console</w:t>
+      </w:r>
+      <w:r>
+        <w:rPr>
+          <w:color w:val="000000"/>
+          <w:highlight w:val="white"/>
+          <w:lang w:eastAsia="hu-HU"/>
+        </w:rPr>
+        <w:t>.WriteLine(</w:t>
       </w:r>
       <w:r>
         <w:rPr>
@@ -8936,25 +8535,7 @@
           <w:highlight w:val="white"/>
           <w:lang w:eastAsia="hu-HU"/>
         </w:rPr>
-        <w:t>"</w:t>
-      </w:r>
-      <w:proofErr w:type="spellStart"/>
-      <w:r>
-        <w:rPr>
-          <w:color w:val="A31515"/>
-          <w:highlight w:val="white"/>
-          <w:lang w:eastAsia="hu-HU"/>
-        </w:rPr>
-        <w:t>en-us</w:t>
-      </w:r>
-      <w:proofErr w:type="spellEnd"/>
-      <w:r>
-        <w:rPr>
-          <w:color w:val="A31515"/>
-          <w:highlight w:val="white"/>
-          <w:lang w:eastAsia="hu-HU"/>
-        </w:rPr>
-        <w:t>"</w:t>
+        <w:t>"{0:c}"</w:t>
       </w:r>
       <w:r>
         <w:rPr>
@@ -8962,296 +8543,83 @@
           <w:highlight w:val="white"/>
           <w:lang w:eastAsia="hu-HU"/>
         </w:rPr>
-        <w:t>);</w:t>
+        <w:t>, 5.66);</w:t>
       </w:r>
     </w:p>
     <w:p>
       <w:pPr>
         <w:pStyle w:val="Kd"/>
+      </w:pPr>
+      <w:r>
         <w:rPr>
           <w:color w:val="000000"/>
           <w:highlight w:val="white"/>
           <w:lang w:eastAsia="hu-HU"/>
         </w:rPr>
-      </w:pPr>
-      <w:r>
-        <w:rPr>
-          <w:color w:val="000000"/>
-          <w:highlight w:val="white"/>
-          <w:lang w:eastAsia="hu-HU"/>
-        </w:rPr>
-        <w:t xml:space="preserve">  </w:t>
-      </w:r>
-      <w:proofErr w:type="spellStart"/>
+        <w:t>}</w:t>
+      </w:r>
+    </w:p>
+    <w:p>
+      <w:pPr>
+        <w:pStyle w:val="Cmsor3"/>
+      </w:pPr>
+      <w:bookmarkStart w:id="85" w:name="_Toc332797402"/>
+      <w:bookmarkStart w:id="86" w:name="_Toc206593441"/>
+      <w:r>
+        <w:t>Irodalomjegyzék</w:t>
+      </w:r>
+      <w:bookmarkEnd w:id="85"/>
+      <w:bookmarkEnd w:id="86"/>
+    </w:p>
+    <w:p>
+      <w:r>
+        <w:t xml:space="preserve">Az Irodalomjegyzékben szereplő hivatkozásokat </w:t>
+      </w:r>
+      <w:r>
+        <w:rPr>
+          <w:rStyle w:val="Kiemels2"/>
+        </w:rPr>
+        <w:t xml:space="preserve">Irodalomjegyzék </w:t>
+      </w:r>
+      <w:r>
+        <w:rPr>
+          <w:rStyle w:val="Kiemels2"/>
+        </w:rPr>
+        <w:t>sor</w:t>
+      </w:r>
+      <w:r>
+        <w:t xml:space="preserve"> stílussal formázzuk, a címüket pedig </w:t>
+      </w:r>
+      <w:r>
+        <w:rPr>
+          <w:rStyle w:val="Kiemels2"/>
+        </w:rPr>
+        <w:t xml:space="preserve">Irodalomjegyzék forrás </w:t>
+      </w:r>
+      <w:r>
+        <w:t>stílussal emeljük ki.</w:t>
+      </w:r>
+    </w:p>
+    <w:p>
+      <w:r>
+        <w:t xml:space="preserve">A szövegbe a hivatkozásokat a </w:t>
+      </w:r>
+      <w:r>
+        <w:rPr>
+          <w:rStyle w:val="Kiemels"/>
+        </w:rPr>
+        <w:t>Kereszthivatkozás beszúrása</w:t>
+      </w:r>
+      <w:r>
+        <w:t xml:space="preserve"> (Insert cross-reference) </w:t>
+      </w:r>
       <w:proofErr w:type="gramStart"/>
       <w:r>
-        <w:rPr>
-          <w:color w:val="000000"/>
-          <w:highlight w:val="white"/>
-          <w:lang w:eastAsia="hu-HU"/>
-        </w:rPr>
-        <w:t>ci.NumberFormat.CurrencySymbol</w:t>
-      </w:r>
-      <w:proofErr w:type="spellEnd"/>
+        <w:t>funkcióval</w:t>
+      </w:r>
       <w:proofErr w:type="gramEnd"/>
       <w:r>
-        <w:rPr>
-          <w:color w:val="000000"/>
-          <w:highlight w:val="white"/>
-          <w:lang w:eastAsia="hu-HU"/>
-        </w:rPr>
-        <w:t xml:space="preserve"> = </w:t>
-      </w:r>
-      <w:r>
-        <w:rPr>
-          <w:color w:val="A31515"/>
-          <w:highlight w:val="white"/>
-          <w:lang w:eastAsia="hu-HU"/>
-        </w:rPr>
-        <w:t>""</w:t>
-      </w:r>
-      <w:r>
-        <w:rPr>
-          <w:color w:val="000000"/>
-          <w:highlight w:val="white"/>
-          <w:lang w:eastAsia="hu-HU"/>
-        </w:rPr>
-        <w:t>;</w:t>
-      </w:r>
-    </w:p>
-    <w:p>
-      <w:pPr>
-        <w:pStyle w:val="Kd"/>
-        <w:rPr>
-          <w:color w:val="000000"/>
-          <w:highlight w:val="white"/>
-          <w:lang w:eastAsia="hu-HU"/>
-        </w:rPr>
-      </w:pPr>
-      <w:r>
-        <w:rPr>
-          <w:color w:val="000000"/>
-          <w:highlight w:val="white"/>
-          <w:lang w:eastAsia="hu-HU"/>
-        </w:rPr>
-        <w:t xml:space="preserve">  </w:t>
-      </w:r>
-      <w:proofErr w:type="spellStart"/>
-      <w:proofErr w:type="gramStart"/>
-      <w:r>
-        <w:rPr>
-          <w:color w:val="2B91AF"/>
-          <w:highlight w:val="white"/>
-          <w:lang w:eastAsia="hu-HU"/>
-        </w:rPr>
-        <w:t>Thread</w:t>
-      </w:r>
-      <w:r>
-        <w:rPr>
-          <w:color w:val="000000"/>
-          <w:highlight w:val="white"/>
-          <w:lang w:eastAsia="hu-HU"/>
-        </w:rPr>
-        <w:t>.CurrentThread.CurrentCulture</w:t>
-      </w:r>
-      <w:proofErr w:type="spellEnd"/>
-      <w:proofErr w:type="gramEnd"/>
-      <w:r>
-        <w:rPr>
-          <w:color w:val="000000"/>
-          <w:highlight w:val="white"/>
-          <w:lang w:eastAsia="hu-HU"/>
-        </w:rPr>
-        <w:t xml:space="preserve"> = ci;</w:t>
-      </w:r>
-    </w:p>
-    <w:p>
-      <w:pPr>
-        <w:pStyle w:val="Kd"/>
-        <w:rPr>
-          <w:color w:val="000000"/>
-          <w:highlight w:val="white"/>
-          <w:lang w:eastAsia="hu-HU"/>
-        </w:rPr>
-      </w:pPr>
-      <w:r>
-        <w:rPr>
-          <w:color w:val="000000"/>
-          <w:highlight w:val="white"/>
-          <w:lang w:eastAsia="hu-HU"/>
-        </w:rPr>
-        <w:t xml:space="preserve">  </w:t>
-      </w:r>
-      <w:proofErr w:type="spellStart"/>
-      <w:r>
-        <w:rPr>
-          <w:color w:val="2B91AF"/>
-          <w:highlight w:val="white"/>
-          <w:lang w:eastAsia="hu-HU"/>
-        </w:rPr>
-        <w:t>Console</w:t>
-      </w:r>
-      <w:r>
-        <w:rPr>
-          <w:color w:val="000000"/>
-          <w:highlight w:val="white"/>
-          <w:lang w:eastAsia="hu-HU"/>
-        </w:rPr>
-        <w:t>.WriteLine</w:t>
-      </w:r>
-      <w:proofErr w:type="spellEnd"/>
-      <w:r>
-        <w:rPr>
-          <w:color w:val="000000"/>
-          <w:highlight w:val="white"/>
-          <w:lang w:eastAsia="hu-HU"/>
-        </w:rPr>
-        <w:t>(ci);</w:t>
-      </w:r>
-    </w:p>
-    <w:p>
-      <w:pPr>
-        <w:pStyle w:val="Kd"/>
-        <w:rPr>
-          <w:color w:val="000000"/>
-          <w:highlight w:val="white"/>
-          <w:lang w:eastAsia="hu-HU"/>
-        </w:rPr>
-      </w:pPr>
-      <w:r>
-        <w:rPr>
-          <w:color w:val="000000"/>
-          <w:highlight w:val="white"/>
-          <w:lang w:eastAsia="hu-HU"/>
-        </w:rPr>
-        <w:lastRenderedPageBreak/>
-        <w:t xml:space="preserve">  </w:t>
-      </w:r>
-      <w:proofErr w:type="spellStart"/>
-      <w:r>
-        <w:rPr>
-          <w:color w:val="2B91AF"/>
-          <w:highlight w:val="white"/>
-          <w:lang w:eastAsia="hu-HU"/>
-        </w:rPr>
-        <w:t>Console</w:t>
-      </w:r>
-      <w:r>
-        <w:rPr>
-          <w:color w:val="000000"/>
-          <w:highlight w:val="white"/>
-          <w:lang w:eastAsia="hu-HU"/>
-        </w:rPr>
-        <w:t>.WriteLine</w:t>
-      </w:r>
-      <w:proofErr w:type="spellEnd"/>
-      <w:r>
-        <w:rPr>
-          <w:color w:val="000000"/>
-          <w:highlight w:val="white"/>
-          <w:lang w:eastAsia="hu-HU"/>
-        </w:rPr>
-        <w:t>(</w:t>
-      </w:r>
-      <w:r>
-        <w:rPr>
-          <w:color w:val="A31515"/>
-          <w:highlight w:val="white"/>
-          <w:lang w:eastAsia="hu-HU"/>
-        </w:rPr>
-        <w:t>"{0:c}"</w:t>
-      </w:r>
-      <w:r>
-        <w:rPr>
-          <w:color w:val="000000"/>
-          <w:highlight w:val="white"/>
-          <w:lang w:eastAsia="hu-HU"/>
-        </w:rPr>
-        <w:t>, 5.66);</w:t>
-      </w:r>
-    </w:p>
-    <w:p>
-      <w:pPr>
-        <w:pStyle w:val="Kd"/>
-      </w:pPr>
-      <w:r>
-        <w:rPr>
-          <w:color w:val="000000"/>
-          <w:highlight w:val="white"/>
-          <w:lang w:eastAsia="hu-HU"/>
-        </w:rPr>
-        <w:t>}</w:t>
-      </w:r>
-    </w:p>
-    <w:p>
-      <w:pPr>
-        <w:pStyle w:val="Cmsor3"/>
-      </w:pPr>
-      <w:bookmarkStart w:id="83" w:name="_Toc332797402"/>
-      <w:bookmarkStart w:id="84" w:name="_Toc206593441"/>
-      <w:r>
-        <w:t>Irodalomjegyzék</w:t>
-      </w:r>
-      <w:bookmarkEnd w:id="83"/>
-      <w:bookmarkEnd w:id="84"/>
-    </w:p>
-    <w:p>
-      <w:r>
-        <w:t xml:space="preserve">Az Irodalomjegyzékben szereplő hivatkozásokat </w:t>
-      </w:r>
-      <w:r>
-        <w:rPr>
-          <w:rStyle w:val="Kiemels2"/>
-        </w:rPr>
-        <w:t xml:space="preserve">Irodalomjegyzék </w:t>
-      </w:r>
-      <w:r>
-        <w:rPr>
-          <w:rStyle w:val="Kiemels2"/>
-        </w:rPr>
-        <w:t>sor</w:t>
-      </w:r>
-      <w:r>
-        <w:t xml:space="preserve"> stílussal formázzuk, a címüket pedig </w:t>
-      </w:r>
-      <w:r>
-        <w:rPr>
-          <w:rStyle w:val="Kiemels2"/>
-        </w:rPr>
-        <w:t xml:space="preserve">Irodalomjegyzék forrás </w:t>
-      </w:r>
-      <w:r>
-        <w:t>stílussal emeljük ki.</w:t>
-      </w:r>
-    </w:p>
-    <w:p>
-      <w:r>
-        <w:t xml:space="preserve">A szövegbe a hivatkozásokat a </w:t>
-      </w:r>
-      <w:r>
-        <w:rPr>
-          <w:rStyle w:val="Kiemels"/>
-        </w:rPr>
-        <w:t>Kereszthivatkozás beszúrása</w:t>
-      </w:r>
-      <w:r>
-        <w:t xml:space="preserve"> (</w:t>
-      </w:r>
-      <w:proofErr w:type="spellStart"/>
-      <w:r>
-        <w:t>Insert</w:t>
-      </w:r>
-      <w:proofErr w:type="spellEnd"/>
-      <w:r>
-        <w:t xml:space="preserve"> </w:t>
-      </w:r>
-      <w:proofErr w:type="spellStart"/>
-      <w:r>
-        <w:t>cross-reference</w:t>
-      </w:r>
-      <w:proofErr w:type="spellEnd"/>
-      <w:r>
-        <w:t xml:space="preserve">) funkcióval helyezzük el (példa egy így beszúrt hivatkozásra: </w:t>
+        <w:t xml:space="preserve"> helyezzük el (példa egy így beszúrt hivatkozásra: </w:t>
       </w:r>
       <w:r>
         <w:fldChar w:fldCharType="begin"/>
@@ -9273,21 +8641,29 @@
         <w:fldChar w:fldCharType="end"/>
       </w:r>
       <w:r>
-        <w:t>), így azok automatikusan frissülnek a hivatkozások átrendezésekor.</w:t>
+        <w:t xml:space="preserve">), így azok </w:t>
+      </w:r>
+      <w:proofErr w:type="gramStart"/>
+      <w:r>
+        <w:t>automatikusan</w:t>
+      </w:r>
+      <w:proofErr w:type="gramEnd"/>
+      <w:r>
+        <w:t xml:space="preserve"> frissülnek a hivatkozások átrendezésekor.</w:t>
       </w:r>
     </w:p>
     <w:p>
       <w:pPr>
         <w:pStyle w:val="Cmsor2"/>
       </w:pPr>
-      <w:bookmarkStart w:id="85" w:name="_Toc332797403"/>
-      <w:bookmarkStart w:id="86" w:name="_Toc206593442"/>
-      <w:commentRangeStart w:id="87"/>
+      <w:bookmarkStart w:id="87" w:name="_Toc332797403"/>
+      <w:bookmarkStart w:id="88" w:name="_Toc206593442"/>
+      <w:commentRangeStart w:id="89"/>
       <w:r>
         <w:t>Utolsó simítások</w:t>
       </w:r>
-      <w:bookmarkEnd w:id="85"/>
-      <w:commentRangeEnd w:id="87"/>
+      <w:bookmarkEnd w:id="87"/>
+      <w:commentRangeEnd w:id="89"/>
       <w:r>
         <w:rPr>
           <w:rStyle w:val="Jegyzethivatkozs"/>
@@ -9296,9 +8672,9 @@
           <w:bCs w:val="0"/>
           <w:iCs w:val="0"/>
         </w:rPr>
-        <w:commentReference w:id="87"/>
-      </w:r>
-      <w:bookmarkEnd w:id="86"/>
+        <w:commentReference w:id="89"/>
+      </w:r>
+      <w:bookmarkEnd w:id="88"/>
     </w:p>
     <w:p>
       <w:pPr>
@@ -9322,15 +8698,7 @@
         <w:t>Kereszthivatkozások frissítése:</w:t>
       </w:r>
       <w:r>
-        <w:t xml:space="preserve"> miután kijelöltük a teljes szöveget (</w:t>
-      </w:r>
-      <w:proofErr w:type="spellStart"/>
-      <w:r>
-        <w:t>Ctrl+A</w:t>
-      </w:r>
-      <w:proofErr w:type="spellEnd"/>
-      <w:r>
-        <w:t>), nyomjuk meg az F9 billentyűt, és a Word frissíti az összes kereszthivatkozást. Ilyenkor ellenőrizzük, hogy nem jelent-e meg valahol a "Hiba! A könyvjelző nem létezik." szöveg.</w:t>
+        <w:t xml:space="preserve"> miután kijelöltük a teljes szöveget (Ctrl+A), nyomjuk meg az F9 billentyűt, és a Word frissíti az összes kereszthivatkozást. Ilyenkor ellenőrizzük, hogy nem jelent-e meg valahol a "Hiba! A könyvjelző nem létezik." szöveg.</w:t>
       </w:r>
     </w:p>
     <w:p>
@@ -9347,15 +8715,7 @@
         <w:t>Dokumentum tulajdonságok megadása:</w:t>
       </w:r>
       <w:r>
-        <w:t xml:space="preserve"> a dokumentumhoz tartozó </w:t>
-      </w:r>
-      <w:proofErr w:type="spellStart"/>
-      <w:r>
-        <w:t>meta</w:t>
-      </w:r>
-      <w:proofErr w:type="spellEnd"/>
-      <w:r>
-        <w:t xml:space="preserve"> adatok kitöltése (szerző, cím, kulcsszavak stb.). Erre való a Dokumentum tulajdonságai panel, mely a Fájl / Információ / Tulajdonságok / Dokumentumpanel megjelenítése úton érhető el.</w:t>
+        <w:t xml:space="preserve"> a dokumentumhoz tartozó meta adatok kitöltése (szerző, cím, kulcsszavak stb.). Erre való a Dokumentum tulajdonságai panel, mely a Fájl / Információ / Tulajdonságok / Dokumentumpanel megjelenítése úton érhető el.</w:t>
       </w:r>
     </w:p>
     <w:p>
@@ -9372,15 +8732,7 @@
         <w:t>Kinézet ellenőrzése PDF-ben:</w:t>
       </w:r>
       <w:r>
-        <w:t xml:space="preserve"> a legjobb teszt a végén, ha PDF-</w:t>
-      </w:r>
-      <w:proofErr w:type="spellStart"/>
-      <w:r>
-        <w:t>et</w:t>
-      </w:r>
-      <w:proofErr w:type="spellEnd"/>
-      <w:r>
-        <w:t xml:space="preserve"> készítünk a dokumentumból, és azt leellenőrizzük. </w:t>
+        <w:t xml:space="preserve"> a legjobb teszt a végén, ha PDF-et készítünk a dokumentumból, és azt leellenőrizzük. </w:t>
       </w:r>
     </w:p>
     <w:p/>
@@ -9388,12 +8740,12 @@
       <w:pPr>
         <w:pStyle w:val="Cmsor1"/>
       </w:pPr>
-      <w:bookmarkStart w:id="88" w:name="_Toc206593443"/>
+      <w:bookmarkStart w:id="90" w:name="_Toc206593443"/>
       <w:r>
         <w:lastRenderedPageBreak/>
         <w:t>További kérdések</w:t>
       </w:r>
-      <w:bookmarkEnd w:id="88"/>
+      <w:bookmarkEnd w:id="90"/>
     </w:p>
     <w:p>
       <w:r>
@@ -9404,7 +8756,7 @@
       </w:r>
     </w:p>
     <w:p>
-      <w:hyperlink r:id="rId30" w:history="1">
+      <w:hyperlink r:id="rId28" w:history="1">
         <w:r>
           <w:rPr>
             <w:rStyle w:val="Hiperhivatkozs"/>
@@ -9417,7 +8769,7 @@
       </w:r>
     </w:p>
     <w:p/>
-    <w:bookmarkStart w:id="89" w:name="_Toc206593444" w:displacedByCustomXml="next"/>
+    <w:bookmarkStart w:id="91" w:name="_Toc206593444" w:displacedByCustomXml="next"/>
     <w:sdt>
       <w:sdtPr>
         <w:rPr>
@@ -9434,7 +8786,6 @@
           <w:docPartUnique/>
         </w:docPartObj>
       </w:sdtPr>
-      <w:sdtEndPr/>
       <w:sdtContent>
         <w:p>
           <w:pPr>
@@ -9443,14 +8794,13 @@
           <w:r>
             <w:t>Irodalomjegyzék</w:t>
           </w:r>
-          <w:bookmarkEnd w:id="89"/>
+          <w:bookmarkEnd w:id="91"/>
         </w:p>
         <w:sdt>
           <w:sdtPr>
             <w:id w:val="111145805"/>
             <w:bibliography/>
           </w:sdtPr>
-          <w:sdtEndPr/>
           <w:sdtContent>
             <w:p>
               <w:pPr>
@@ -9616,17 +8966,17 @@
       <w:pPr>
         <w:pStyle w:val="Fejezetcimszmozsnlkl"/>
       </w:pPr>
-      <w:bookmarkStart w:id="90" w:name="_Toc206593445"/>
+      <w:bookmarkStart w:id="92" w:name="_Toc206593445"/>
       <w:r>
         <w:lastRenderedPageBreak/>
         <w:t>Függelék</w:t>
       </w:r>
-      <w:bookmarkEnd w:id="90"/>
+      <w:bookmarkEnd w:id="92"/>
     </w:p>
     <w:p/>
     <w:sectPr>
-      <w:headerReference w:type="even" r:id="rId31"/>
-      <w:footerReference w:type="default" r:id="rId32"/>
+      <w:headerReference w:type="even" r:id="rId29"/>
+      <w:footerReference w:type="default" r:id="rId30"/>
       <w:type w:val="continuous"/>
       <w:pgSz w:w="11907" w:h="16840" w:code="9"/>
       <w:pgMar w:top="1418" w:right="1418" w:bottom="1418" w:left="1418" w:header="709" w:footer="709" w:gutter="567"/>
@@ -9639,7 +8989,7 @@
 </file>
 
 <file path=word/comments.xml><?xml version="1.0" encoding="utf-8"?>
-<w:comments xmlns:wpc="http://schemas.microsoft.com/office/word/2010/wordprocessingCanvas" xmlns:cx="http://schemas.microsoft.com/office/drawing/2014/chartex" xmlns:cx1="http://schemas.microsoft.com/office/drawing/2015/9/8/chartex" xmlns:cx2="http://schemas.microsoft.com/office/drawing/2015/10/21/chartex" xmlns:cx3="http://schemas.microsoft.com/office/drawing/2016/5/9/chartex" xmlns:cx4="http://schemas.microsoft.com/office/drawing/2016/5/10/chartex" xmlns:cx5="http://schemas.microsoft.com/office/drawing/2016/5/11/chartex" xmlns:cx6="http://schemas.microsoft.com/office/drawing/2016/5/12/chartex" xmlns:cx7="http://schemas.microsoft.com/office/drawing/2016/5/13/chartex" xmlns:cx8="http://schemas.microsoft.com/office/drawing/2016/5/14/chartex" xmlns:mc="http://schemas.openxmlformats.org/markup-compatibility/2006" xmlns:aink="http://schemas.microsoft.com/office/drawing/2016/ink" xmlns:am3d="http://schemas.microsoft.com/office/drawing/2017/model3d" xmlns:o="urn:schemas-microsoft-com:office:office" xmlns:oel="http://schemas.microsoft.com/office/2019/extlst" xmlns:r="http://schemas.openxmlformats.org/officeDocument/2006/relationships" xmlns:m="http://schemas.openxmlformats.org/officeDocument/2006/math" xmlns:v="urn:schemas-microsoft-com:vml" xmlns:wp14="http://schemas.microsoft.com/office/word/2010/wordprocessingDrawing" xmlns:wp="http://schemas.openxmlformats.org/drawingml/2006/wordprocessingDrawing" xmlns:w10="urn:schemas-microsoft-com:office:word" xmlns:w="http://schemas.openxmlformats.org/wordprocessingml/2006/main" xmlns:w14="http://schemas.microsoft.com/office/word/2010/wordml" xmlns:w15="http://schemas.microsoft.com/office/word/2012/wordml" xmlns:w16cex="http://schemas.microsoft.com/office/word/2018/wordml/cex" xmlns:w16cid="http://schemas.microsoft.com/office/word/2016/wordml/cid" xmlns:w16="http://schemas.microsoft.com/office/word/2018/wordml" xmlns:w16du="http://schemas.microsoft.com/office/word/2023/wordml/word16du" xmlns:w16sdtdh="http://schemas.microsoft.com/office/word/2020/wordml/sdtdatahash" xmlns:w16sdtfl="http://schemas.microsoft.com/office/word/2024/wordml/sdtformatlock" xmlns:w16se="http://schemas.microsoft.com/office/word/2015/wordml/symex" xmlns:wpg="http://schemas.microsoft.com/office/word/2010/wordprocessingGroup" xmlns:wpi="http://schemas.microsoft.com/office/word/2010/wordprocessingInk" xmlns:wne="http://schemas.microsoft.com/office/word/2006/wordml" xmlns:wps="http://schemas.microsoft.com/office/word/2010/wordprocessingShape" mc:Ignorable="w14 w15 w16se w16cid w16 w16cex w16sdtdh w16sdtfl w16du wp14">
+<w:comments xmlns:wpc="http://schemas.microsoft.com/office/word/2010/wordprocessingCanvas" xmlns:cx="http://schemas.microsoft.com/office/drawing/2014/chartex" xmlns:mc="http://schemas.openxmlformats.org/markup-compatibility/2006" xmlns:o="urn:schemas-microsoft-com:office:office" xmlns:r="http://schemas.openxmlformats.org/officeDocument/2006/relationships" xmlns:m="http://schemas.openxmlformats.org/officeDocument/2006/math" xmlns:v="urn:schemas-microsoft-com:vml" xmlns:wp14="http://schemas.microsoft.com/office/word/2010/wordprocessingDrawing" xmlns:wp="http://schemas.openxmlformats.org/drawingml/2006/wordprocessingDrawing" xmlns:w10="urn:schemas-microsoft-com:office:word" xmlns:w="http://schemas.openxmlformats.org/wordprocessingml/2006/main" xmlns:w14="http://schemas.microsoft.com/office/word/2010/wordml" xmlns:w15="http://schemas.microsoft.com/office/word/2012/wordml" xmlns:w16se="http://schemas.microsoft.com/office/word/2015/wordml/symex" xmlns:wpg="http://schemas.microsoft.com/office/word/2010/wordprocessingGroup" xmlns:wpi="http://schemas.microsoft.com/office/word/2010/wordprocessingInk" xmlns:wne="http://schemas.microsoft.com/office/word/2006/wordml" xmlns:wps="http://schemas.microsoft.com/office/word/2010/wordprocessingShape" mc:Ignorable="w14 w15 w16se wp14">
   <w:comment w:id="0" w:author="Kővári Bence" w:date="2015-10-19T10:54:00Z" w:initials="KB">
     <w:p>
       <w:pPr>
@@ -9722,7 +9072,7 @@
       </w:r>
     </w:p>
   </w:comment>
-  <w:comment w:id="5" w:author="Kővári Bence" w:date="2015-10-19T10:50:00Z" w:initials="KB">
+  <w:comment w:id="5" w:author="Pásztori Péter Benjámin" w:date="2025-12-01T23:03:00Z" w:initials="PPB">
     <w:p>
       <w:pPr>
         <w:pStyle w:val="Jegyzetszveg"/>
@@ -9732,9 +9082,6 @@
           <w:rStyle w:val="Jegyzethivatkozs"/>
         </w:rPr>
         <w:annotationRef/>
-      </w:r>
-      <w:r>
-        <w:t>saját neved</w:t>
       </w:r>
     </w:p>
   </w:comment>
@@ -9749,6 +9096,27 @@
         </w:rPr>
         <w:annotationRef/>
       </w:r>
+      <w:proofErr w:type="gramStart"/>
+      <w:r>
+        <w:t>saját</w:t>
+      </w:r>
+      <w:proofErr w:type="gramEnd"/>
+      <w:r>
+        <w:t xml:space="preserve"> neved</w:t>
+      </w:r>
+    </w:p>
+  </w:comment>
+  <w:comment w:id="7" w:author="Kővári Bence" w:date="2015-10-19T10:50:00Z" w:initials="KB">
+    <w:p>
+      <w:pPr>
+        <w:pStyle w:val="Jegyzetszveg"/>
+      </w:pPr>
+      <w:r>
+        <w:rPr>
+          <w:rStyle w:val="Jegyzethivatkozs"/>
+        </w:rPr>
+        <w:annotationRef/>
+      </w:r>
       <w:r>
         <w:t>Csak az egyiket hagyd a szövegben</w:t>
       </w:r>
@@ -9770,7 +9138,7 @@
       </w:r>
     </w:p>
   </w:comment>
-  <w:comment w:id="7" w:author="Kővári Bence" w:date="2015-10-19T10:52:00Z" w:initials="KB">
+  <w:comment w:id="8" w:author="Kővári Bence" w:date="2015-10-19T10:52:00Z" w:initials="KB">
     <w:p>
       <w:pPr>
         <w:pStyle w:val="Jegyzetszveg"/>
@@ -9788,7 +9156,7 @@
       </w:r>
     </w:p>
   </w:comment>
-  <w:comment w:id="8" w:author="Kővári Bence" w:date="2015-10-19T10:53:00Z" w:initials="KB">
+  <w:comment w:id="9" w:author="Kővári Bence" w:date="2015-10-19T10:53:00Z" w:initials="KB">
     <w:p>
       <w:pPr>
         <w:pStyle w:val="Jegyzetszveg"/>
@@ -9801,22 +9169,6 @@
       </w:r>
       <w:r>
         <w:t>Saját neved</w:t>
-      </w:r>
-    </w:p>
-  </w:comment>
-  <w:comment w:id="10" w:author="Kővári Bence" w:date="2015-10-19T11:12:00Z" w:initials="KB">
-    <w:p>
-      <w:pPr>
-        <w:pStyle w:val="Jegyzetszveg"/>
-      </w:pPr>
-      <w:r>
-        <w:rPr>
-          <w:rStyle w:val="Jegyzethivatkozs"/>
-        </w:rPr>
-        <w:annotationRef/>
-      </w:r>
-      <w:r>
-        <w:t>motiváció</w:t>
       </w:r>
     </w:p>
   </w:comment>
@@ -9832,11 +9184,27 @@
         <w:annotationRef/>
       </w:r>
       <w:r>
+        <w:t>motiváció</w:t>
+      </w:r>
+    </w:p>
+  </w:comment>
+  <w:comment w:id="12" w:author="Kővári Bence" w:date="2015-10-19T11:12:00Z" w:initials="KB">
+    <w:p>
+      <w:pPr>
+        <w:pStyle w:val="Jegyzetszveg"/>
+      </w:pPr>
+      <w:r>
+        <w:rPr>
+          <w:rStyle w:val="Jegyzethivatkozs"/>
+        </w:rPr>
+        <w:annotationRef/>
+      </w:r>
+      <w:r>
         <w:t>probléma bemutatása</w:t>
       </w:r>
     </w:p>
   </w:comment>
-  <w:comment w:id="12" w:author="Kővári Bence" w:date="2015-10-19T11:13:00Z" w:initials="KB">
+  <w:comment w:id="13" w:author="Kővári Bence" w:date="2015-10-19T11:13:00Z" w:initials="KB">
     <w:p>
       <w:pPr>
         <w:pStyle w:val="Jegyzetszveg"/>
@@ -9849,22 +9217,6 @@
       </w:r>
       <w:r>
         <w:t>megoldás bemutatása</w:t>
-      </w:r>
-    </w:p>
-  </w:comment>
-  <w:comment w:id="13" w:author="Kővári Bence" w:date="2015-10-19T11:17:00Z" w:initials="KB">
-    <w:p>
-      <w:pPr>
-        <w:pStyle w:val="Jegyzetszveg"/>
-      </w:pPr>
-      <w:r>
-        <w:rPr>
-          <w:rStyle w:val="Jegyzethivatkozs"/>
-        </w:rPr>
-        <w:annotationRef/>
-      </w:r>
-      <w:r>
-        <w:t>eredmény összefoglalása</w:t>
       </w:r>
     </w:p>
   </w:comment>
@@ -9880,11 +9232,27 @@
         <w:annotationRef/>
       </w:r>
       <w:r>
+        <w:t>eredmény összefoglalása</w:t>
+      </w:r>
+    </w:p>
+  </w:comment>
+  <w:comment w:id="15" w:author="Kővári Bence" w:date="2015-10-19T11:17:00Z" w:initials="KB">
+    <w:p>
+      <w:pPr>
+        <w:pStyle w:val="Jegyzetszveg"/>
+      </w:pPr>
+      <w:r>
+        <w:rPr>
+          <w:rStyle w:val="Jegyzethivatkozs"/>
+        </w:rPr>
+        <w:annotationRef/>
+      </w:r>
+      <w:r>
         <w:t>konklúzió, kitekintés</w:t>
       </w:r>
     </w:p>
   </w:comment>
-  <w:comment w:id="87" w:author="Csorba Kristóf" w:date="2016-01-29T17:02:00Z" w:initials="CK">
+  <w:comment w:id="89" w:author="Csorba Kristóf" w:date="2016-01-29T17:02:00Z" w:initials="CK">
     <w:p>
       <w:pPr>
         <w:pStyle w:val="Jegyzetszveg"/>
@@ -9904,12 +9272,13 @@
 </file>
 
 <file path=word/commentsExtended.xml><?xml version="1.0" encoding="utf-8"?>
-<w15:commentsEx xmlns:wpc="http://schemas.microsoft.com/office/word/2010/wordprocessingCanvas" xmlns:cx="http://schemas.microsoft.com/office/drawing/2014/chartex" xmlns:cx1="http://schemas.microsoft.com/office/drawing/2015/9/8/chartex" xmlns:cx2="http://schemas.microsoft.com/office/drawing/2015/10/21/chartex" xmlns:cx3="http://schemas.microsoft.com/office/drawing/2016/5/9/chartex" xmlns:cx4="http://schemas.microsoft.com/office/drawing/2016/5/10/chartex" xmlns:cx5="http://schemas.microsoft.com/office/drawing/2016/5/11/chartex" xmlns:cx6="http://schemas.microsoft.com/office/drawing/2016/5/12/chartex" xmlns:cx7="http://schemas.microsoft.com/office/drawing/2016/5/13/chartex" xmlns:cx8="http://schemas.microsoft.com/office/drawing/2016/5/14/chartex" xmlns:mc="http://schemas.openxmlformats.org/markup-compatibility/2006" xmlns:aink="http://schemas.microsoft.com/office/drawing/2016/ink" xmlns:am3d="http://schemas.microsoft.com/office/drawing/2017/model3d" xmlns:o="urn:schemas-microsoft-com:office:office" xmlns:oel="http://schemas.microsoft.com/office/2019/extlst" xmlns:r="http://schemas.openxmlformats.org/officeDocument/2006/relationships" xmlns:m="http://schemas.openxmlformats.org/officeDocument/2006/math" xmlns:v="urn:schemas-microsoft-com:vml" xmlns:wp14="http://schemas.microsoft.com/office/word/2010/wordprocessingDrawing" xmlns:wp="http://schemas.openxmlformats.org/drawingml/2006/wordprocessingDrawing" xmlns:w10="urn:schemas-microsoft-com:office:word" xmlns:w="http://schemas.openxmlformats.org/wordprocessingml/2006/main" xmlns:w14="http://schemas.microsoft.com/office/word/2010/wordml" xmlns:w15="http://schemas.microsoft.com/office/word/2012/wordml" xmlns:w16cex="http://schemas.microsoft.com/office/word/2018/wordml/cex" xmlns:w16cid="http://schemas.microsoft.com/office/word/2016/wordml/cid" xmlns:w16="http://schemas.microsoft.com/office/word/2018/wordml" xmlns:w16du="http://schemas.microsoft.com/office/word/2023/wordml/word16du" xmlns:w16sdtdh="http://schemas.microsoft.com/office/word/2020/wordml/sdtdatahash" xmlns:w16sdtfl="http://schemas.microsoft.com/office/word/2024/wordml/sdtformatlock" xmlns:w16se="http://schemas.microsoft.com/office/word/2015/wordml/symex" xmlns:wpg="http://schemas.microsoft.com/office/word/2010/wordprocessingGroup" xmlns:wpi="http://schemas.microsoft.com/office/word/2010/wordprocessingInk" xmlns:wne="http://schemas.microsoft.com/office/word/2006/wordml" xmlns:wps="http://schemas.microsoft.com/office/word/2010/wordprocessingShape" mc:Ignorable="w14 w15 w16se w16cid w16 w16cex w16sdtdh w16sdtfl w16du wp14">
+<w15:commentsEx xmlns:wpc="http://schemas.microsoft.com/office/word/2010/wordprocessingCanvas" xmlns:cx="http://schemas.microsoft.com/office/drawing/2014/chartex" xmlns:mc="http://schemas.openxmlformats.org/markup-compatibility/2006" xmlns:o="urn:schemas-microsoft-com:office:office" xmlns:r="http://schemas.openxmlformats.org/officeDocument/2006/relationships" xmlns:m="http://schemas.openxmlformats.org/officeDocument/2006/math" xmlns:v="urn:schemas-microsoft-com:vml" xmlns:wp14="http://schemas.microsoft.com/office/word/2010/wordprocessingDrawing" xmlns:wp="http://schemas.openxmlformats.org/drawingml/2006/wordprocessingDrawing" xmlns:w10="urn:schemas-microsoft-com:office:word" xmlns:w="http://schemas.openxmlformats.org/wordprocessingml/2006/main" xmlns:w14="http://schemas.microsoft.com/office/word/2010/wordml" xmlns:w15="http://schemas.microsoft.com/office/word/2012/wordml" xmlns:w16se="http://schemas.microsoft.com/office/word/2015/wordml/symex" xmlns:wpg="http://schemas.microsoft.com/office/word/2010/wordprocessingGroup" xmlns:wpi="http://schemas.microsoft.com/office/word/2010/wordprocessingInk" xmlns:wne="http://schemas.microsoft.com/office/word/2006/wordml" xmlns:wps="http://schemas.microsoft.com/office/word/2010/wordprocessingShape" mc:Ignorable="w14 w15 w16se wp14">
   <w15:commentEx w15:paraId="618D6E40" w15:done="0"/>
   <w15:commentEx w15:paraId="09CB830A" w15:done="0"/>
   <w15:commentEx w15:paraId="5F6EDECA" w15:done="0"/>
   <w15:commentEx w15:paraId="3B65C226" w15:done="0"/>
   <w15:commentEx w15:paraId="6615F9FC" w15:done="0"/>
+  <w15:commentEx w15:paraId="540F8F04" w15:paraIdParent="6615F9FC" w15:done="0"/>
   <w15:commentEx w15:paraId="49D612AE" w15:done="0"/>
   <w15:commentEx w15:paraId="1CA1C31B" w15:done="0"/>
   <w15:commentEx w15:paraId="04C6AF9D" w15:done="0"/>
@@ -9950,7 +9319,7 @@
 </file>
 
 <file path=word/endnotes.xml><?xml version="1.0" encoding="utf-8"?>
-<w:endnotes xmlns:wpc="http://schemas.microsoft.com/office/word/2010/wordprocessingCanvas" xmlns:cx="http://schemas.microsoft.com/office/drawing/2014/chartex" xmlns:cx1="http://schemas.microsoft.com/office/drawing/2015/9/8/chartex" xmlns:cx2="http://schemas.microsoft.com/office/drawing/2015/10/21/chartex" xmlns:cx3="http://schemas.microsoft.com/office/drawing/2016/5/9/chartex" xmlns:cx4="http://schemas.microsoft.com/office/drawing/2016/5/10/chartex" xmlns:cx5="http://schemas.microsoft.com/office/drawing/2016/5/11/chartex" xmlns:cx6="http://schemas.microsoft.com/office/drawing/2016/5/12/chartex" xmlns:cx7="http://schemas.microsoft.com/office/drawing/2016/5/13/chartex" xmlns:cx8="http://schemas.microsoft.com/office/drawing/2016/5/14/chartex" xmlns:mc="http://schemas.openxmlformats.org/markup-compatibility/2006" xmlns:aink="http://schemas.microsoft.com/office/drawing/2016/ink" xmlns:am3d="http://schemas.microsoft.com/office/drawing/2017/model3d" xmlns:o="urn:schemas-microsoft-com:office:office" xmlns:oel="http://schemas.microsoft.com/office/2019/extlst" xmlns:r="http://schemas.openxmlformats.org/officeDocument/2006/relationships" xmlns:m="http://schemas.openxmlformats.org/officeDocument/2006/math" xmlns:v="urn:schemas-microsoft-com:vml" xmlns:wp14="http://schemas.microsoft.com/office/word/2010/wordprocessingDrawing" xmlns:wp="http://schemas.openxmlformats.org/drawingml/2006/wordprocessingDrawing" xmlns:w10="urn:schemas-microsoft-com:office:word" xmlns:w="http://schemas.openxmlformats.org/wordprocessingml/2006/main" xmlns:w14="http://schemas.microsoft.com/office/word/2010/wordml" xmlns:w15="http://schemas.microsoft.com/office/word/2012/wordml" xmlns:w16cex="http://schemas.microsoft.com/office/word/2018/wordml/cex" xmlns:w16cid="http://schemas.microsoft.com/office/word/2016/wordml/cid" xmlns:w16="http://schemas.microsoft.com/office/word/2018/wordml" xmlns:w16du="http://schemas.microsoft.com/office/word/2023/wordml/word16du" xmlns:w16sdtdh="http://schemas.microsoft.com/office/word/2020/wordml/sdtdatahash" xmlns:w16sdtfl="http://schemas.microsoft.com/office/word/2024/wordml/sdtformatlock" xmlns:w16se="http://schemas.microsoft.com/office/word/2015/wordml/symex" xmlns:wpg="http://schemas.microsoft.com/office/word/2010/wordprocessingGroup" xmlns:wpi="http://schemas.microsoft.com/office/word/2010/wordprocessingInk" xmlns:wne="http://schemas.microsoft.com/office/word/2006/wordml" xmlns:wps="http://schemas.microsoft.com/office/word/2010/wordprocessingShape" mc:Ignorable="w14 w15 w16se w16cid w16 w16cex w16sdtdh w16sdtfl w16du wp14">
+<w:endnotes xmlns:wpc="http://schemas.microsoft.com/office/word/2010/wordprocessingCanvas" xmlns:cx="http://schemas.microsoft.com/office/drawing/2014/chartex" xmlns:mc="http://schemas.openxmlformats.org/markup-compatibility/2006" xmlns:o="urn:schemas-microsoft-com:office:office" xmlns:r="http://schemas.openxmlformats.org/officeDocument/2006/relationships" xmlns:m="http://schemas.openxmlformats.org/officeDocument/2006/math" xmlns:v="urn:schemas-microsoft-com:vml" xmlns:wp14="http://schemas.microsoft.com/office/word/2010/wordprocessingDrawing" xmlns:wp="http://schemas.openxmlformats.org/drawingml/2006/wordprocessingDrawing" xmlns:w10="urn:schemas-microsoft-com:office:word" xmlns:w="http://schemas.openxmlformats.org/wordprocessingml/2006/main" xmlns:w14="http://schemas.microsoft.com/office/word/2010/wordml" xmlns:w15="http://schemas.microsoft.com/office/word/2012/wordml" xmlns:w16se="http://schemas.microsoft.com/office/word/2015/wordml/symex" xmlns:wpg="http://schemas.microsoft.com/office/word/2010/wordprocessingGroup" xmlns:wpi="http://schemas.microsoft.com/office/word/2010/wordprocessingInk" xmlns:wne="http://schemas.microsoft.com/office/word/2006/wordml" xmlns:wps="http://schemas.microsoft.com/office/word/2010/wordprocessingShape" mc:Ignorable="w14 w15 w16se wp14">
   <w:endnote w:type="separator" w:id="-1">
     <w:p>
       <w:r>
@@ -9969,7 +9338,7 @@
 </file>
 
 <file path=word/footer1.xml><?xml version="1.0" encoding="utf-8"?>
-<w:ftr xmlns:wpc="http://schemas.microsoft.com/office/word/2010/wordprocessingCanvas" xmlns:cx="http://schemas.microsoft.com/office/drawing/2014/chartex" xmlns:cx1="http://schemas.microsoft.com/office/drawing/2015/9/8/chartex" xmlns:cx2="http://schemas.microsoft.com/office/drawing/2015/10/21/chartex" xmlns:cx3="http://schemas.microsoft.com/office/drawing/2016/5/9/chartex" xmlns:cx4="http://schemas.microsoft.com/office/drawing/2016/5/10/chartex" xmlns:cx5="http://schemas.microsoft.com/office/drawing/2016/5/11/chartex" xmlns:cx6="http://schemas.microsoft.com/office/drawing/2016/5/12/chartex" xmlns:cx7="http://schemas.microsoft.com/office/drawing/2016/5/13/chartex" xmlns:cx8="http://schemas.microsoft.com/office/drawing/2016/5/14/chartex" xmlns:mc="http://schemas.openxmlformats.org/markup-compatibility/2006" xmlns:aink="http://schemas.microsoft.com/office/drawing/2016/ink" xmlns:am3d="http://schemas.microsoft.com/office/drawing/2017/model3d" xmlns:o="urn:schemas-microsoft-com:office:office" xmlns:oel="http://schemas.microsoft.com/office/2019/extlst" xmlns:r="http://schemas.openxmlformats.org/officeDocument/2006/relationships" xmlns:m="http://schemas.openxmlformats.org/officeDocument/2006/math" xmlns:v="urn:schemas-microsoft-com:vml" xmlns:wp14="http://schemas.microsoft.com/office/word/2010/wordprocessingDrawing" xmlns:wp="http://schemas.openxmlformats.org/drawingml/2006/wordprocessingDrawing" xmlns:w10="urn:schemas-microsoft-com:office:word" xmlns:w="http://schemas.openxmlformats.org/wordprocessingml/2006/main" xmlns:w14="http://schemas.microsoft.com/office/word/2010/wordml" xmlns:w15="http://schemas.microsoft.com/office/word/2012/wordml" xmlns:w16cex="http://schemas.microsoft.com/office/word/2018/wordml/cex" xmlns:w16cid="http://schemas.microsoft.com/office/word/2016/wordml/cid" xmlns:w16="http://schemas.microsoft.com/office/word/2018/wordml" xmlns:w16du="http://schemas.microsoft.com/office/word/2023/wordml/word16du" xmlns:w16sdtdh="http://schemas.microsoft.com/office/word/2020/wordml/sdtdatahash" xmlns:w16sdtfl="http://schemas.microsoft.com/office/word/2024/wordml/sdtformatlock" xmlns:w16se="http://schemas.microsoft.com/office/word/2015/wordml/symex" xmlns:wpg="http://schemas.microsoft.com/office/word/2010/wordprocessingGroup" xmlns:wpi="http://schemas.microsoft.com/office/word/2010/wordprocessingInk" xmlns:wne="http://schemas.microsoft.com/office/word/2006/wordml" xmlns:wps="http://schemas.microsoft.com/office/word/2010/wordprocessingShape" mc:Ignorable="w14 w15 w16se w16cid w16 w16cex w16sdtdh w16sdtfl w16du wp14">
+<w:ftr xmlns:wpc="http://schemas.microsoft.com/office/word/2010/wordprocessingCanvas" xmlns:cx="http://schemas.microsoft.com/office/drawing/2014/chartex" xmlns:mc="http://schemas.openxmlformats.org/markup-compatibility/2006" xmlns:o="urn:schemas-microsoft-com:office:office" xmlns:r="http://schemas.openxmlformats.org/officeDocument/2006/relationships" xmlns:m="http://schemas.openxmlformats.org/officeDocument/2006/math" xmlns:v="urn:schemas-microsoft-com:vml" xmlns:wp14="http://schemas.microsoft.com/office/word/2010/wordprocessingDrawing" xmlns:wp="http://schemas.openxmlformats.org/drawingml/2006/wordprocessingDrawing" xmlns:w10="urn:schemas-microsoft-com:office:word" xmlns:w="http://schemas.openxmlformats.org/wordprocessingml/2006/main" xmlns:w14="http://schemas.microsoft.com/office/word/2010/wordml" xmlns:w15="http://schemas.microsoft.com/office/word/2012/wordml" xmlns:w16se="http://schemas.microsoft.com/office/word/2015/wordml/symex" xmlns:wpg="http://schemas.microsoft.com/office/word/2010/wordprocessingGroup" xmlns:wpi="http://schemas.microsoft.com/office/word/2010/wordprocessingInk" xmlns:wne="http://schemas.microsoft.com/office/word/2006/wordml" xmlns:wps="http://schemas.microsoft.com/office/word/2010/wordprocessingShape" mc:Ignorable="w14 w15 w16se wp14">
   <w:p>
     <w:pPr>
       <w:jc w:val="right"/>
@@ -9979,7 +9348,7 @@
 </file>
 
 <file path=word/footer2.xml><?xml version="1.0" encoding="utf-8"?>
-<w:ftr xmlns:wpc="http://schemas.microsoft.com/office/word/2010/wordprocessingCanvas" xmlns:cx="http://schemas.microsoft.com/office/drawing/2014/chartex" xmlns:cx1="http://schemas.microsoft.com/office/drawing/2015/9/8/chartex" xmlns:cx2="http://schemas.microsoft.com/office/drawing/2015/10/21/chartex" xmlns:cx3="http://schemas.microsoft.com/office/drawing/2016/5/9/chartex" xmlns:cx4="http://schemas.microsoft.com/office/drawing/2016/5/10/chartex" xmlns:cx5="http://schemas.microsoft.com/office/drawing/2016/5/11/chartex" xmlns:cx6="http://schemas.microsoft.com/office/drawing/2016/5/12/chartex" xmlns:cx7="http://schemas.microsoft.com/office/drawing/2016/5/13/chartex" xmlns:cx8="http://schemas.microsoft.com/office/drawing/2016/5/14/chartex" xmlns:mc="http://schemas.openxmlformats.org/markup-compatibility/2006" xmlns:aink="http://schemas.microsoft.com/office/drawing/2016/ink" xmlns:am3d="http://schemas.microsoft.com/office/drawing/2017/model3d" xmlns:o="urn:schemas-microsoft-com:office:office" xmlns:oel="http://schemas.microsoft.com/office/2019/extlst" xmlns:r="http://schemas.openxmlformats.org/officeDocument/2006/relationships" xmlns:m="http://schemas.openxmlformats.org/officeDocument/2006/math" xmlns:v="urn:schemas-microsoft-com:vml" xmlns:wp14="http://schemas.microsoft.com/office/word/2010/wordprocessingDrawing" xmlns:wp="http://schemas.openxmlformats.org/drawingml/2006/wordprocessingDrawing" xmlns:w10="urn:schemas-microsoft-com:office:word" xmlns:w="http://schemas.openxmlformats.org/wordprocessingml/2006/main" xmlns:w14="http://schemas.microsoft.com/office/word/2010/wordml" xmlns:w15="http://schemas.microsoft.com/office/word/2012/wordml" xmlns:w16cex="http://schemas.microsoft.com/office/word/2018/wordml/cex" xmlns:w16cid="http://schemas.microsoft.com/office/word/2016/wordml/cid" xmlns:w16="http://schemas.microsoft.com/office/word/2018/wordml" xmlns:w16du="http://schemas.microsoft.com/office/word/2023/wordml/word16du" xmlns:w16sdtdh="http://schemas.microsoft.com/office/word/2020/wordml/sdtdatahash" xmlns:w16sdtfl="http://schemas.microsoft.com/office/word/2024/wordml/sdtformatlock" xmlns:w16se="http://schemas.microsoft.com/office/word/2015/wordml/symex" xmlns:wpg="http://schemas.microsoft.com/office/word/2010/wordprocessingGroup" xmlns:wpi="http://schemas.microsoft.com/office/word/2010/wordprocessingInk" xmlns:wne="http://schemas.microsoft.com/office/word/2006/wordml" xmlns:wps="http://schemas.microsoft.com/office/word/2010/wordprocessingShape" mc:Ignorable="w14 w15 w16se w16cid w16 w16cex w16sdtdh w16sdtfl w16du wp14">
+<w:ftr xmlns:wpc="http://schemas.microsoft.com/office/word/2010/wordprocessingCanvas" xmlns:cx="http://schemas.microsoft.com/office/drawing/2014/chartex" xmlns:mc="http://schemas.openxmlformats.org/markup-compatibility/2006" xmlns:o="urn:schemas-microsoft-com:office:office" xmlns:r="http://schemas.openxmlformats.org/officeDocument/2006/relationships" xmlns:m="http://schemas.openxmlformats.org/officeDocument/2006/math" xmlns:v="urn:schemas-microsoft-com:vml" xmlns:wp14="http://schemas.microsoft.com/office/word/2010/wordprocessingDrawing" xmlns:wp="http://schemas.openxmlformats.org/drawingml/2006/wordprocessingDrawing" xmlns:w10="urn:schemas-microsoft-com:office:word" xmlns:w="http://schemas.openxmlformats.org/wordprocessingml/2006/main" xmlns:w14="http://schemas.microsoft.com/office/word/2010/wordml" xmlns:w15="http://schemas.microsoft.com/office/word/2012/wordml" xmlns:w16se="http://schemas.microsoft.com/office/word/2015/wordml/symex" xmlns:wpg="http://schemas.microsoft.com/office/word/2010/wordprocessingGroup" xmlns:wpi="http://schemas.microsoft.com/office/word/2010/wordprocessingInk" xmlns:wne="http://schemas.microsoft.com/office/word/2006/wordml" xmlns:wps="http://schemas.microsoft.com/office/word/2010/wordprocessingShape" mc:Ignorable="w14 w15 w16se wp14">
   <w:p>
     <w:pPr>
       <w:pStyle w:val="llb"/>
@@ -10013,7 +9382,7 @@
         <w:rStyle w:val="Oldalszm"/>
         <w:noProof/>
       </w:rPr>
-      <w:t>18</w:t>
+      <w:t>22</w:t>
     </w:r>
     <w:r>
       <w:rPr>
@@ -10026,7 +9395,7 @@
 </file>
 
 <file path=word/footnotes.xml><?xml version="1.0" encoding="utf-8"?>
-<w:footnotes xmlns:wpc="http://schemas.microsoft.com/office/word/2010/wordprocessingCanvas" xmlns:cx="http://schemas.microsoft.com/office/drawing/2014/chartex" xmlns:cx1="http://schemas.microsoft.com/office/drawing/2015/9/8/chartex" xmlns:cx2="http://schemas.microsoft.com/office/drawing/2015/10/21/chartex" xmlns:cx3="http://schemas.microsoft.com/office/drawing/2016/5/9/chartex" xmlns:cx4="http://schemas.microsoft.com/office/drawing/2016/5/10/chartex" xmlns:cx5="http://schemas.microsoft.com/office/drawing/2016/5/11/chartex" xmlns:cx6="http://schemas.microsoft.com/office/drawing/2016/5/12/chartex" xmlns:cx7="http://schemas.microsoft.com/office/drawing/2016/5/13/chartex" xmlns:cx8="http://schemas.microsoft.com/office/drawing/2016/5/14/chartex" xmlns:mc="http://schemas.openxmlformats.org/markup-compatibility/2006" xmlns:aink="http://schemas.microsoft.com/office/drawing/2016/ink" xmlns:am3d="http://schemas.microsoft.com/office/drawing/2017/model3d" xmlns:o="urn:schemas-microsoft-com:office:office" xmlns:oel="http://schemas.microsoft.com/office/2019/extlst" xmlns:r="http://schemas.openxmlformats.org/officeDocument/2006/relationships" xmlns:m="http://schemas.openxmlformats.org/officeDocument/2006/math" xmlns:v="urn:schemas-microsoft-com:vml" xmlns:wp14="http://schemas.microsoft.com/office/word/2010/wordprocessingDrawing" xmlns:wp="http://schemas.openxmlformats.org/drawingml/2006/wordprocessingDrawing" xmlns:w10="urn:schemas-microsoft-com:office:word" xmlns:w="http://schemas.openxmlformats.org/wordprocessingml/2006/main" xmlns:w14="http://schemas.microsoft.com/office/word/2010/wordml" xmlns:w15="http://schemas.microsoft.com/office/word/2012/wordml" xmlns:w16cex="http://schemas.microsoft.com/office/word/2018/wordml/cex" xmlns:w16cid="http://schemas.microsoft.com/office/word/2016/wordml/cid" xmlns:w16="http://schemas.microsoft.com/office/word/2018/wordml" xmlns:w16du="http://schemas.microsoft.com/office/word/2023/wordml/word16du" xmlns:w16sdtdh="http://schemas.microsoft.com/office/word/2020/wordml/sdtdatahash" xmlns:w16sdtfl="http://schemas.microsoft.com/office/word/2024/wordml/sdtformatlock" xmlns:w16se="http://schemas.microsoft.com/office/word/2015/wordml/symex" xmlns:wpg="http://schemas.microsoft.com/office/word/2010/wordprocessingGroup" xmlns:wpi="http://schemas.microsoft.com/office/word/2010/wordprocessingInk" xmlns:wne="http://schemas.microsoft.com/office/word/2006/wordml" xmlns:wps="http://schemas.microsoft.com/office/word/2010/wordprocessingShape" mc:Ignorable="w14 w15 w16se w16cid w16 w16cex w16sdtdh w16sdtfl w16du wp14">
+<w:footnotes xmlns:wpc="http://schemas.microsoft.com/office/word/2010/wordprocessingCanvas" xmlns:cx="http://schemas.microsoft.com/office/drawing/2014/chartex" xmlns:mc="http://schemas.openxmlformats.org/markup-compatibility/2006" xmlns:o="urn:schemas-microsoft-com:office:office" xmlns:r="http://schemas.openxmlformats.org/officeDocument/2006/relationships" xmlns:m="http://schemas.openxmlformats.org/officeDocument/2006/math" xmlns:v="urn:schemas-microsoft-com:vml" xmlns:wp14="http://schemas.microsoft.com/office/word/2010/wordprocessingDrawing" xmlns:wp="http://schemas.openxmlformats.org/drawingml/2006/wordprocessingDrawing" xmlns:w10="urn:schemas-microsoft-com:office:word" xmlns:w="http://schemas.openxmlformats.org/wordprocessingml/2006/main" xmlns:w14="http://schemas.microsoft.com/office/word/2010/wordml" xmlns:w15="http://schemas.microsoft.com/office/word/2012/wordml" xmlns:w16se="http://schemas.microsoft.com/office/word/2015/wordml/symex" xmlns:wpg="http://schemas.microsoft.com/office/word/2010/wordprocessingGroup" xmlns:wpi="http://schemas.microsoft.com/office/word/2010/wordprocessingInk" xmlns:wne="http://schemas.microsoft.com/office/word/2006/wordml" xmlns:wps="http://schemas.microsoft.com/office/word/2010/wordprocessingShape" mc:Ignorable="w14 w15 w16se wp14">
   <w:footnote w:type="separator" w:id="-1">
     <w:p>
       <w:r>
@@ -10045,7 +9414,7 @@
 </file>
 
 <file path=word/header1.xml><?xml version="1.0" encoding="utf-8"?>
-<w:hdr xmlns:wpc="http://schemas.microsoft.com/office/word/2010/wordprocessingCanvas" xmlns:cx="http://schemas.microsoft.com/office/drawing/2014/chartex" xmlns:cx1="http://schemas.microsoft.com/office/drawing/2015/9/8/chartex" xmlns:cx2="http://schemas.microsoft.com/office/drawing/2015/10/21/chartex" xmlns:cx3="http://schemas.microsoft.com/office/drawing/2016/5/9/chartex" xmlns:cx4="http://schemas.microsoft.com/office/drawing/2016/5/10/chartex" xmlns:cx5="http://schemas.microsoft.com/office/drawing/2016/5/11/chartex" xmlns:cx6="http://schemas.microsoft.com/office/drawing/2016/5/12/chartex" xmlns:cx7="http://schemas.microsoft.com/office/drawing/2016/5/13/chartex" xmlns:cx8="http://schemas.microsoft.com/office/drawing/2016/5/14/chartex" xmlns:mc="http://schemas.openxmlformats.org/markup-compatibility/2006" xmlns:aink="http://schemas.microsoft.com/office/drawing/2016/ink" xmlns:am3d="http://schemas.microsoft.com/office/drawing/2017/model3d" xmlns:o="urn:schemas-microsoft-com:office:office" xmlns:oel="http://schemas.microsoft.com/office/2019/extlst" xmlns:r="http://schemas.openxmlformats.org/officeDocument/2006/relationships" xmlns:m="http://schemas.openxmlformats.org/officeDocument/2006/math" xmlns:v="urn:schemas-microsoft-com:vml" xmlns:wp14="http://schemas.microsoft.com/office/word/2010/wordprocessingDrawing" xmlns:wp="http://schemas.openxmlformats.org/drawingml/2006/wordprocessingDrawing" xmlns:w10="urn:schemas-microsoft-com:office:word" xmlns:w="http://schemas.openxmlformats.org/wordprocessingml/2006/main" xmlns:w14="http://schemas.microsoft.com/office/word/2010/wordml" xmlns:w15="http://schemas.microsoft.com/office/word/2012/wordml" xmlns:w16cex="http://schemas.microsoft.com/office/word/2018/wordml/cex" xmlns:w16cid="http://schemas.microsoft.com/office/word/2016/wordml/cid" xmlns:w16="http://schemas.microsoft.com/office/word/2018/wordml" xmlns:w16du="http://schemas.microsoft.com/office/word/2023/wordml/word16du" xmlns:w16sdtdh="http://schemas.microsoft.com/office/word/2020/wordml/sdtdatahash" xmlns:w16sdtfl="http://schemas.microsoft.com/office/word/2024/wordml/sdtformatlock" xmlns:w16se="http://schemas.microsoft.com/office/word/2015/wordml/symex" xmlns:wpg="http://schemas.microsoft.com/office/word/2010/wordprocessingGroup" xmlns:wpi="http://schemas.microsoft.com/office/word/2010/wordprocessingInk" xmlns:wne="http://schemas.microsoft.com/office/word/2006/wordml" xmlns:wps="http://schemas.microsoft.com/office/word/2010/wordprocessingShape" mc:Ignorable="w14 w15 w16se w16cid w16 w16cex w16sdtdh w16sdtfl w16du wp14">
+<w:hdr xmlns:wpc="http://schemas.microsoft.com/office/word/2010/wordprocessingCanvas" xmlns:cx="http://schemas.microsoft.com/office/drawing/2014/chartex" xmlns:mc="http://schemas.openxmlformats.org/markup-compatibility/2006" xmlns:o="urn:schemas-microsoft-com:office:office" xmlns:r="http://schemas.openxmlformats.org/officeDocument/2006/relationships" xmlns:m="http://schemas.openxmlformats.org/officeDocument/2006/math" xmlns:v="urn:schemas-microsoft-com:vml" xmlns:wp14="http://schemas.microsoft.com/office/word/2010/wordprocessingDrawing" xmlns:wp="http://schemas.openxmlformats.org/drawingml/2006/wordprocessingDrawing" xmlns:w10="urn:schemas-microsoft-com:office:word" xmlns:w="http://schemas.openxmlformats.org/wordprocessingml/2006/main" xmlns:w14="http://schemas.microsoft.com/office/word/2010/wordml" xmlns:w15="http://schemas.microsoft.com/office/word/2012/wordml" xmlns:w16se="http://schemas.microsoft.com/office/word/2015/wordml/symex" xmlns:wpg="http://schemas.microsoft.com/office/word/2010/wordprocessingGroup" xmlns:wpi="http://schemas.microsoft.com/office/word/2010/wordprocessingInk" xmlns:wne="http://schemas.microsoft.com/office/word/2006/wordml" xmlns:wps="http://schemas.microsoft.com/office/word/2010/wordprocessingShape" mc:Ignorable="w14 w15 w16se wp14">
   <w:p/>
   <w:p/>
   <w:p/>
@@ -10053,7 +9422,7 @@
 </file>
 
 <file path=word/numbering.xml><?xml version="1.0" encoding="utf-8"?>
-<w:numbering xmlns:wpc="http://schemas.microsoft.com/office/word/2010/wordprocessingCanvas" xmlns:cx="http://schemas.microsoft.com/office/drawing/2014/chartex" xmlns:cx1="http://schemas.microsoft.com/office/drawing/2015/9/8/chartex" xmlns:cx2="http://schemas.microsoft.com/office/drawing/2015/10/21/chartex" xmlns:cx3="http://schemas.microsoft.com/office/drawing/2016/5/9/chartex" xmlns:cx4="http://schemas.microsoft.com/office/drawing/2016/5/10/chartex" xmlns:cx5="http://schemas.microsoft.com/office/drawing/2016/5/11/chartex" xmlns:cx6="http://schemas.microsoft.com/office/drawing/2016/5/12/chartex" xmlns:cx7="http://schemas.microsoft.com/office/drawing/2016/5/13/chartex" xmlns:cx8="http://schemas.microsoft.com/office/drawing/2016/5/14/chartex" xmlns:mc="http://schemas.openxmlformats.org/markup-compatibility/2006" xmlns:aink="http://schemas.microsoft.com/office/drawing/2016/ink" xmlns:am3d="http://schemas.microsoft.com/office/drawing/2017/model3d" xmlns:o="urn:schemas-microsoft-com:office:office" xmlns:oel="http://schemas.microsoft.com/office/2019/extlst" xmlns:r="http://schemas.openxmlformats.org/officeDocument/2006/relationships" xmlns:m="http://schemas.openxmlformats.org/officeDocument/2006/math" xmlns:v="urn:schemas-microsoft-com:vml" xmlns:wp14="http://schemas.microsoft.com/office/word/2010/wordprocessingDrawing" xmlns:wp="http://schemas.openxmlformats.org/drawingml/2006/wordprocessingDrawing" xmlns:w10="urn:schemas-microsoft-com:office:word" xmlns:w="http://schemas.openxmlformats.org/wordprocessingml/2006/main" xmlns:w14="http://schemas.microsoft.com/office/word/2010/wordml" xmlns:w15="http://schemas.microsoft.com/office/word/2012/wordml" xmlns:w16cex="http://schemas.microsoft.com/office/word/2018/wordml/cex" xmlns:w16cid="http://schemas.microsoft.com/office/word/2016/wordml/cid" xmlns:w16="http://schemas.microsoft.com/office/word/2018/wordml" xmlns:w16du="http://schemas.microsoft.com/office/word/2023/wordml/word16du" xmlns:w16sdtdh="http://schemas.microsoft.com/office/word/2020/wordml/sdtdatahash" xmlns:w16sdtfl="http://schemas.microsoft.com/office/word/2024/wordml/sdtformatlock" xmlns:w16se="http://schemas.microsoft.com/office/word/2015/wordml/symex" xmlns:wpg="http://schemas.microsoft.com/office/word/2010/wordprocessingGroup" xmlns:wpi="http://schemas.microsoft.com/office/word/2010/wordprocessingInk" xmlns:wne="http://schemas.microsoft.com/office/word/2006/wordml" xmlns:wps="http://schemas.microsoft.com/office/word/2010/wordprocessingShape" mc:Ignorable="w14 w15 w16se w16cid w16 w16cex w16sdtdh w16sdtfl w16du wp14">
+<w:numbering xmlns:wpc="http://schemas.microsoft.com/office/word/2010/wordprocessingCanvas" xmlns:cx="http://schemas.microsoft.com/office/drawing/2014/chartex" xmlns:mc="http://schemas.openxmlformats.org/markup-compatibility/2006" xmlns:o="urn:schemas-microsoft-com:office:office" xmlns:r="http://schemas.openxmlformats.org/officeDocument/2006/relationships" xmlns:m="http://schemas.openxmlformats.org/officeDocument/2006/math" xmlns:v="urn:schemas-microsoft-com:vml" xmlns:wp14="http://schemas.microsoft.com/office/word/2010/wordprocessingDrawing" xmlns:wp="http://schemas.openxmlformats.org/drawingml/2006/wordprocessingDrawing" xmlns:w10="urn:schemas-microsoft-com:office:word" xmlns:w="http://schemas.openxmlformats.org/wordprocessingml/2006/main" xmlns:w14="http://schemas.microsoft.com/office/word/2010/wordml" xmlns:w15="http://schemas.microsoft.com/office/word/2012/wordml" xmlns:w16se="http://schemas.microsoft.com/office/word/2015/wordml/symex" xmlns:wpg="http://schemas.microsoft.com/office/word/2010/wordprocessingGroup" xmlns:wpi="http://schemas.microsoft.com/office/word/2010/wordprocessingInk" xmlns:wne="http://schemas.microsoft.com/office/word/2006/wordml" xmlns:wps="http://schemas.microsoft.com/office/word/2010/wordprocessingShape" mc:Ignorable="w14 w15 w16se wp14">
   <w:abstractNum w:abstractNumId="0" w15:restartNumberingAfterBreak="0">
     <w:nsid w:val="FFFFFF7C"/>
     <w:multiLevelType w:val="singleLevel"/>
@@ -12277,85 +11646,85 @@
       </w:rPr>
     </w:lvl>
   </w:abstractNum>
-  <w:num w:numId="1" w16cid:durableId="972447343">
+  <w:num w:numId="1">
     <w:abstractNumId w:val="10"/>
   </w:num>
-  <w:num w:numId="2" w16cid:durableId="1758135896">
+  <w:num w:numId="2">
     <w:abstractNumId w:val="25"/>
   </w:num>
-  <w:num w:numId="3" w16cid:durableId="1681658683">
+  <w:num w:numId="3">
     <w:abstractNumId w:val="14"/>
   </w:num>
-  <w:num w:numId="4" w16cid:durableId="1722753772">
+  <w:num w:numId="4">
     <w:abstractNumId w:val="20"/>
   </w:num>
-  <w:num w:numId="5" w16cid:durableId="123625964">
+  <w:num w:numId="5">
     <w:abstractNumId w:val="21"/>
   </w:num>
-  <w:num w:numId="6" w16cid:durableId="635112092">
+  <w:num w:numId="6">
     <w:abstractNumId w:val="22"/>
   </w:num>
-  <w:num w:numId="7" w16cid:durableId="1400444922">
+  <w:num w:numId="7">
     <w:abstractNumId w:val="17"/>
   </w:num>
-  <w:num w:numId="8" w16cid:durableId="320932056">
+  <w:num w:numId="8">
     <w:abstractNumId w:val="13"/>
   </w:num>
-  <w:num w:numId="9" w16cid:durableId="608007341">
+  <w:num w:numId="9">
     <w:abstractNumId w:val="18"/>
   </w:num>
-  <w:num w:numId="10" w16cid:durableId="872352476">
+  <w:num w:numId="10">
     <w:abstractNumId w:val="26"/>
   </w:num>
-  <w:num w:numId="11" w16cid:durableId="1746996135">
+  <w:num w:numId="11">
     <w:abstractNumId w:val="19"/>
   </w:num>
-  <w:num w:numId="12" w16cid:durableId="590046513">
+  <w:num w:numId="12">
     <w:abstractNumId w:val="24"/>
   </w:num>
-  <w:num w:numId="13" w16cid:durableId="1514492527">
+  <w:num w:numId="13">
     <w:abstractNumId w:val="9"/>
   </w:num>
-  <w:num w:numId="14" w16cid:durableId="1999268688">
+  <w:num w:numId="14">
     <w:abstractNumId w:val="7"/>
   </w:num>
-  <w:num w:numId="15" w16cid:durableId="849640429">
+  <w:num w:numId="15">
     <w:abstractNumId w:val="6"/>
   </w:num>
-  <w:num w:numId="16" w16cid:durableId="1493133087">
+  <w:num w:numId="16">
     <w:abstractNumId w:val="5"/>
   </w:num>
-  <w:num w:numId="17" w16cid:durableId="359555772">
+  <w:num w:numId="17">
     <w:abstractNumId w:val="4"/>
   </w:num>
-  <w:num w:numId="18" w16cid:durableId="426464669">
+  <w:num w:numId="18">
     <w:abstractNumId w:val="8"/>
   </w:num>
-  <w:num w:numId="19" w16cid:durableId="1057708660">
+  <w:num w:numId="19">
     <w:abstractNumId w:val="3"/>
   </w:num>
-  <w:num w:numId="20" w16cid:durableId="456145230">
+  <w:num w:numId="20">
     <w:abstractNumId w:val="2"/>
   </w:num>
-  <w:num w:numId="21" w16cid:durableId="1619414101">
+  <w:num w:numId="21">
     <w:abstractNumId w:val="1"/>
   </w:num>
-  <w:num w:numId="22" w16cid:durableId="535048932">
+  <w:num w:numId="22">
     <w:abstractNumId w:val="0"/>
   </w:num>
-  <w:num w:numId="23" w16cid:durableId="728766665">
+  <w:num w:numId="23">
     <w:abstractNumId w:val="11"/>
   </w:num>
-  <w:num w:numId="24" w16cid:durableId="1129670994">
+  <w:num w:numId="24">
     <w:abstractNumId w:val="16"/>
   </w:num>
-  <w:num w:numId="25" w16cid:durableId="1871726021">
+  <w:num w:numId="25">
     <w:abstractNumId w:val="12"/>
   </w:num>
-  <w:num w:numId="26" w16cid:durableId="1037662122">
+  <w:num w:numId="26">
     <w:abstractNumId w:val="15"/>
   </w:num>
-  <w:num w:numId="27" w16cid:durableId="569654756">
+  <w:num w:numId="27">
     <w:abstractNumId w:val="23"/>
   </w:num>
   <w:numIdMacAtCleanup w:val="12"/>
@@ -12363,12 +11732,15 @@
 </file>
 
 <file path=word/people.xml><?xml version="1.0" encoding="utf-8"?>
-<w15:people xmlns:wpc="http://schemas.microsoft.com/office/word/2010/wordprocessingCanvas" xmlns:cx="http://schemas.microsoft.com/office/drawing/2014/chartex" xmlns:cx1="http://schemas.microsoft.com/office/drawing/2015/9/8/chartex" xmlns:cx2="http://schemas.microsoft.com/office/drawing/2015/10/21/chartex" xmlns:cx3="http://schemas.microsoft.com/office/drawing/2016/5/9/chartex" xmlns:cx4="http://schemas.microsoft.com/office/drawing/2016/5/10/chartex" xmlns:cx5="http://schemas.microsoft.com/office/drawing/2016/5/11/chartex" xmlns:cx6="http://schemas.microsoft.com/office/drawing/2016/5/12/chartex" xmlns:cx7="http://schemas.microsoft.com/office/drawing/2016/5/13/chartex" xmlns:cx8="http://schemas.microsoft.com/office/drawing/2016/5/14/chartex" xmlns:mc="http://schemas.openxmlformats.org/markup-compatibility/2006" xmlns:aink="http://schemas.microsoft.com/office/drawing/2016/ink" xmlns:am3d="http://schemas.microsoft.com/office/drawing/2017/model3d" xmlns:o="urn:schemas-microsoft-com:office:office" xmlns:oel="http://schemas.microsoft.com/office/2019/extlst" xmlns:r="http://schemas.openxmlformats.org/officeDocument/2006/relationships" xmlns:m="http://schemas.openxmlformats.org/officeDocument/2006/math" xmlns:v="urn:schemas-microsoft-com:vml" xmlns:wp14="http://schemas.microsoft.com/office/word/2010/wordprocessingDrawing" xmlns:wp="http://schemas.openxmlformats.org/drawingml/2006/wordprocessingDrawing" xmlns:w10="urn:schemas-microsoft-com:office:word" xmlns:w="http://schemas.openxmlformats.org/wordprocessingml/2006/main" xmlns:w14="http://schemas.microsoft.com/office/word/2010/wordml" xmlns:w15="http://schemas.microsoft.com/office/word/2012/wordml" xmlns:w16cex="http://schemas.microsoft.com/office/word/2018/wordml/cex" xmlns:w16cid="http://schemas.microsoft.com/office/word/2016/wordml/cid" xmlns:w16="http://schemas.microsoft.com/office/word/2018/wordml" xmlns:w16du="http://schemas.microsoft.com/office/word/2023/wordml/word16du" xmlns:w16sdtdh="http://schemas.microsoft.com/office/word/2020/wordml/sdtdatahash" xmlns:w16sdtfl="http://schemas.microsoft.com/office/word/2024/wordml/sdtformatlock" xmlns:w16se="http://schemas.microsoft.com/office/word/2015/wordml/symex" xmlns:wpg="http://schemas.microsoft.com/office/word/2010/wordprocessingGroup" xmlns:wpi="http://schemas.microsoft.com/office/word/2010/wordprocessingInk" xmlns:wne="http://schemas.microsoft.com/office/word/2006/wordml" xmlns:wps="http://schemas.microsoft.com/office/word/2010/wordprocessingShape" mc:Ignorable="w14 w15 w16se w16cid w16 w16cex w16sdtdh w16sdtfl w16du wp14">
+<w15:people xmlns:wpc="http://schemas.microsoft.com/office/word/2010/wordprocessingCanvas" xmlns:cx="http://schemas.microsoft.com/office/drawing/2014/chartex" xmlns:mc="http://schemas.openxmlformats.org/markup-compatibility/2006" xmlns:o="urn:schemas-microsoft-com:office:office" xmlns:r="http://schemas.openxmlformats.org/officeDocument/2006/relationships" xmlns:m="http://schemas.openxmlformats.org/officeDocument/2006/math" xmlns:v="urn:schemas-microsoft-com:vml" xmlns:wp14="http://schemas.microsoft.com/office/word/2010/wordprocessingDrawing" xmlns:wp="http://schemas.openxmlformats.org/drawingml/2006/wordprocessingDrawing" xmlns:w10="urn:schemas-microsoft-com:office:word" xmlns:w="http://schemas.openxmlformats.org/wordprocessingml/2006/main" xmlns:w14="http://schemas.microsoft.com/office/word/2010/wordml" xmlns:w15="http://schemas.microsoft.com/office/word/2012/wordml" xmlns:w16se="http://schemas.microsoft.com/office/word/2015/wordml/symex" xmlns:wpg="http://schemas.microsoft.com/office/word/2010/wordprocessingGroup" xmlns:wpi="http://schemas.microsoft.com/office/word/2010/wordprocessingInk" xmlns:wne="http://schemas.microsoft.com/office/word/2006/wordml" xmlns:wps="http://schemas.microsoft.com/office/word/2010/wordprocessingShape" mc:Ignorable="w14 w15 w16se wp14">
   <w15:person w15:author="Kővári Bence">
     <w15:presenceInfo w15:providerId="Windows Live" w15:userId="5be86d7ee7dc6027"/>
   </w15:person>
   <w15:person w15:author="Bence Kovari">
     <w15:presenceInfo w15:providerId="Windows Live" w15:userId="5be86d7ee7dc6027"/>
+  </w15:person>
+  <w15:person w15:author="Pásztori Péter Benjámin">
+    <w15:presenceInfo w15:providerId="Windows Live" w15:userId="5a64e5425fa500c8"/>
   </w15:person>
   <w15:person w15:author="Csorba Kristóf">
     <w15:presenceInfo w15:providerId="Windows Live" w15:userId="0b2a38fcb9e2ea66"/>
@@ -12377,7 +11749,7 @@
 </file>
 
 <file path=word/styles.xml><?xml version="1.0" encoding="utf-8"?>
-<w:styles xmlns:mc="http://schemas.openxmlformats.org/markup-compatibility/2006" xmlns:r="http://schemas.openxmlformats.org/officeDocument/2006/relationships" xmlns:w="http://schemas.openxmlformats.org/wordprocessingml/2006/main" xmlns:w14="http://schemas.microsoft.com/office/word/2010/wordml" xmlns:w15="http://schemas.microsoft.com/office/word/2012/wordml" xmlns:w16cex="http://schemas.microsoft.com/office/word/2018/wordml/cex" xmlns:w16cid="http://schemas.microsoft.com/office/word/2016/wordml/cid" xmlns:w16="http://schemas.microsoft.com/office/word/2018/wordml" xmlns:w16du="http://schemas.microsoft.com/office/word/2023/wordml/word16du" xmlns:w16sdtdh="http://schemas.microsoft.com/office/word/2020/wordml/sdtdatahash" xmlns:w16sdtfl="http://schemas.microsoft.com/office/word/2024/wordml/sdtformatlock" xmlns:w16se="http://schemas.microsoft.com/office/word/2015/wordml/symex" mc:Ignorable="w14 w15 w16se w16cid w16 w16cex w16sdtdh w16sdtfl w16du">
+<w:styles xmlns:mc="http://schemas.openxmlformats.org/markup-compatibility/2006" xmlns:r="http://schemas.openxmlformats.org/officeDocument/2006/relationships" xmlns:w="http://schemas.openxmlformats.org/wordprocessingml/2006/main" xmlns:w14="http://schemas.microsoft.com/office/word/2010/wordml" xmlns:w15="http://schemas.microsoft.com/office/word/2012/wordml" xmlns:w16se="http://schemas.microsoft.com/office/word/2015/wordml/symex" mc:Ignorable="w14 w15 w16se">
   <w:docDefaults>
     <w:rPrDefault>
       <w:rPr>
@@ -12387,7 +11759,7 @@
     </w:rPrDefault>
     <w:pPrDefault/>
   </w:docDefaults>
-  <w:latentStyles w:defLockedState="0" w:defUIPriority="0" w:defSemiHidden="0" w:defUnhideWhenUsed="0" w:defQFormat="0" w:count="376">
+  <w:latentStyles w:defLockedState="0" w:defUIPriority="0" w:defSemiHidden="0" w:defUnhideWhenUsed="0" w:defQFormat="0" w:count="371">
     <w:lsdException w:name="Normal" w:qFormat="1"/>
     <w:lsdException w:name="heading 1" w:uiPriority="9" w:qFormat="1"/>
     <w:lsdException w:name="heading 2" w:qFormat="1"/>
@@ -12659,11 +12031,6 @@
     <w:lsdException w:name="List Table 5 Dark Accent 6" w:uiPriority="50"/>
     <w:lsdException w:name="List Table 6 Colorful Accent 6" w:uiPriority="51"/>
     <w:lsdException w:name="List Table 7 Colorful Accent 6" w:uiPriority="52"/>
-    <w:lsdException w:name="Mention" w:semiHidden="1" w:uiPriority="99" w:unhideWhenUsed="1"/>
-    <w:lsdException w:name="Smart Hyperlink" w:semiHidden="1" w:uiPriority="99" w:unhideWhenUsed="1"/>
-    <w:lsdException w:name="Hashtag" w:semiHidden="1" w:uiPriority="99" w:unhideWhenUsed="1"/>
-    <w:lsdException w:name="Unresolved Mention" w:semiHidden="1" w:uiPriority="99" w:unhideWhenUsed="1"/>
-    <w:lsdException w:name="Smart Link" w:semiHidden="1" w:uiPriority="99" w:unhideWhenUsed="1"/>
   </w:latentStyles>
   <w:style w:type="paragraph" w:default="1" w:styleId="Norml">
     <w:name w:val="Normal"/>
@@ -12865,6 +12232,7 @@
   <w:style w:type="character" w:default="1" w:styleId="Bekezdsalapbettpusa">
     <w:name w:val="Default Paragraph Font"/>
     <w:uiPriority w:val="1"/>
+    <w:semiHidden/>
     <w:unhideWhenUsed/>
   </w:style>
   <w:style w:type="table" w:default="1" w:styleId="Normltblzat">
@@ -13787,7 +13155,7 @@
       <w:u w:val="single"/>
     </w:rPr>
   </w:style>
-  <w:style w:type="character" w:styleId="Feloldatlanmegemlts">
+  <w:style w:type="character" w:customStyle="1" w:styleId="UnresolvedMention">
     <w:name w:val="Unresolved Mention"/>
     <w:basedOn w:val="Bekezdsalapbettpusa"/>
     <w:uiPriority w:val="99"/>
@@ -14133,7 +13501,7 @@
 </file>
 
 <file path=customXml/itemProps1.xml><?xml version="1.0" encoding="utf-8"?>
-<ds:datastoreItem xmlns:ds="http://schemas.openxmlformats.org/officeDocument/2006/customXml" ds:itemID="{FE39ACC9-3D4C-439D-B086-D0FD8DF1916C}">
+<ds:datastoreItem xmlns:ds="http://schemas.openxmlformats.org/officeDocument/2006/customXml" ds:itemID="{8B9CC935-AB6F-427D-8ED6-66FE0D4EE1A7}">
   <ds:schemaRefs>
     <ds:schemaRef ds:uri="http://schemas.openxmlformats.org/officeDocument/2006/bibliography"/>
   </ds:schemaRefs>
